--- a/TechnicalPaper/mtg-volatility-signal_technical-report.docx
+++ b/TechnicalPaper/mtg-volatility-signal_technical-report.docx
@@ -20,7 +20,7 @@
           <w:bCs/>
           <w:b/>
         </w:rPr>
-        <w:t xml:space="preserve">Snapshot 2026-06-01. By Cameraderie Cards. Informational only, not financial advice.</w:t>
+        <w:t xml:space="preserve">Snapshot 2026-06-03. By Cameraderie Cards. Informational only, not financial advice.</w:t>
       </w:r>
     </w:p>
     <w:p>
@@ -869,7 +869,7 @@
           <w:bCs/>
           <w:b/>
         </w:rPr>
-        <w:t xml:space="preserve">0.439</w:t>
+        <w:t xml:space="preserve">0.491</w:t>
       </w:r>
       <w:r>
         <w:t xml:space="preserve">. The second half is never seen</w:t>
@@ -894,7 +894,7 @@
           <w:bCs/>
           <w:b/>
         </w:rPr>
-        <w:t xml:space="preserve">0.323</w:t>
+        <w:t xml:space="preserve">0.253</w:t>
       </w:r>
       <w:r>
         <w:t xml:space="preserve">, well below 1: volatility is persistent but</w:t>
@@ -1058,7 +1058,7 @@
           <w:bCs/>
           <w:b/>
         </w:rPr>
-        <w:t xml:space="preserve">33.1%</w:t>
+        <w:t xml:space="preserve">44.0%</w:t>
       </w:r>
       <w:r>
         <w:t xml:space="preserve"> </w:t>
@@ -1074,7 +1074,7 @@
           <w:bCs/>
           <w:b/>
         </w:rPr>
-        <w:t xml:space="preserve">15.3%</w:t>
+        <w:t xml:space="preserve">20.0%</w:t>
       </w:r>
       <w:r>
         <w:t xml:space="preserve">, 6-month</w:t>
@@ -1087,7 +1087,7 @@
           <w:bCs/>
           <w:b/>
         </w:rPr>
-        <w:t xml:space="preserve">22.4%</w:t>
+        <w:t xml:space="preserve">29.4%</w:t>
       </w:r>
       <w:r>
         <w:t xml:space="preserve">).</w:t>
@@ -1342,7 +1342,7 @@
               <w:jc w:val="left"/>
             </w:pPr>
             <w:r>
-              <w:t xml:space="preserve">5,673</w:t>
+              <w:t xml:space="preserve">5,747</w:t>
             </w:r>
           </w:p>
         </w:tc>
@@ -1392,19 +1392,19 @@
               <w:jc w:val="left"/>
             </w:pPr>
             <w:r>
-              <w:t xml:space="preserve">9,436</w:t>
-            </w:r>
-          </w:p>
-        </w:tc>
-        <w:tc>
-          <w:tcPr/>
-          <w:p>
-            <w:pPr>
-              <w:pStyle w:val="Compact"/>
-              <w:jc w:val="left"/>
-            </w:pPr>
-            <w:r>
-              <w:t xml:space="preserve">32.2%</w:t>
+              <w:t xml:space="preserve">9,297</w:t>
+            </w:r>
+          </w:p>
+        </w:tc>
+        <w:tc>
+          <w:tcPr/>
+          <w:p>
+            <w:pPr>
+              <w:pStyle w:val="Compact"/>
+              <w:jc w:val="left"/>
+            </w:pPr>
+            <w:r>
+              <w:t xml:space="preserve">32.3%</w:t>
             </w:r>
           </w:p>
         </w:tc>
@@ -1442,7 +1442,7 @@
               <w:jc w:val="left"/>
             </w:pPr>
             <w:r>
-              <w:t xml:space="preserve">9,732</w:t>
+              <w:t xml:space="preserve">9,741</w:t>
             </w:r>
           </w:p>
         </w:tc>
@@ -1492,19 +1492,19 @@
               <w:jc w:val="left"/>
             </w:pPr>
             <w:r>
-              <w:t xml:space="preserve">5,697</w:t>
-            </w:r>
-          </w:p>
-        </w:tc>
-        <w:tc>
-          <w:tcPr/>
-          <w:p>
-            <w:pPr>
-              <w:pStyle w:val="Compact"/>
-              <w:jc w:val="left"/>
-            </w:pPr>
-            <w:r>
-              <w:t xml:space="preserve">9.0%</w:t>
+              <w:t xml:space="preserve">5,753</w:t>
+            </w:r>
+          </w:p>
+        </w:tc>
+        <w:tc>
+          <w:tcPr/>
+          <w:p>
+            <w:pPr>
+              <w:pStyle w:val="Compact"/>
+              <w:jc w:val="left"/>
+            </w:pPr>
+            <w:r>
+              <w:t xml:space="preserve">8.8%</w:t>
             </w:r>
           </w:p>
         </w:tc>
@@ -1646,7 +1646,7 @@
         <w:t xml:space="preserve"> </w:t>
       </w:r>
       <w:r>
-        <w:t xml:space="preserve">mean-reverting (slope 0.323), so the forward bands are estimates, not guarantees.</w:t>
+        <w:t xml:space="preserve">mean-reverting (slope 0.253), so the forward bands are estimates, not guarantees.</w:t>
       </w:r>
     </w:p>
     <w:p>

--- a/TechnicalPaper/mtg-volatility-signal_technical-report.docx
+++ b/TechnicalPaper/mtg-volatility-signal_technical-report.docx
@@ -20,7 +20,7 @@
           <w:bCs/>
           <w:b/>
         </w:rPr>
-        <w:t xml:space="preserve">Snapshot 2026-06-03. By Cameraderie Cards. Informational only, not financial advice.</w:t>
+        <w:t xml:space="preserve">Snapshot 2026-06-04. By Cameraderie Cards. Informational only, not financial advice.</w:t>
       </w:r>
     </w:p>
     <w:p>
@@ -592,7 +592,7 @@
           <w:bCs/>
           <w:b/>
         </w:rPr>
-        <w:t xml:space="preserve">26.2%</w:t>
+        <w:t xml:space="preserve">26.4%</w:t>
       </w:r>
       <w:r>
         <w:t xml:space="preserve">.</w:t>
@@ -869,7 +869,7 @@
           <w:bCs/>
           <w:b/>
         </w:rPr>
-        <w:t xml:space="preserve">0.491</w:t>
+        <w:t xml:space="preserve">0.463</w:t>
       </w:r>
       <w:r>
         <w:t xml:space="preserve">. The second half is never seen</w:t>
@@ -894,7 +894,7 @@
           <w:bCs/>
           <w:b/>
         </w:rPr>
-        <w:t xml:space="preserve">0.253</w:t>
+        <w:t xml:space="preserve">0.237</w:t>
       </w:r>
       <w:r>
         <w:t xml:space="preserve">, well below 1: volatility is persistent but</w:t>
@@ -1100,7 +1100,7 @@
       <w:r>
         <w:drawing>
           <wp:inline>
-            <wp:extent cx="5334000" cy="3007849"/>
+            <wp:extent cx="5334000" cy="2935450"/>
             <wp:effectExtent b="0" l="0" r="0" t="0"/>
             <wp:docPr descr="Forward range" title="" id="36" name="Picture"/>
             <a:graphic>
@@ -1121,7 +1121,7 @@
                   <pic:spPr bwMode="auto">
                     <a:xfrm>
                       <a:off x="0" y="0"/>
-                      <a:ext cx="5334000" cy="3007849"/>
+                      <a:ext cx="5334000" cy="2935450"/>
                     </a:xfrm>
                     <a:prstGeom prst="rect">
                       <a:avLst/>
@@ -1342,19 +1342,19 @@
               <w:jc w:val="left"/>
             </w:pPr>
             <w:r>
-              <w:t xml:space="preserve">5,747</w:t>
-            </w:r>
-          </w:p>
-        </w:tc>
-        <w:tc>
-          <w:tcPr/>
-          <w:p>
-            <w:pPr>
-              <w:pStyle w:val="Compact"/>
-              <w:jc w:val="left"/>
-            </w:pPr>
-            <w:r>
-              <w:t xml:space="preserve">66.2%</w:t>
+              <w:t xml:space="preserve">5,704</w:t>
+            </w:r>
+          </w:p>
+        </w:tc>
+        <w:tc>
+          <w:tcPr/>
+          <w:p>
+            <w:pPr>
+              <w:pStyle w:val="Compact"/>
+              <w:jc w:val="left"/>
+            </w:pPr>
+            <w:r>
+              <w:t xml:space="preserve">66.4%</w:t>
             </w:r>
           </w:p>
         </w:tc>
@@ -1392,19 +1392,19 @@
               <w:jc w:val="left"/>
             </w:pPr>
             <w:r>
-              <w:t xml:space="preserve">9,297</w:t>
-            </w:r>
-          </w:p>
-        </w:tc>
-        <w:tc>
-          <w:tcPr/>
-          <w:p>
-            <w:pPr>
-              <w:pStyle w:val="Compact"/>
-              <w:jc w:val="left"/>
-            </w:pPr>
-            <w:r>
-              <w:t xml:space="preserve">32.3%</w:t>
+              <w:t xml:space="preserve">9,407</w:t>
+            </w:r>
+          </w:p>
+        </w:tc>
+        <w:tc>
+          <w:tcPr/>
+          <w:p>
+            <w:pPr>
+              <w:pStyle w:val="Compact"/>
+              <w:jc w:val="left"/>
+            </w:pPr>
+            <w:r>
+              <w:t xml:space="preserve">32.5%</w:t>
             </w:r>
           </w:p>
         </w:tc>
@@ -1442,7 +1442,7 @@
               <w:jc w:val="left"/>
             </w:pPr>
             <w:r>
-              <w:t xml:space="preserve">9,741</w:t>
+              <w:t xml:space="preserve">9,687</w:t>
             </w:r>
           </w:p>
         </w:tc>
@@ -1492,7 +1492,7 @@
               <w:jc w:val="left"/>
             </w:pPr>
             <w:r>
-              <w:t xml:space="preserve">5,753</w:t>
+              <w:t xml:space="preserve">5,740</w:t>
             </w:r>
           </w:p>
         </w:tc>
@@ -1646,7 +1646,7 @@
         <w:t xml:space="preserve"> </w:t>
       </w:r>
       <w:r>
-        <w:t xml:space="preserve">mean-reverting (slope 0.253), so the forward bands are estimates, not guarantees.</w:t>
+        <w:t xml:space="preserve">mean-reverting (slope 0.237), so the forward bands are estimates, not guarantees.</w:t>
       </w:r>
     </w:p>
     <w:p>

--- a/TechnicalPaper/mtg-volatility-signal_technical-report.docx
+++ b/TechnicalPaper/mtg-volatility-signal_technical-report.docx
@@ -20,7 +20,7 @@
           <w:bCs/>
           <w:b/>
         </w:rPr>
-        <w:t xml:space="preserve">Snapshot 2026-06-04. By Cameraderie Cards. Informational only, not financial advice.</w:t>
+        <w:t xml:space="preserve">Snapshot 2026-06-05. By Cameraderie Cards. Informational only, not financial advice.</w:t>
       </w:r>
     </w:p>
     <w:p>
@@ -592,7 +592,7 @@
           <w:bCs/>
           <w:b/>
         </w:rPr>
-        <w:t xml:space="preserve">26.4%</w:t>
+        <w:t xml:space="preserve">25.9%</w:t>
       </w:r>
       <w:r>
         <w:t xml:space="preserve">.</w:t>
@@ -869,7 +869,7 @@
           <w:bCs/>
           <w:b/>
         </w:rPr>
-        <w:t xml:space="preserve">0.463</w:t>
+        <w:t xml:space="preserve">0.485</w:t>
       </w:r>
       <w:r>
         <w:t xml:space="preserve">. The second half is never seen</w:t>
@@ -894,7 +894,7 @@
           <w:bCs/>
           <w:b/>
         </w:rPr>
-        <w:t xml:space="preserve">0.237</w:t>
+        <w:t xml:space="preserve">0.248</w:t>
       </w:r>
       <w:r>
         <w:t xml:space="preserve">, well below 1: volatility is persistent but</w:t>
@@ -1100,7 +1100,7 @@
       <w:r>
         <w:drawing>
           <wp:inline>
-            <wp:extent cx="5334000" cy="2935450"/>
+            <wp:extent cx="5334000" cy="3007849"/>
             <wp:effectExtent b="0" l="0" r="0" t="0"/>
             <wp:docPr descr="Forward range" title="" id="36" name="Picture"/>
             <a:graphic>
@@ -1121,7 +1121,7 @@
                   <pic:spPr bwMode="auto">
                     <a:xfrm>
                       <a:off x="0" y="0"/>
-                      <a:ext cx="5334000" cy="2935450"/>
+                      <a:ext cx="5334000" cy="3007849"/>
                     </a:xfrm>
                     <a:prstGeom prst="rect">
                       <a:avLst/>
@@ -1342,19 +1342,19 @@
               <w:jc w:val="left"/>
             </w:pPr>
             <w:r>
-              <w:t xml:space="preserve">5,704</w:t>
-            </w:r>
-          </w:p>
-        </w:tc>
-        <w:tc>
-          <w:tcPr/>
-          <w:p>
-            <w:pPr>
-              <w:pStyle w:val="Compact"/>
-              <w:jc w:val="left"/>
-            </w:pPr>
-            <w:r>
-              <w:t xml:space="preserve">66.4%</w:t>
+              <w:t xml:space="preserve">5,750</w:t>
+            </w:r>
+          </w:p>
+        </w:tc>
+        <w:tc>
+          <w:tcPr/>
+          <w:p>
+            <w:pPr>
+              <w:pStyle w:val="Compact"/>
+              <w:jc w:val="left"/>
+            </w:pPr>
+            <w:r>
+              <w:t xml:space="preserve">67.1%</w:t>
             </w:r>
           </w:p>
         </w:tc>
@@ -1392,19 +1392,19 @@
               <w:jc w:val="left"/>
             </w:pPr>
             <w:r>
-              <w:t xml:space="preserve">9,407</w:t>
-            </w:r>
-          </w:p>
-        </w:tc>
-        <w:tc>
-          <w:tcPr/>
-          <w:p>
-            <w:pPr>
-              <w:pStyle w:val="Compact"/>
-              <w:jc w:val="left"/>
-            </w:pPr>
-            <w:r>
-              <w:t xml:space="preserve">32.5%</w:t>
+              <w:t xml:space="preserve">9,349</w:t>
+            </w:r>
+          </w:p>
+        </w:tc>
+        <w:tc>
+          <w:tcPr/>
+          <w:p>
+            <w:pPr>
+              <w:pStyle w:val="Compact"/>
+              <w:jc w:val="left"/>
+            </w:pPr>
+            <w:r>
+              <w:t xml:space="preserve">31.9%</w:t>
             </w:r>
           </w:p>
         </w:tc>
@@ -1442,19 +1442,19 @@
               <w:jc w:val="left"/>
             </w:pPr>
             <w:r>
-              <w:t xml:space="preserve">9,687</w:t>
-            </w:r>
-          </w:p>
-        </w:tc>
-        <w:tc>
-          <w:tcPr/>
-          <w:p>
-            <w:pPr>
-              <w:pStyle w:val="Compact"/>
-              <w:jc w:val="left"/>
-            </w:pPr>
-            <w:r>
-              <w:t xml:space="preserve">21.3%</w:t>
+              <w:t xml:space="preserve">9,705</w:t>
+            </w:r>
+          </w:p>
+        </w:tc>
+        <w:tc>
+          <w:tcPr/>
+          <w:p>
+            <w:pPr>
+              <w:pStyle w:val="Compact"/>
+              <w:jc w:val="left"/>
+            </w:pPr>
+            <w:r>
+              <w:t xml:space="preserve">21.0%</w:t>
             </w:r>
           </w:p>
         </w:tc>
@@ -1492,19 +1492,19 @@
               <w:jc w:val="left"/>
             </w:pPr>
             <w:r>
-              <w:t xml:space="preserve">5,740</w:t>
-            </w:r>
-          </w:p>
-        </w:tc>
-        <w:tc>
-          <w:tcPr/>
-          <w:p>
-            <w:pPr>
-              <w:pStyle w:val="Compact"/>
-              <w:jc w:val="left"/>
-            </w:pPr>
-            <w:r>
-              <w:t xml:space="preserve">8.8%</w:t>
+              <w:t xml:space="preserve">5,734</w:t>
+            </w:r>
+          </w:p>
+        </w:tc>
+        <w:tc>
+          <w:tcPr/>
+          <w:p>
+            <w:pPr>
+              <w:pStyle w:val="Compact"/>
+              <w:jc w:val="left"/>
+            </w:pPr>
+            <w:r>
+              <w:t xml:space="preserve">8.5%</w:t>
             </w:r>
           </w:p>
         </w:tc>
@@ -1646,7 +1646,7 @@
         <w:t xml:space="preserve"> </w:t>
       </w:r>
       <w:r>
-        <w:t xml:space="preserve">mean-reverting (slope 0.237), so the forward bands are estimates, not guarantees.</w:t>
+        <w:t xml:space="preserve">mean-reverting (slope 0.248), so the forward bands are estimates, not guarantees.</w:t>
       </w:r>
     </w:p>
     <w:p>

--- a/TechnicalPaper/mtg-volatility-signal_technical-report.docx
+++ b/TechnicalPaper/mtg-volatility-signal_technical-report.docx
@@ -20,7 +20,7 @@
           <w:bCs/>
           <w:b/>
         </w:rPr>
-        <w:t xml:space="preserve">Snapshot 2026-06-05. By Cameraderie Cards. Informational only, not financial advice.</w:t>
+        <w:t xml:space="preserve">Snapshot 2026-06-07. By Cameraderie Cards. Informational only, not financial advice.</w:t>
       </w:r>
     </w:p>
     <w:p>
@@ -592,7 +592,7 @@
           <w:bCs/>
           <w:b/>
         </w:rPr>
-        <w:t xml:space="preserve">25.9%</w:t>
+        <w:t xml:space="preserve">26.1%</w:t>
       </w:r>
       <w:r>
         <w:t xml:space="preserve">.</w:t>
@@ -869,7 +869,7 @@
           <w:bCs/>
           <w:b/>
         </w:rPr>
-        <w:t xml:space="preserve">0.485</w:t>
+        <w:t xml:space="preserve">0.455</w:t>
       </w:r>
       <w:r>
         <w:t xml:space="preserve">. The second half is never seen</w:t>
@@ -894,7 +894,7 @@
           <w:bCs/>
           <w:b/>
         </w:rPr>
-        <w:t xml:space="preserve">0.248</w:t>
+        <w:t xml:space="preserve">0.19</w:t>
       </w:r>
       <w:r>
         <w:t xml:space="preserve">, well below 1: volatility is persistent but</w:t>
@@ -1058,7 +1058,7 @@
           <w:bCs/>
           <w:b/>
         </w:rPr>
-        <w:t xml:space="preserve">44.0%</w:t>
+        <w:t xml:space="preserve">44.4%</w:t>
       </w:r>
       <w:r>
         <w:t xml:space="preserve"> </w:t>
@@ -1074,7 +1074,7 @@
           <w:bCs/>
           <w:b/>
         </w:rPr>
-        <w:t xml:space="preserve">20.0%</w:t>
+        <w:t xml:space="preserve">20.1%</w:t>
       </w:r>
       <w:r>
         <w:t xml:space="preserve">, 6-month</w:t>
@@ -1087,7 +1087,7 @@
           <w:bCs/>
           <w:b/>
         </w:rPr>
-        <w:t xml:space="preserve">29.4%</w:t>
+        <w:t xml:space="preserve">29.6%</w:t>
       </w:r>
       <w:r>
         <w:t xml:space="preserve">).</w:t>
@@ -1342,19 +1342,19 @@
               <w:jc w:val="left"/>
             </w:pPr>
             <w:r>
-              <w:t xml:space="preserve">5,750</w:t>
-            </w:r>
-          </w:p>
-        </w:tc>
-        <w:tc>
-          <w:tcPr/>
-          <w:p>
-            <w:pPr>
-              <w:pStyle w:val="Compact"/>
-              <w:jc w:val="left"/>
-            </w:pPr>
-            <w:r>
-              <w:t xml:space="preserve">67.1%</w:t>
+              <w:t xml:space="preserve">5,631</w:t>
+            </w:r>
+          </w:p>
+        </w:tc>
+        <w:tc>
+          <w:tcPr/>
+          <w:p>
+            <w:pPr>
+              <w:pStyle w:val="Compact"/>
+              <w:jc w:val="left"/>
+            </w:pPr>
+            <w:r>
+              <w:t xml:space="preserve">68.0%</w:t>
             </w:r>
           </w:p>
         </w:tc>
@@ -1392,7 +1392,7 @@
               <w:jc w:val="left"/>
             </w:pPr>
             <w:r>
-              <w:t xml:space="preserve">9,349</w:t>
+              <w:t xml:space="preserve">9,550</w:t>
             </w:r>
           </w:p>
         </w:tc>
@@ -1442,19 +1442,19 @@
               <w:jc w:val="left"/>
             </w:pPr>
             <w:r>
-              <w:t xml:space="preserve">9,705</w:t>
-            </w:r>
-          </w:p>
-        </w:tc>
-        <w:tc>
-          <w:tcPr/>
-          <w:p>
-            <w:pPr>
-              <w:pStyle w:val="Compact"/>
-              <w:jc w:val="left"/>
-            </w:pPr>
-            <w:r>
-              <w:t xml:space="preserve">21.0%</w:t>
+              <w:t xml:space="preserve">9,623</w:t>
+            </w:r>
+          </w:p>
+        </w:tc>
+        <w:tc>
+          <w:tcPr/>
+          <w:p>
+            <w:pPr>
+              <w:pStyle w:val="Compact"/>
+              <w:jc w:val="left"/>
+            </w:pPr>
+            <w:r>
+              <w:t xml:space="preserve">21.2%</w:t>
             </w:r>
           </w:p>
         </w:tc>
@@ -1504,7 +1504,7 @@
               <w:jc w:val="left"/>
             </w:pPr>
             <w:r>
-              <w:t xml:space="preserve">8.5%</w:t>
+              <w:t xml:space="preserve">9.0%</w:t>
             </w:r>
           </w:p>
         </w:tc>
@@ -1646,7 +1646,7 @@
         <w:t xml:space="preserve"> </w:t>
       </w:r>
       <w:r>
-        <w:t xml:space="preserve">mean-reverting (slope 0.248), so the forward bands are estimates, not guarantees.</w:t>
+        <w:t xml:space="preserve">mean-reverting (slope 0.19), so the forward bands are estimates, not guarantees.</w:t>
       </w:r>
     </w:p>
     <w:p>

--- a/TechnicalPaper/mtg-volatility-signal_technical-report.docx
+++ b/TechnicalPaper/mtg-volatility-signal_technical-report.docx
@@ -20,7 +20,7 @@
           <w:bCs/>
           <w:b/>
         </w:rPr>
-        <w:t xml:space="preserve">Snapshot 2026-06-07. By Cameraderie Cards. Informational only, not financial advice.</w:t>
+        <w:t xml:space="preserve">Snapshot 2026-06-08. By Cameraderie Cards. Informational only, not financial advice.</w:t>
       </w:r>
     </w:p>
     <w:p>
@@ -592,7 +592,7 @@
           <w:bCs/>
           <w:b/>
         </w:rPr>
-        <w:t xml:space="preserve">26.1%</w:t>
+        <w:t xml:space="preserve">26.2%</w:t>
       </w:r>
       <w:r>
         <w:t xml:space="preserve">.</w:t>
@@ -869,7 +869,7 @@
           <w:bCs/>
           <w:b/>
         </w:rPr>
-        <w:t xml:space="preserve">0.455</w:t>
+        <w:t xml:space="preserve">0.411</w:t>
       </w:r>
       <w:r>
         <w:t xml:space="preserve">. The second half is never seen</w:t>
@@ -894,7 +894,7 @@
           <w:bCs/>
           <w:b/>
         </w:rPr>
-        <w:t xml:space="preserve">0.19</w:t>
+        <w:t xml:space="preserve">0.188</w:t>
       </w:r>
       <w:r>
         <w:t xml:space="preserve">, well below 1: volatility is persistent but</w:t>
@@ -1058,7 +1058,7 @@
           <w:bCs/>
           <w:b/>
         </w:rPr>
-        <w:t xml:space="preserve">44.4%</w:t>
+        <w:t xml:space="preserve">46.5%</w:t>
       </w:r>
       <w:r>
         <w:t xml:space="preserve"> </w:t>
@@ -1074,7 +1074,7 @@
           <w:bCs/>
           <w:b/>
         </w:rPr>
-        <w:t xml:space="preserve">20.1%</w:t>
+        <w:t xml:space="preserve">21.0%</w:t>
       </w:r>
       <w:r>
         <w:t xml:space="preserve">, 6-month</w:t>
@@ -1087,7 +1087,7 @@
           <w:bCs/>
           <w:b/>
         </w:rPr>
-        <w:t xml:space="preserve">29.6%</w:t>
+        <w:t xml:space="preserve">30.9%</w:t>
       </w:r>
       <w:r>
         <w:t xml:space="preserve">).</w:t>
@@ -1100,7 +1100,7 @@
       <w:r>
         <w:drawing>
           <wp:inline>
-            <wp:extent cx="5334000" cy="3007849"/>
+            <wp:extent cx="5334000" cy="3045405"/>
             <wp:effectExtent b="0" l="0" r="0" t="0"/>
             <wp:docPr descr="Forward range" title="" id="36" name="Picture"/>
             <a:graphic>
@@ -1121,7 +1121,7 @@
                   <pic:spPr bwMode="auto">
                     <a:xfrm>
                       <a:off x="0" y="0"/>
-                      <a:ext cx="5334000" cy="3007849"/>
+                      <a:ext cx="5334000" cy="3045405"/>
                     </a:xfrm>
                     <a:prstGeom prst="rect">
                       <a:avLst/>
@@ -1342,19 +1342,19 @@
               <w:jc w:val="left"/>
             </w:pPr>
             <w:r>
-              <w:t xml:space="preserve">5,631</w:t>
-            </w:r>
-          </w:p>
-        </w:tc>
-        <w:tc>
-          <w:tcPr/>
-          <w:p>
-            <w:pPr>
-              <w:pStyle w:val="Compact"/>
-              <w:jc w:val="left"/>
-            </w:pPr>
-            <w:r>
-              <w:t xml:space="preserve">68.0%</w:t>
+              <w:t xml:space="preserve">5,634</w:t>
+            </w:r>
+          </w:p>
+        </w:tc>
+        <w:tc>
+          <w:tcPr/>
+          <w:p>
+            <w:pPr>
+              <w:pStyle w:val="Compact"/>
+              <w:jc w:val="left"/>
+            </w:pPr>
+            <w:r>
+              <w:t xml:space="preserve">66.1%</w:t>
             </w:r>
           </w:p>
         </w:tc>
@@ -1392,19 +1392,19 @@
               <w:jc w:val="left"/>
             </w:pPr>
             <w:r>
-              <w:t xml:space="preserve">9,550</w:t>
-            </w:r>
-          </w:p>
-        </w:tc>
-        <w:tc>
-          <w:tcPr/>
-          <w:p>
-            <w:pPr>
-              <w:pStyle w:val="Compact"/>
-              <w:jc w:val="left"/>
-            </w:pPr>
-            <w:r>
-              <w:t xml:space="preserve">31.9%</w:t>
+              <w:t xml:space="preserve">9,508</w:t>
+            </w:r>
+          </w:p>
+        </w:tc>
+        <w:tc>
+          <w:tcPr/>
+          <w:p>
+            <w:pPr>
+              <w:pStyle w:val="Compact"/>
+              <w:jc w:val="left"/>
+            </w:pPr>
+            <w:r>
+              <w:t xml:space="preserve">32.1%</w:t>
             </w:r>
           </w:p>
         </w:tc>
@@ -1442,19 +1442,19 @@
               <w:jc w:val="left"/>
             </w:pPr>
             <w:r>
-              <w:t xml:space="preserve">9,623</w:t>
-            </w:r>
-          </w:p>
-        </w:tc>
-        <w:tc>
-          <w:tcPr/>
-          <w:p>
-            <w:pPr>
-              <w:pStyle w:val="Compact"/>
-              <w:jc w:val="left"/>
-            </w:pPr>
-            <w:r>
-              <w:t xml:space="preserve">21.2%</w:t>
+              <w:t xml:space="preserve">9,685</w:t>
+            </w:r>
+          </w:p>
+        </w:tc>
+        <w:tc>
+          <w:tcPr/>
+          <w:p>
+            <w:pPr>
+              <w:pStyle w:val="Compact"/>
+              <w:jc w:val="left"/>
+            </w:pPr>
+            <w:r>
+              <w:t xml:space="preserve">21.3%</w:t>
             </w:r>
           </w:p>
         </w:tc>
@@ -1492,19 +1492,19 @@
               <w:jc w:val="left"/>
             </w:pPr>
             <w:r>
-              <w:t xml:space="preserve">5,734</w:t>
-            </w:r>
-          </w:p>
-        </w:tc>
-        <w:tc>
-          <w:tcPr/>
-          <w:p>
-            <w:pPr>
-              <w:pStyle w:val="Compact"/>
-              <w:jc w:val="left"/>
-            </w:pPr>
-            <w:r>
-              <w:t xml:space="preserve">9.0%</w:t>
+              <w:t xml:space="preserve">5,711</w:t>
+            </w:r>
+          </w:p>
+        </w:tc>
+        <w:tc>
+          <w:tcPr/>
+          <w:p>
+            <w:pPr>
+              <w:pStyle w:val="Compact"/>
+              <w:jc w:val="left"/>
+            </w:pPr>
+            <w:r>
+              <w:t xml:space="preserve">8.9%</w:t>
             </w:r>
           </w:p>
         </w:tc>
@@ -1646,7 +1646,7 @@
         <w:t xml:space="preserve"> </w:t>
       </w:r>
       <w:r>
-        <w:t xml:space="preserve">mean-reverting (slope 0.19), so the forward bands are estimates, not guarantees.</w:t>
+        <w:t xml:space="preserve">mean-reverting (slope 0.188), so the forward bands are estimates, not guarantees.</w:t>
       </w:r>
     </w:p>
     <w:p>

--- a/TechnicalPaper/mtg-volatility-signal_technical-report.docx
+++ b/TechnicalPaper/mtg-volatility-signal_technical-report.docx
@@ -20,7 +20,7 @@
           <w:bCs/>
           <w:b/>
         </w:rPr>
-        <w:t xml:space="preserve">Snapshot 2026-06-08. By Cameraderie Cards. Informational only, not financial advice.</w:t>
+        <w:t xml:space="preserve">Snapshot 2026-06-09. By Cameraderie Cards. Informational only, not financial advice.</w:t>
       </w:r>
     </w:p>
     <w:p>
@@ -592,7 +592,7 @@
           <w:bCs/>
           <w:b/>
         </w:rPr>
-        <w:t xml:space="preserve">26.2%</w:t>
+        <w:t xml:space="preserve">26.1%</w:t>
       </w:r>
       <w:r>
         <w:t xml:space="preserve">.</w:t>
@@ -869,7 +869,7 @@
           <w:bCs/>
           <w:b/>
         </w:rPr>
-        <w:t xml:space="preserve">0.411</w:t>
+        <w:t xml:space="preserve">0.485</w:t>
       </w:r>
       <w:r>
         <w:t xml:space="preserve">. The second half is never seen</w:t>
@@ -894,7 +894,7 @@
           <w:bCs/>
           <w:b/>
         </w:rPr>
-        <w:t xml:space="preserve">0.188</w:t>
+        <w:t xml:space="preserve">0.173</w:t>
       </w:r>
       <w:r>
         <w:t xml:space="preserve">, well below 1: volatility is persistent but</w:t>
@@ -1058,7 +1058,7 @@
           <w:bCs/>
           <w:b/>
         </w:rPr>
-        <w:t xml:space="preserve">46.5%</w:t>
+        <w:t xml:space="preserve">42.2%</w:t>
       </w:r>
       <w:r>
         <w:t xml:space="preserve"> </w:t>
@@ -1074,7 +1074,7 @@
           <w:bCs/>
           <w:b/>
         </w:rPr>
-        <w:t xml:space="preserve">21.0%</w:t>
+        <w:t xml:space="preserve">19.2%</w:t>
       </w:r>
       <w:r>
         <w:t xml:space="preserve">, 6-month</w:t>
@@ -1087,7 +1087,7 @@
           <w:bCs/>
           <w:b/>
         </w:rPr>
-        <w:t xml:space="preserve">30.9%</w:t>
+        <w:t xml:space="preserve">28.2%</w:t>
       </w:r>
       <w:r>
         <w:t xml:space="preserve">).</w:t>
@@ -1100,7 +1100,7 @@
       <w:r>
         <w:drawing>
           <wp:inline>
-            <wp:extent cx="5334000" cy="3045405"/>
+            <wp:extent cx="5334000" cy="3007849"/>
             <wp:effectExtent b="0" l="0" r="0" t="0"/>
             <wp:docPr descr="Forward range" title="" id="36" name="Picture"/>
             <a:graphic>
@@ -1121,7 +1121,7 @@
                   <pic:spPr bwMode="auto">
                     <a:xfrm>
                       <a:off x="0" y="0"/>
-                      <a:ext cx="5334000" cy="3045405"/>
+                      <a:ext cx="5334000" cy="3007849"/>
                     </a:xfrm>
                     <a:prstGeom prst="rect">
                       <a:avLst/>
@@ -1342,19 +1342,19 @@
               <w:jc w:val="left"/>
             </w:pPr>
             <w:r>
-              <w:t xml:space="preserve">5,634</w:t>
-            </w:r>
-          </w:p>
-        </w:tc>
-        <w:tc>
-          <w:tcPr/>
-          <w:p>
-            <w:pPr>
-              <w:pStyle w:val="Compact"/>
-              <w:jc w:val="left"/>
-            </w:pPr>
-            <w:r>
-              <w:t xml:space="preserve">66.1%</w:t>
+              <w:t xml:space="preserve">5,670</w:t>
+            </w:r>
+          </w:p>
+        </w:tc>
+        <w:tc>
+          <w:tcPr/>
+          <w:p>
+            <w:pPr>
+              <w:pStyle w:val="Compact"/>
+              <w:jc w:val="left"/>
+            </w:pPr>
+            <w:r>
+              <w:t xml:space="preserve">66.3%</w:t>
             </w:r>
           </w:p>
         </w:tc>
@@ -1392,7 +1392,7 @@
               <w:jc w:val="left"/>
             </w:pPr>
             <w:r>
-              <w:t xml:space="preserve">9,508</w:t>
+              <w:t xml:space="preserve">9,382</w:t>
             </w:r>
           </w:p>
         </w:tc>
@@ -1442,19 +1442,19 @@
               <w:jc w:val="left"/>
             </w:pPr>
             <w:r>
-              <w:t xml:space="preserve">9,685</w:t>
-            </w:r>
-          </w:p>
-        </w:tc>
-        <w:tc>
-          <w:tcPr/>
-          <w:p>
-            <w:pPr>
-              <w:pStyle w:val="Compact"/>
-              <w:jc w:val="left"/>
-            </w:pPr>
-            <w:r>
-              <w:t xml:space="preserve">21.3%</w:t>
+              <w:t xml:space="preserve">9,742</w:t>
+            </w:r>
+          </w:p>
+        </w:tc>
+        <w:tc>
+          <w:tcPr/>
+          <w:p>
+            <w:pPr>
+              <w:pStyle w:val="Compact"/>
+              <w:jc w:val="left"/>
+            </w:pPr>
+            <w:r>
+              <w:t xml:space="preserve">21.4%</w:t>
             </w:r>
           </w:p>
         </w:tc>
@@ -1492,7 +1492,7 @@
               <w:jc w:val="left"/>
             </w:pPr>
             <w:r>
-              <w:t xml:space="preserve">5,711</w:t>
+              <w:t xml:space="preserve">5,744</w:t>
             </w:r>
           </w:p>
         </w:tc>
@@ -1646,7 +1646,7 @@
         <w:t xml:space="preserve"> </w:t>
       </w:r>
       <w:r>
-        <w:t xml:space="preserve">mean-reverting (slope 0.188), so the forward bands are estimates, not guarantees.</w:t>
+        <w:t xml:space="preserve">mean-reverting (slope 0.173), so the forward bands are estimates, not guarantees.</w:t>
       </w:r>
     </w:p>
     <w:p>

--- a/TechnicalPaper/mtg-volatility-signal_technical-report.docx
+++ b/TechnicalPaper/mtg-volatility-signal_technical-report.docx
@@ -20,7 +20,7 @@
           <w:bCs/>
           <w:b/>
         </w:rPr>
-        <w:t xml:space="preserve">Snapshot 2026-06-09. By Cameraderie Cards. Informational only, not financial advice.</w:t>
+        <w:t xml:space="preserve">Snapshot 2026-06-10. By Cameraderie Cards. Informational only, not financial advice.</w:t>
       </w:r>
     </w:p>
     <w:p>
@@ -592,7 +592,7 @@
           <w:bCs/>
           <w:b/>
         </w:rPr>
-        <w:t xml:space="preserve">26.1%</w:t>
+        <w:t xml:space="preserve">26.2%</w:t>
       </w:r>
       <w:r>
         <w:t xml:space="preserve">.</w:t>
@@ -869,7 +869,7 @@
           <w:bCs/>
           <w:b/>
         </w:rPr>
-        <w:t xml:space="preserve">0.485</w:t>
+        <w:t xml:space="preserve">0.449</w:t>
       </w:r>
       <w:r>
         <w:t xml:space="preserve">. The second half is never seen</w:t>
@@ -894,7 +894,7 @@
           <w:bCs/>
           <w:b/>
         </w:rPr>
-        <w:t xml:space="preserve">0.173</w:t>
+        <w:t xml:space="preserve">0.142</w:t>
       </w:r>
       <w:r>
         <w:t xml:space="preserve">, well below 1: volatility is persistent but</w:t>
@@ -1058,7 +1058,7 @@
           <w:bCs/>
           <w:b/>
         </w:rPr>
-        <w:t xml:space="preserve">42.2%</w:t>
+        <w:t xml:space="preserve">41.0%</w:t>
       </w:r>
       <w:r>
         <w:t xml:space="preserve"> </w:t>
@@ -1074,7 +1074,7 @@
           <w:bCs/>
           <w:b/>
         </w:rPr>
-        <w:t xml:space="preserve">19.2%</w:t>
+        <w:t xml:space="preserve">18.7%</w:t>
       </w:r>
       <w:r>
         <w:t xml:space="preserve">, 6-month</w:t>
@@ -1087,7 +1087,7 @@
           <w:bCs/>
           <w:b/>
         </w:rPr>
-        <w:t xml:space="preserve">28.2%</w:t>
+        <w:t xml:space="preserve">27.5%</w:t>
       </w:r>
       <w:r>
         <w:t xml:space="preserve">).</w:t>
@@ -1342,19 +1342,19 @@
               <w:jc w:val="left"/>
             </w:pPr>
             <w:r>
-              <w:t xml:space="preserve">5,670</w:t>
-            </w:r>
-          </w:p>
-        </w:tc>
-        <w:tc>
-          <w:tcPr/>
-          <w:p>
-            <w:pPr>
-              <w:pStyle w:val="Compact"/>
-              <w:jc w:val="left"/>
-            </w:pPr>
-            <w:r>
-              <w:t xml:space="preserve">66.3%</w:t>
+              <w:t xml:space="preserve">5,693</w:t>
+            </w:r>
+          </w:p>
+        </w:tc>
+        <w:tc>
+          <w:tcPr/>
+          <w:p>
+            <w:pPr>
+              <w:pStyle w:val="Compact"/>
+              <w:jc w:val="left"/>
+            </w:pPr>
+            <w:r>
+              <w:t xml:space="preserve">66.2%</w:t>
             </w:r>
           </w:p>
         </w:tc>
@@ -1392,19 +1392,19 @@
               <w:jc w:val="left"/>
             </w:pPr>
             <w:r>
-              <w:t xml:space="preserve">9,382</w:t>
-            </w:r>
-          </w:p>
-        </w:tc>
-        <w:tc>
-          <w:tcPr/>
-          <w:p>
-            <w:pPr>
-              <w:pStyle w:val="Compact"/>
-              <w:jc w:val="left"/>
-            </w:pPr>
-            <w:r>
-              <w:t xml:space="preserve">32.1%</w:t>
+              <w:t xml:space="preserve">9,401</w:t>
+            </w:r>
+          </w:p>
+        </w:tc>
+        <w:tc>
+          <w:tcPr/>
+          <w:p>
+            <w:pPr>
+              <w:pStyle w:val="Compact"/>
+              <w:jc w:val="left"/>
+            </w:pPr>
+            <w:r>
+              <w:t xml:space="preserve">32.2%</w:t>
             </w:r>
           </w:p>
         </w:tc>
@@ -1442,19 +1442,19 @@
               <w:jc w:val="left"/>
             </w:pPr>
             <w:r>
-              <w:t xml:space="preserve">9,742</w:t>
-            </w:r>
-          </w:p>
-        </w:tc>
-        <w:tc>
-          <w:tcPr/>
-          <w:p>
-            <w:pPr>
-              <w:pStyle w:val="Compact"/>
-              <w:jc w:val="left"/>
-            </w:pPr>
-            <w:r>
-              <w:t xml:space="preserve">21.4%</w:t>
+              <w:t xml:space="preserve">9,688</w:t>
+            </w:r>
+          </w:p>
+        </w:tc>
+        <w:tc>
+          <w:tcPr/>
+          <w:p>
+            <w:pPr>
+              <w:pStyle w:val="Compact"/>
+              <w:jc w:val="left"/>
+            </w:pPr>
+            <w:r>
+              <w:t xml:space="preserve">21.2%</w:t>
             </w:r>
           </w:p>
         </w:tc>
@@ -1492,19 +1492,19 @@
               <w:jc w:val="left"/>
             </w:pPr>
             <w:r>
-              <w:t xml:space="preserve">5,744</w:t>
-            </w:r>
-          </w:p>
-        </w:tc>
-        <w:tc>
-          <w:tcPr/>
-          <w:p>
-            <w:pPr>
-              <w:pStyle w:val="Compact"/>
-              <w:jc w:val="left"/>
-            </w:pPr>
-            <w:r>
-              <w:t xml:space="preserve">8.9%</w:t>
+              <w:t xml:space="preserve">5,756</w:t>
+            </w:r>
+          </w:p>
+        </w:tc>
+        <w:tc>
+          <w:tcPr/>
+          <w:p>
+            <w:pPr>
+              <w:pStyle w:val="Compact"/>
+              <w:jc w:val="left"/>
+            </w:pPr>
+            <w:r>
+              <w:t xml:space="preserve">8.8%</w:t>
             </w:r>
           </w:p>
         </w:tc>
@@ -1646,7 +1646,7 @@
         <w:t xml:space="preserve"> </w:t>
       </w:r>
       <w:r>
-        <w:t xml:space="preserve">mean-reverting (slope 0.173), so the forward bands are estimates, not guarantees.</w:t>
+        <w:t xml:space="preserve">mean-reverting (slope 0.142), so the forward bands are estimates, not guarantees.</w:t>
       </w:r>
     </w:p>
     <w:p>

--- a/TechnicalPaper/mtg-volatility-signal_technical-report.docx
+++ b/TechnicalPaper/mtg-volatility-signal_technical-report.docx
@@ -20,7 +20,7 @@
           <w:bCs/>
           <w:b/>
         </w:rPr>
-        <w:t xml:space="preserve">Snapshot 2026-06-10. By Cameraderie Cards. Informational only, not financial advice.</w:t>
+        <w:t xml:space="preserve">Snapshot 2026-06-11. By Cameraderie Cards. Informational only, not financial advice.</w:t>
       </w:r>
     </w:p>
     <w:p>
@@ -592,7 +592,7 @@
           <w:bCs/>
           <w:b/>
         </w:rPr>
-        <w:t xml:space="preserve">26.2%</w:t>
+        <w:t xml:space="preserve">26.4%</w:t>
       </w:r>
       <w:r>
         <w:t xml:space="preserve">.</w:t>
@@ -869,7 +869,7 @@
           <w:bCs/>
           <w:b/>
         </w:rPr>
-        <w:t xml:space="preserve">0.449</w:t>
+        <w:t xml:space="preserve">0.477</w:t>
       </w:r>
       <w:r>
         <w:t xml:space="preserve">. The second half is never seen</w:t>
@@ -894,7 +894,7 @@
           <w:bCs/>
           <w:b/>
         </w:rPr>
-        <w:t xml:space="preserve">0.142</w:t>
+        <w:t xml:space="preserve">0.306</w:t>
       </w:r>
       <w:r>
         <w:t xml:space="preserve">, well below 1: volatility is persistent but</w:t>
@@ -1058,7 +1058,7 @@
           <w:bCs/>
           <w:b/>
         </w:rPr>
-        <w:t xml:space="preserve">41.0%</w:t>
+        <w:t xml:space="preserve">39.7%</w:t>
       </w:r>
       <w:r>
         <w:t xml:space="preserve"> </w:t>
@@ -1074,7 +1074,7 @@
           <w:bCs/>
           <w:b/>
         </w:rPr>
-        <w:t xml:space="preserve">18.7%</w:t>
+        <w:t xml:space="preserve">18.2%</w:t>
       </w:r>
       <w:r>
         <w:t xml:space="preserve">, 6-month</w:t>
@@ -1087,7 +1087,7 @@
           <w:bCs/>
           <w:b/>
         </w:rPr>
-        <w:t xml:space="preserve">27.5%</w:t>
+        <w:t xml:space="preserve">26.6%</w:t>
       </w:r>
       <w:r>
         <w:t xml:space="preserve">).</w:t>
@@ -1100,7 +1100,7 @@
       <w:r>
         <w:drawing>
           <wp:inline>
-            <wp:extent cx="5334000" cy="3007849"/>
+            <wp:extent cx="5334000" cy="3004481"/>
             <wp:effectExtent b="0" l="0" r="0" t="0"/>
             <wp:docPr descr="Forward range" title="" id="36" name="Picture"/>
             <a:graphic>
@@ -1121,7 +1121,7 @@
                   <pic:spPr bwMode="auto">
                     <a:xfrm>
                       <a:off x="0" y="0"/>
-                      <a:ext cx="5334000" cy="3007849"/>
+                      <a:ext cx="5334000" cy="3004481"/>
                     </a:xfrm>
                     <a:prstGeom prst="rect">
                       <a:avLst/>
@@ -1342,19 +1342,19 @@
               <w:jc w:val="left"/>
             </w:pPr>
             <w:r>
-              <w:t xml:space="preserve">5,693</w:t>
-            </w:r>
-          </w:p>
-        </w:tc>
-        <w:tc>
-          <w:tcPr/>
-          <w:p>
-            <w:pPr>
-              <w:pStyle w:val="Compact"/>
-              <w:jc w:val="left"/>
-            </w:pPr>
-            <w:r>
-              <w:t xml:space="preserve">66.2%</w:t>
+              <w:t xml:space="preserve">5,660</w:t>
+            </w:r>
+          </w:p>
+        </w:tc>
+        <w:tc>
+          <w:tcPr/>
+          <w:p>
+            <w:pPr>
+              <w:pStyle w:val="Compact"/>
+              <w:jc w:val="left"/>
+            </w:pPr>
+            <w:r>
+              <w:t xml:space="preserve">66.5%</w:t>
             </w:r>
           </w:p>
         </w:tc>
@@ -1392,19 +1392,19 @@
               <w:jc w:val="left"/>
             </w:pPr>
             <w:r>
-              <w:t xml:space="preserve">9,401</w:t>
-            </w:r>
-          </w:p>
-        </w:tc>
-        <w:tc>
-          <w:tcPr/>
-          <w:p>
-            <w:pPr>
-              <w:pStyle w:val="Compact"/>
-              <w:jc w:val="left"/>
-            </w:pPr>
-            <w:r>
-              <w:t xml:space="preserve">32.2%</w:t>
+              <w:t xml:space="preserve">9,486</w:t>
+            </w:r>
+          </w:p>
+        </w:tc>
+        <w:tc>
+          <w:tcPr/>
+          <w:p>
+            <w:pPr>
+              <w:pStyle w:val="Compact"/>
+              <w:jc w:val="left"/>
+            </w:pPr>
+            <w:r>
+              <w:t xml:space="preserve">32.4%</w:t>
             </w:r>
           </w:p>
         </w:tc>
@@ -1442,7 +1442,7 @@
               <w:jc w:val="left"/>
             </w:pPr>
             <w:r>
-              <w:t xml:space="preserve">9,688</w:t>
+              <w:t xml:space="preserve">9,640</w:t>
             </w:r>
           </w:p>
         </w:tc>
@@ -1492,7 +1492,7 @@
               <w:jc w:val="left"/>
             </w:pPr>
             <w:r>
-              <w:t xml:space="preserve">5,756</w:t>
+              <w:t xml:space="preserve">5,752</w:t>
             </w:r>
           </w:p>
         </w:tc>
@@ -1646,7 +1646,7 @@
         <w:t xml:space="preserve"> </w:t>
       </w:r>
       <w:r>
-        <w:t xml:space="preserve">mean-reverting (slope 0.142), so the forward bands are estimates, not guarantees.</w:t>
+        <w:t xml:space="preserve">mean-reverting (slope 0.306), so the forward bands are estimates, not guarantees.</w:t>
       </w:r>
     </w:p>
     <w:p>

--- a/TechnicalPaper/mtg-volatility-signal_technical-report.docx
+++ b/TechnicalPaper/mtg-volatility-signal_technical-report.docx
@@ -20,7 +20,7 @@
           <w:bCs/>
           <w:b/>
         </w:rPr>
-        <w:t xml:space="preserve">Snapshot 2026-06-11. By Cameraderie Cards. Informational only, not financial advice.</w:t>
+        <w:t xml:space="preserve">Snapshot 2026-06-12. By Cameraderie Cards. Informational only, not financial advice.</w:t>
       </w:r>
     </w:p>
     <w:p>
@@ -592,7 +592,7 @@
           <w:bCs/>
           <w:b/>
         </w:rPr>
-        <w:t xml:space="preserve">26.4%</w:t>
+        <w:t xml:space="preserve">25.9%</w:t>
       </w:r>
       <w:r>
         <w:t xml:space="preserve">.</w:t>
@@ -869,7 +869,7 @@
           <w:bCs/>
           <w:b/>
         </w:rPr>
-        <w:t xml:space="preserve">0.477</w:t>
+        <w:t xml:space="preserve">0.494</w:t>
       </w:r>
       <w:r>
         <w:t xml:space="preserve">. The second half is never seen</w:t>
@@ -894,7 +894,7 @@
           <w:bCs/>
           <w:b/>
         </w:rPr>
-        <w:t xml:space="preserve">0.306</w:t>
+        <w:t xml:space="preserve">0.267</w:t>
       </w:r>
       <w:r>
         <w:t xml:space="preserve">, well below 1: volatility is persistent but</w:t>
@@ -1058,7 +1058,7 @@
           <w:bCs/>
           <w:b/>
         </w:rPr>
-        <w:t xml:space="preserve">39.7%</w:t>
+        <w:t xml:space="preserve">42.4%</w:t>
       </w:r>
       <w:r>
         <w:t xml:space="preserve"> </w:t>
@@ -1074,7 +1074,7 @@
           <w:bCs/>
           <w:b/>
         </w:rPr>
-        <w:t xml:space="preserve">18.2%</w:t>
+        <w:t xml:space="preserve">19.3%</w:t>
       </w:r>
       <w:r>
         <w:t xml:space="preserve">, 6-month</w:t>
@@ -1087,7 +1087,7 @@
           <w:bCs/>
           <w:b/>
         </w:rPr>
-        <w:t xml:space="preserve">26.6%</w:t>
+        <w:t xml:space="preserve">28.3%</w:t>
       </w:r>
       <w:r>
         <w:t xml:space="preserve">).</w:t>
@@ -1100,7 +1100,7 @@
       <w:r>
         <w:drawing>
           <wp:inline>
-            <wp:extent cx="5334000" cy="3004481"/>
+            <wp:extent cx="5334000" cy="3007849"/>
             <wp:effectExtent b="0" l="0" r="0" t="0"/>
             <wp:docPr descr="Forward range" title="" id="36" name="Picture"/>
             <a:graphic>
@@ -1121,7 +1121,7 @@
                   <pic:spPr bwMode="auto">
                     <a:xfrm>
                       <a:off x="0" y="0"/>
-                      <a:ext cx="5334000" cy="3004481"/>
+                      <a:ext cx="5334000" cy="3007849"/>
                     </a:xfrm>
                     <a:prstGeom prst="rect">
                       <a:avLst/>
@@ -1342,19 +1342,19 @@
               <w:jc w:val="left"/>
             </w:pPr>
             <w:r>
-              <w:t xml:space="preserve">5,660</w:t>
-            </w:r>
-          </w:p>
-        </w:tc>
-        <w:tc>
-          <w:tcPr/>
-          <w:p>
-            <w:pPr>
-              <w:pStyle w:val="Compact"/>
-              <w:jc w:val="left"/>
-            </w:pPr>
-            <w:r>
-              <w:t xml:space="preserve">66.5%</w:t>
+              <w:t xml:space="preserve">5,712</w:t>
+            </w:r>
+          </w:p>
+        </w:tc>
+        <w:tc>
+          <w:tcPr/>
+          <w:p>
+            <w:pPr>
+              <w:pStyle w:val="Compact"/>
+              <w:jc w:val="left"/>
+            </w:pPr>
+            <w:r>
+              <w:t xml:space="preserve">67.2%</w:t>
             </w:r>
           </w:p>
         </w:tc>
@@ -1392,19 +1392,19 @@
               <w:jc w:val="left"/>
             </w:pPr>
             <w:r>
-              <w:t xml:space="preserve">9,486</w:t>
-            </w:r>
-          </w:p>
-        </w:tc>
-        <w:tc>
-          <w:tcPr/>
-          <w:p>
-            <w:pPr>
-              <w:pStyle w:val="Compact"/>
-              <w:jc w:val="left"/>
-            </w:pPr>
-            <w:r>
-              <w:t xml:space="preserve">32.4%</w:t>
+              <w:t xml:space="preserve">9,420</w:t>
+            </w:r>
+          </w:p>
+        </w:tc>
+        <w:tc>
+          <w:tcPr/>
+          <w:p>
+            <w:pPr>
+              <w:pStyle w:val="Compact"/>
+              <w:jc w:val="left"/>
+            </w:pPr>
+            <w:r>
+              <w:t xml:space="preserve">31.9%</w:t>
             </w:r>
           </w:p>
         </w:tc>
@@ -1442,19 +1442,19 @@
               <w:jc w:val="left"/>
             </w:pPr>
             <w:r>
-              <w:t xml:space="preserve">9,640</w:t>
-            </w:r>
-          </w:p>
-        </w:tc>
-        <w:tc>
-          <w:tcPr/>
-          <w:p>
-            <w:pPr>
-              <w:pStyle w:val="Compact"/>
-              <w:jc w:val="left"/>
-            </w:pPr>
-            <w:r>
-              <w:t xml:space="preserve">21.2%</w:t>
+              <w:t xml:space="preserve">9,688</w:t>
+            </w:r>
+          </w:p>
+        </w:tc>
+        <w:tc>
+          <w:tcPr/>
+          <w:p>
+            <w:pPr>
+              <w:pStyle w:val="Compact"/>
+              <w:jc w:val="left"/>
+            </w:pPr>
+            <w:r>
+              <w:t xml:space="preserve">20.9%</w:t>
             </w:r>
           </w:p>
         </w:tc>
@@ -1492,19 +1492,19 @@
               <w:jc w:val="left"/>
             </w:pPr>
             <w:r>
-              <w:t xml:space="preserve">5,752</w:t>
-            </w:r>
-          </w:p>
-        </w:tc>
-        <w:tc>
-          <w:tcPr/>
-          <w:p>
-            <w:pPr>
-              <w:pStyle w:val="Compact"/>
-              <w:jc w:val="left"/>
-            </w:pPr>
-            <w:r>
-              <w:t xml:space="preserve">8.8%</w:t>
+              <w:t xml:space="preserve">5,718</w:t>
+            </w:r>
+          </w:p>
+        </w:tc>
+        <w:tc>
+          <w:tcPr/>
+          <w:p>
+            <w:pPr>
+              <w:pStyle w:val="Compact"/>
+              <w:jc w:val="left"/>
+            </w:pPr>
+            <w:r>
+              <w:t xml:space="preserve">8.5%</w:t>
             </w:r>
           </w:p>
         </w:tc>
@@ -1646,7 +1646,7 @@
         <w:t xml:space="preserve"> </w:t>
       </w:r>
       <w:r>
-        <w:t xml:space="preserve">mean-reverting (slope 0.306), so the forward bands are estimates, not guarantees.</w:t>
+        <w:t xml:space="preserve">mean-reverting (slope 0.267), so the forward bands are estimates, not guarantees.</w:t>
       </w:r>
     </w:p>
     <w:p>

--- a/TechnicalPaper/mtg-volatility-signal_technical-report.docx
+++ b/TechnicalPaper/mtg-volatility-signal_technical-report.docx
@@ -20,7 +20,7 @@
           <w:bCs/>
           <w:b/>
         </w:rPr>
-        <w:t xml:space="preserve">Snapshot 2026-06-12. By Cameraderie Cards. Informational only, not financial advice.</w:t>
+        <w:t xml:space="preserve">Snapshot 2026-06-13. By Cameraderie Cards. Informational only, not financial advice.</w:t>
       </w:r>
     </w:p>
     <w:p>
@@ -592,7 +592,7 @@
           <w:bCs/>
           <w:b/>
         </w:rPr>
-        <w:t xml:space="preserve">25.9%</w:t>
+        <w:t xml:space="preserve">26.3%</w:t>
       </w:r>
       <w:r>
         <w:t xml:space="preserve">.</w:t>
@@ -869,7 +869,7 @@
           <w:bCs/>
           <w:b/>
         </w:rPr>
-        <w:t xml:space="preserve">0.494</w:t>
+        <w:t xml:space="preserve">0.488</w:t>
       </w:r>
       <w:r>
         <w:t xml:space="preserve">. The second half is never seen</w:t>
@@ -894,7 +894,7 @@
           <w:bCs/>
           <w:b/>
         </w:rPr>
-        <w:t xml:space="preserve">0.267</w:t>
+        <w:t xml:space="preserve">0.242</w:t>
       </w:r>
       <w:r>
         <w:t xml:space="preserve">, well below 1: volatility is persistent but</w:t>
@@ -1058,7 +1058,7 @@
           <w:bCs/>
           <w:b/>
         </w:rPr>
-        <w:t xml:space="preserve">42.4%</w:t>
+        <w:t xml:space="preserve">45.0%</w:t>
       </w:r>
       <w:r>
         <w:t xml:space="preserve"> </w:t>
@@ -1074,7 +1074,7 @@
           <w:bCs/>
           <w:b/>
         </w:rPr>
-        <w:t xml:space="preserve">19.3%</w:t>
+        <w:t xml:space="preserve">20.4%</w:t>
       </w:r>
       <w:r>
         <w:t xml:space="preserve">, 6-month</w:t>
@@ -1087,7 +1087,7 @@
           <w:bCs/>
           <w:b/>
         </w:rPr>
-        <w:t xml:space="preserve">28.3%</w:t>
+        <w:t xml:space="preserve">30.0%</w:t>
       </w:r>
       <w:r>
         <w:t xml:space="preserve">).</w:t>
@@ -1342,19 +1342,19 @@
               <w:jc w:val="left"/>
             </w:pPr>
             <w:r>
-              <w:t xml:space="preserve">5,712</w:t>
-            </w:r>
-          </w:p>
-        </w:tc>
-        <w:tc>
-          <w:tcPr/>
-          <w:p>
-            <w:pPr>
-              <w:pStyle w:val="Compact"/>
-              <w:jc w:val="left"/>
-            </w:pPr>
-            <w:r>
-              <w:t xml:space="preserve">67.2%</w:t>
+              <w:t xml:space="preserve">5,691</w:t>
+            </w:r>
+          </w:p>
+        </w:tc>
+        <w:tc>
+          <w:tcPr/>
+          <w:p>
+            <w:pPr>
+              <w:pStyle w:val="Compact"/>
+              <w:jc w:val="left"/>
+            </w:pPr>
+            <w:r>
+              <w:t xml:space="preserve">68.0%</w:t>
             </w:r>
           </w:p>
         </w:tc>
@@ -1392,19 +1392,19 @@
               <w:jc w:val="left"/>
             </w:pPr>
             <w:r>
-              <w:t xml:space="preserve">9,420</w:t>
-            </w:r>
-          </w:p>
-        </w:tc>
-        <w:tc>
-          <w:tcPr/>
-          <w:p>
-            <w:pPr>
-              <w:pStyle w:val="Compact"/>
-              <w:jc w:val="left"/>
-            </w:pPr>
-            <w:r>
-              <w:t xml:space="preserve">31.9%</w:t>
+              <w:t xml:space="preserve">9,470</w:t>
+            </w:r>
+          </w:p>
+        </w:tc>
+        <w:tc>
+          <w:tcPr/>
+          <w:p>
+            <w:pPr>
+              <w:pStyle w:val="Compact"/>
+              <w:jc w:val="left"/>
+            </w:pPr>
+            <w:r>
+              <w:t xml:space="preserve">32.2%</w:t>
             </w:r>
           </w:p>
         </w:tc>
@@ -1442,19 +1442,19 @@
               <w:jc w:val="left"/>
             </w:pPr>
             <w:r>
-              <w:t xml:space="preserve">9,688</w:t>
-            </w:r>
-          </w:p>
-        </w:tc>
-        <w:tc>
-          <w:tcPr/>
-          <w:p>
-            <w:pPr>
-              <w:pStyle w:val="Compact"/>
-              <w:jc w:val="left"/>
-            </w:pPr>
-            <w:r>
-              <w:t xml:space="preserve">20.9%</w:t>
+              <w:t xml:space="preserve">9,657</w:t>
+            </w:r>
+          </w:p>
+        </w:tc>
+        <w:tc>
+          <w:tcPr/>
+          <w:p>
+            <w:pPr>
+              <w:pStyle w:val="Compact"/>
+              <w:jc w:val="left"/>
+            </w:pPr>
+            <w:r>
+              <w:t xml:space="preserve">21.3%</w:t>
             </w:r>
           </w:p>
         </w:tc>
@@ -1492,19 +1492,19 @@
               <w:jc w:val="left"/>
             </w:pPr>
             <w:r>
-              <w:t xml:space="preserve">5,718</w:t>
-            </w:r>
-          </w:p>
-        </w:tc>
-        <w:tc>
-          <w:tcPr/>
-          <w:p>
-            <w:pPr>
-              <w:pStyle w:val="Compact"/>
-              <w:jc w:val="left"/>
-            </w:pPr>
-            <w:r>
-              <w:t xml:space="preserve">8.5%</w:t>
+              <w:t xml:space="preserve">5,720</w:t>
+            </w:r>
+          </w:p>
+        </w:tc>
+        <w:tc>
+          <w:tcPr/>
+          <w:p>
+            <w:pPr>
+              <w:pStyle w:val="Compact"/>
+              <w:jc w:val="left"/>
+            </w:pPr>
+            <w:r>
+              <w:t xml:space="preserve">8.8%</w:t>
             </w:r>
           </w:p>
         </w:tc>
@@ -1646,7 +1646,7 @@
         <w:t xml:space="preserve"> </w:t>
       </w:r>
       <w:r>
-        <w:t xml:space="preserve">mean-reverting (slope 0.267), so the forward bands are estimates, not guarantees.</w:t>
+        <w:t xml:space="preserve">mean-reverting (slope 0.242), so the forward bands are estimates, not guarantees.</w:t>
       </w:r>
     </w:p>
     <w:p>

--- a/TechnicalPaper/mtg-volatility-signal_technical-report.docx
+++ b/TechnicalPaper/mtg-volatility-signal_technical-report.docx
@@ -20,7 +20,7 @@
           <w:bCs/>
           <w:b/>
         </w:rPr>
-        <w:t xml:space="preserve">Snapshot 2026-06-13. By Cameraderie Cards. Informational only, not financial advice.</w:t>
+        <w:t xml:space="preserve">Snapshot 2026-06-14. By Cameraderie Cards. Informational only, not financial advice.</w:t>
       </w:r>
     </w:p>
     <w:p>
@@ -592,7 +592,7 @@
           <w:bCs/>
           <w:b/>
         </w:rPr>
-        <w:t xml:space="preserve">26.3%</w:t>
+        <w:t xml:space="preserve">26.1%</w:t>
       </w:r>
       <w:r>
         <w:t xml:space="preserve">.</w:t>
@@ -869,7 +869,7 @@
           <w:bCs/>
           <w:b/>
         </w:rPr>
-        <w:t xml:space="preserve">0.488</w:t>
+        <w:t xml:space="preserve">0.479</w:t>
       </w:r>
       <w:r>
         <w:t xml:space="preserve">. The second half is never seen</w:t>
@@ -894,7 +894,7 @@
           <w:bCs/>
           <w:b/>
         </w:rPr>
-        <w:t xml:space="preserve">0.242</w:t>
+        <w:t xml:space="preserve">0.158</w:t>
       </w:r>
       <w:r>
         <w:t xml:space="preserve">, well below 1: volatility is persistent but</w:t>
@@ -1058,7 +1058,7 @@
           <w:bCs/>
           <w:b/>
         </w:rPr>
-        <w:t xml:space="preserve">45.0%</w:t>
+        <w:t xml:space="preserve">40.5%</w:t>
       </w:r>
       <w:r>
         <w:t xml:space="preserve"> </w:t>
@@ -1074,7 +1074,7 @@
           <w:bCs/>
           <w:b/>
         </w:rPr>
-        <w:t xml:space="preserve">20.4%</w:t>
+        <w:t xml:space="preserve">18.5%</w:t>
       </w:r>
       <w:r>
         <w:t xml:space="preserve">, 6-month</w:t>
@@ -1087,7 +1087,7 @@
           <w:bCs/>
           <w:b/>
         </w:rPr>
-        <w:t xml:space="preserve">30.0%</w:t>
+        <w:t xml:space="preserve">27.2%</w:t>
       </w:r>
       <w:r>
         <w:t xml:space="preserve">).</w:t>
@@ -1342,7 +1342,7 @@
               <w:jc w:val="left"/>
             </w:pPr>
             <w:r>
-              <w:t xml:space="preserve">5,691</w:t>
+              <w:t xml:space="preserve">5,632</w:t>
             </w:r>
           </w:p>
         </w:tc>
@@ -1392,19 +1392,19 @@
               <w:jc w:val="left"/>
             </w:pPr>
             <w:r>
-              <w:t xml:space="preserve">9,470</w:t>
-            </w:r>
-          </w:p>
-        </w:tc>
-        <w:tc>
-          <w:tcPr/>
-          <w:p>
-            <w:pPr>
-              <w:pStyle w:val="Compact"/>
-              <w:jc w:val="left"/>
-            </w:pPr>
-            <w:r>
-              <w:t xml:space="preserve">32.2%</w:t>
+              <w:t xml:space="preserve">9,549</w:t>
+            </w:r>
+          </w:p>
+        </w:tc>
+        <w:tc>
+          <w:tcPr/>
+          <w:p>
+            <w:pPr>
+              <w:pStyle w:val="Compact"/>
+              <w:jc w:val="left"/>
+            </w:pPr>
+            <w:r>
+              <w:t xml:space="preserve">31.9%</w:t>
             </w:r>
           </w:p>
         </w:tc>
@@ -1442,19 +1442,19 @@
               <w:jc w:val="left"/>
             </w:pPr>
             <w:r>
-              <w:t xml:space="preserve">9,657</w:t>
-            </w:r>
-          </w:p>
-        </w:tc>
-        <w:tc>
-          <w:tcPr/>
-          <w:p>
-            <w:pPr>
-              <w:pStyle w:val="Compact"/>
-              <w:jc w:val="left"/>
-            </w:pPr>
-            <w:r>
-              <w:t xml:space="preserve">21.3%</w:t>
+              <w:t xml:space="preserve">9,626</w:t>
+            </w:r>
+          </w:p>
+        </w:tc>
+        <w:tc>
+          <w:tcPr/>
+          <w:p>
+            <w:pPr>
+              <w:pStyle w:val="Compact"/>
+              <w:jc w:val="left"/>
+            </w:pPr>
+            <w:r>
+              <w:t xml:space="preserve">21.2%</w:t>
             </w:r>
           </w:p>
         </w:tc>
@@ -1492,19 +1492,19 @@
               <w:jc w:val="left"/>
             </w:pPr>
             <w:r>
-              <w:t xml:space="preserve">5,720</w:t>
-            </w:r>
-          </w:p>
-        </w:tc>
-        <w:tc>
-          <w:tcPr/>
-          <w:p>
-            <w:pPr>
-              <w:pStyle w:val="Compact"/>
-              <w:jc w:val="left"/>
-            </w:pPr>
-            <w:r>
-              <w:t xml:space="preserve">8.8%</w:t>
+              <w:t xml:space="preserve">5,731</w:t>
+            </w:r>
+          </w:p>
+        </w:tc>
+        <w:tc>
+          <w:tcPr/>
+          <w:p>
+            <w:pPr>
+              <w:pStyle w:val="Compact"/>
+              <w:jc w:val="left"/>
+            </w:pPr>
+            <w:r>
+              <w:t xml:space="preserve">9.0%</w:t>
             </w:r>
           </w:p>
         </w:tc>
@@ -1646,7 +1646,7 @@
         <w:t xml:space="preserve"> </w:t>
       </w:r>
       <w:r>
-        <w:t xml:space="preserve">mean-reverting (slope 0.242), so the forward bands are estimates, not guarantees.</w:t>
+        <w:t xml:space="preserve">mean-reverting (slope 0.158), so the forward bands are estimates, not guarantees.</w:t>
       </w:r>
     </w:p>
     <w:p>

--- a/TechnicalPaper/mtg-volatility-signal_technical-report.docx
+++ b/TechnicalPaper/mtg-volatility-signal_technical-report.docx
@@ -20,7 +20,7 @@
           <w:bCs/>
           <w:b/>
         </w:rPr>
-        <w:t xml:space="preserve">Snapshot 2026-06-14. By Cameraderie Cards. Informational only, not financial advice.</w:t>
+        <w:t xml:space="preserve">Snapshot 2026-06-15. By Cameraderie Cards. Informational only, not financial advice.</w:t>
       </w:r>
     </w:p>
     <w:p>
@@ -592,7 +592,7 @@
           <w:bCs/>
           <w:b/>
         </w:rPr>
-        <w:t xml:space="preserve">26.1%</w:t>
+        <w:t xml:space="preserve">26.2%</w:t>
       </w:r>
       <w:r>
         <w:t xml:space="preserve">.</w:t>
@@ -869,7 +869,7 @@
           <w:bCs/>
           <w:b/>
         </w:rPr>
-        <w:t xml:space="preserve">0.479</w:t>
+        <w:t xml:space="preserve">0.406</w:t>
       </w:r>
       <w:r>
         <w:t xml:space="preserve">. The second half is never seen</w:t>
@@ -894,7 +894,7 @@
           <w:bCs/>
           <w:b/>
         </w:rPr>
-        <w:t xml:space="preserve">0.158</w:t>
+        <w:t xml:space="preserve">0.191</w:t>
       </w:r>
       <w:r>
         <w:t xml:space="preserve">, well below 1: volatility is persistent but</w:t>
@@ -1058,7 +1058,7 @@
           <w:bCs/>
           <w:b/>
         </w:rPr>
-        <w:t xml:space="preserve">40.5%</w:t>
+        <w:t xml:space="preserve">44.6%</w:t>
       </w:r>
       <w:r>
         <w:t xml:space="preserve"> </w:t>
@@ -1074,7 +1074,7 @@
           <w:bCs/>
           <w:b/>
         </w:rPr>
-        <w:t xml:space="preserve">18.5%</w:t>
+        <w:t xml:space="preserve">20.2%</w:t>
       </w:r>
       <w:r>
         <w:t xml:space="preserve">, 6-month</w:t>
@@ -1087,7 +1087,7 @@
           <w:bCs/>
           <w:b/>
         </w:rPr>
-        <w:t xml:space="preserve">27.2%</w:t>
+        <w:t xml:space="preserve">29.7%</w:t>
       </w:r>
       <w:r>
         <w:t xml:space="preserve">).</w:t>
@@ -1100,7 +1100,7 @@
       <w:r>
         <w:drawing>
           <wp:inline>
-            <wp:extent cx="5334000" cy="3007849"/>
+            <wp:extent cx="5334000" cy="3045405"/>
             <wp:effectExtent b="0" l="0" r="0" t="0"/>
             <wp:docPr descr="Forward range" title="" id="36" name="Picture"/>
             <a:graphic>
@@ -1121,7 +1121,7 @@
                   <pic:spPr bwMode="auto">
                     <a:xfrm>
                       <a:off x="0" y="0"/>
-                      <a:ext cx="5334000" cy="3007849"/>
+                      <a:ext cx="5334000" cy="3045405"/>
                     </a:xfrm>
                     <a:prstGeom prst="rect">
                       <a:avLst/>
@@ -1342,19 +1342,19 @@
               <w:jc w:val="left"/>
             </w:pPr>
             <w:r>
-              <w:t xml:space="preserve">5,632</w:t>
-            </w:r>
-          </w:p>
-        </w:tc>
-        <w:tc>
-          <w:tcPr/>
-          <w:p>
-            <w:pPr>
-              <w:pStyle w:val="Compact"/>
-              <w:jc w:val="left"/>
-            </w:pPr>
-            <w:r>
-              <w:t xml:space="preserve">68.0%</w:t>
+              <w:t xml:space="preserve">5,652</w:t>
+            </w:r>
+          </w:p>
+        </w:tc>
+        <w:tc>
+          <w:tcPr/>
+          <w:p>
+            <w:pPr>
+              <w:pStyle w:val="Compact"/>
+              <w:jc w:val="left"/>
+            </w:pPr>
+            <w:r>
+              <w:t xml:space="preserve">65.9%</w:t>
             </w:r>
           </w:p>
         </w:tc>
@@ -1392,19 +1392,19 @@
               <w:jc w:val="left"/>
             </w:pPr>
             <w:r>
-              <w:t xml:space="preserve">9,549</w:t>
-            </w:r>
-          </w:p>
-        </w:tc>
-        <w:tc>
-          <w:tcPr/>
-          <w:p>
-            <w:pPr>
-              <w:pStyle w:val="Compact"/>
-              <w:jc w:val="left"/>
-            </w:pPr>
-            <w:r>
-              <w:t xml:space="preserve">31.9%</w:t>
+              <w:t xml:space="preserve">9,507</w:t>
+            </w:r>
+          </w:p>
+        </w:tc>
+        <w:tc>
+          <w:tcPr/>
+          <w:p>
+            <w:pPr>
+              <w:pStyle w:val="Compact"/>
+              <w:jc w:val="left"/>
+            </w:pPr>
+            <w:r>
+              <w:t xml:space="preserve">32.1%</w:t>
             </w:r>
           </w:p>
         </w:tc>
@@ -1442,7 +1442,7 @@
               <w:jc w:val="left"/>
             </w:pPr>
             <w:r>
-              <w:t xml:space="preserve">9,626</w:t>
+              <w:t xml:space="preserve">9,671</w:t>
             </w:r>
           </w:p>
         </w:tc>
@@ -1492,19 +1492,19 @@
               <w:jc w:val="left"/>
             </w:pPr>
             <w:r>
-              <w:t xml:space="preserve">5,731</w:t>
-            </w:r>
-          </w:p>
-        </w:tc>
-        <w:tc>
-          <w:tcPr/>
-          <w:p>
-            <w:pPr>
-              <w:pStyle w:val="Compact"/>
-              <w:jc w:val="left"/>
-            </w:pPr>
-            <w:r>
-              <w:t xml:space="preserve">9.0%</w:t>
+              <w:t xml:space="preserve">5,708</w:t>
+            </w:r>
+          </w:p>
+        </w:tc>
+        <w:tc>
+          <w:tcPr/>
+          <w:p>
+            <w:pPr>
+              <w:pStyle w:val="Compact"/>
+              <w:jc w:val="left"/>
+            </w:pPr>
+            <w:r>
+              <w:t xml:space="preserve">8.9%</w:t>
             </w:r>
           </w:p>
         </w:tc>
@@ -1646,7 +1646,7 @@
         <w:t xml:space="preserve"> </w:t>
       </w:r>
       <w:r>
-        <w:t xml:space="preserve">mean-reverting (slope 0.158), so the forward bands are estimates, not guarantees.</w:t>
+        <w:t xml:space="preserve">mean-reverting (slope 0.191), so the forward bands are estimates, not guarantees.</w:t>
       </w:r>
     </w:p>
     <w:p>

--- a/TechnicalPaper/mtg-volatility-signal_technical-report.docx
+++ b/TechnicalPaper/mtg-volatility-signal_technical-report.docx
@@ -20,7 +20,7 @@
           <w:bCs/>
           <w:b/>
         </w:rPr>
-        <w:t xml:space="preserve">Snapshot 2026-06-15. By Cameraderie Cards. Informational only, not financial advice.</w:t>
+        <w:t xml:space="preserve">Snapshot 2026-06-16. By Cameraderie Cards. Informational only, not financial advice.</w:t>
       </w:r>
     </w:p>
     <w:p>
@@ -592,7 +592,7 @@
           <w:bCs/>
           <w:b/>
         </w:rPr>
-        <w:t xml:space="preserve">26.2%</w:t>
+        <w:t xml:space="preserve">26.1%</w:t>
       </w:r>
       <w:r>
         <w:t xml:space="preserve">.</w:t>
@@ -869,7 +869,7 @@
           <w:bCs/>
           <w:b/>
         </w:rPr>
-        <w:t xml:space="preserve">0.406</w:t>
+        <w:t xml:space="preserve">0.573</w:t>
       </w:r>
       <w:r>
         <w:t xml:space="preserve">. The second half is never seen</w:t>
@@ -894,7 +894,7 @@
           <w:bCs/>
           <w:b/>
         </w:rPr>
-        <w:t xml:space="preserve">0.191</w:t>
+        <w:t xml:space="preserve">0.165</w:t>
       </w:r>
       <w:r>
         <w:t xml:space="preserve">, well below 1: volatility is persistent but</w:t>
@@ -1058,7 +1058,7 @@
           <w:bCs/>
           <w:b/>
         </w:rPr>
-        <w:t xml:space="preserve">44.6%</w:t>
+        <w:t xml:space="preserve">38.2%</w:t>
       </w:r>
       <w:r>
         <w:t xml:space="preserve"> </w:t>
@@ -1074,7 +1074,7 @@
           <w:bCs/>
           <w:b/>
         </w:rPr>
-        <w:t xml:space="preserve">20.2%</w:t>
+        <w:t xml:space="preserve">17.5%</w:t>
       </w:r>
       <w:r>
         <w:t xml:space="preserve">, 6-month</w:t>
@@ -1087,7 +1087,7 @@
           <w:bCs/>
           <w:b/>
         </w:rPr>
-        <w:t xml:space="preserve">29.7%</w:t>
+        <w:t xml:space="preserve">25.7%</w:t>
       </w:r>
       <w:r>
         <w:t xml:space="preserve">).</w:t>
@@ -1100,7 +1100,7 @@
       <w:r>
         <w:drawing>
           <wp:inline>
-            <wp:extent cx="5334000" cy="3045405"/>
+            <wp:extent cx="5334000" cy="3007849"/>
             <wp:effectExtent b="0" l="0" r="0" t="0"/>
             <wp:docPr descr="Forward range" title="" id="36" name="Picture"/>
             <a:graphic>
@@ -1121,7 +1121,7 @@
                   <pic:spPr bwMode="auto">
                     <a:xfrm>
                       <a:off x="0" y="0"/>
-                      <a:ext cx="5334000" cy="3045405"/>
+                      <a:ext cx="5334000" cy="3007849"/>
                     </a:xfrm>
                     <a:prstGeom prst="rect">
                       <a:avLst/>
@@ -1342,19 +1342,19 @@
               <w:jc w:val="left"/>
             </w:pPr>
             <w:r>
-              <w:t xml:space="preserve">5,652</w:t>
-            </w:r>
-          </w:p>
-        </w:tc>
-        <w:tc>
-          <w:tcPr/>
-          <w:p>
-            <w:pPr>
-              <w:pStyle w:val="Compact"/>
-              <w:jc w:val="left"/>
-            </w:pPr>
-            <w:r>
-              <w:t xml:space="preserve">65.9%</w:t>
+              <w:t xml:space="preserve">5,672</w:t>
+            </w:r>
+          </w:p>
+        </w:tc>
+        <w:tc>
+          <w:tcPr/>
+          <w:p>
+            <w:pPr>
+              <w:pStyle w:val="Compact"/>
+              <w:jc w:val="left"/>
+            </w:pPr>
+            <w:r>
+              <w:t xml:space="preserve">66.2%</w:t>
             </w:r>
           </w:p>
         </w:tc>
@@ -1392,7 +1392,7 @@
               <w:jc w:val="left"/>
             </w:pPr>
             <w:r>
-              <w:t xml:space="preserve">9,507</w:t>
+              <w:t xml:space="preserve">9,412</w:t>
             </w:r>
           </w:p>
         </w:tc>
@@ -1442,19 +1442,19 @@
               <w:jc w:val="left"/>
             </w:pPr>
             <w:r>
-              <w:t xml:space="preserve">9,671</w:t>
-            </w:r>
-          </w:p>
-        </w:tc>
-        <w:tc>
-          <w:tcPr/>
-          <w:p>
-            <w:pPr>
-              <w:pStyle w:val="Compact"/>
-              <w:jc w:val="left"/>
-            </w:pPr>
-            <w:r>
-              <w:t xml:space="preserve">21.2%</w:t>
+              <w:t xml:space="preserve">9,694</w:t>
+            </w:r>
+          </w:p>
+        </w:tc>
+        <w:tc>
+          <w:tcPr/>
+          <w:p>
+            <w:pPr>
+              <w:pStyle w:val="Compact"/>
+              <w:jc w:val="left"/>
+            </w:pPr>
+            <w:r>
+              <w:t xml:space="preserve">21.3%</w:t>
             </w:r>
           </w:p>
         </w:tc>
@@ -1492,19 +1492,19 @@
               <w:jc w:val="left"/>
             </w:pPr>
             <w:r>
-              <w:t xml:space="preserve">5,708</w:t>
-            </w:r>
-          </w:p>
-        </w:tc>
-        <w:tc>
-          <w:tcPr/>
-          <w:p>
-            <w:pPr>
-              <w:pStyle w:val="Compact"/>
-              <w:jc w:val="left"/>
-            </w:pPr>
-            <w:r>
-              <w:t xml:space="preserve">8.9%</w:t>
+              <w:t xml:space="preserve">5,760</w:t>
+            </w:r>
+          </w:p>
+        </w:tc>
+        <w:tc>
+          <w:tcPr/>
+          <w:p>
+            <w:pPr>
+              <w:pStyle w:val="Compact"/>
+              <w:jc w:val="left"/>
+            </w:pPr>
+            <w:r>
+              <w:t xml:space="preserve">8.8%</w:t>
             </w:r>
           </w:p>
         </w:tc>
@@ -1646,7 +1646,7 @@
         <w:t xml:space="preserve"> </w:t>
       </w:r>
       <w:r>
-        <w:t xml:space="preserve">mean-reverting (slope 0.191), so the forward bands are estimates, not guarantees.</w:t>
+        <w:t xml:space="preserve">mean-reverting (slope 0.165), so the forward bands are estimates, not guarantees.</w:t>
       </w:r>
     </w:p>
     <w:p>

--- a/TechnicalPaper/mtg-volatility-signal_technical-report.docx
+++ b/TechnicalPaper/mtg-volatility-signal_technical-report.docx
@@ -20,7 +20,7 @@
           <w:bCs/>
           <w:b/>
         </w:rPr>
-        <w:t xml:space="preserve">Snapshot 2026-06-16. By Cameraderie Cards. Informational only, not financial advice.</w:t>
+        <w:t xml:space="preserve">Snapshot 2026-06-17. By Cameraderie Cards. Informational only, not financial advice.</w:t>
       </w:r>
     </w:p>
     <w:p>
@@ -592,7 +592,7 @@
           <w:bCs/>
           <w:b/>
         </w:rPr>
-        <w:t xml:space="preserve">26.1%</w:t>
+        <w:t xml:space="preserve">26.2%</w:t>
       </w:r>
       <w:r>
         <w:t xml:space="preserve">.</w:t>
@@ -869,7 +869,7 @@
           <w:bCs/>
           <w:b/>
         </w:rPr>
-        <w:t xml:space="preserve">0.573</w:t>
+        <w:t xml:space="preserve">0.474</w:t>
       </w:r>
       <w:r>
         <w:t xml:space="preserve">. The second half is never seen</w:t>
@@ -894,7 +894,7 @@
           <w:bCs/>
           <w:b/>
         </w:rPr>
-        <w:t xml:space="preserve">0.165</w:t>
+        <w:t xml:space="preserve">nan</w:t>
       </w:r>
       <w:r>
         <w:t xml:space="preserve">, well below 1: volatility is persistent but</w:t>
@@ -1058,7 +1058,7 @@
           <w:bCs/>
           <w:b/>
         </w:rPr>
-        <w:t xml:space="preserve">38.2%</w:t>
+        <w:t xml:space="preserve">30.0%</w:t>
       </w:r>
       <w:r>
         <w:t xml:space="preserve"> </w:t>
@@ -1074,7 +1074,7 @@
           <w:bCs/>
           <w:b/>
         </w:rPr>
-        <w:t xml:space="preserve">17.5%</w:t>
+        <w:t xml:space="preserve">14.0%</w:t>
       </w:r>
       <w:r>
         <w:t xml:space="preserve">, 6-month</w:t>
@@ -1087,7 +1087,7 @@
           <w:bCs/>
           <w:b/>
         </w:rPr>
-        <w:t xml:space="preserve">25.7%</w:t>
+        <w:t xml:space="preserve">20.3%</w:t>
       </w:r>
       <w:r>
         <w:t xml:space="preserve">).</w:t>
@@ -1342,19 +1342,19 @@
               <w:jc w:val="left"/>
             </w:pPr>
             <w:r>
-              <w:t xml:space="preserve">5,672</w:t>
-            </w:r>
-          </w:p>
-        </w:tc>
-        <w:tc>
-          <w:tcPr/>
-          <w:p>
-            <w:pPr>
-              <w:pStyle w:val="Compact"/>
-              <w:jc w:val="left"/>
-            </w:pPr>
-            <w:r>
-              <w:t xml:space="preserve">66.2%</w:t>
+              <w:t xml:space="preserve">5,698</w:t>
+            </w:r>
+          </w:p>
+        </w:tc>
+        <w:tc>
+          <w:tcPr/>
+          <w:p>
+            <w:pPr>
+              <w:pStyle w:val="Compact"/>
+              <w:jc w:val="left"/>
+            </w:pPr>
+            <w:r>
+              <w:t xml:space="preserve">66.3%</w:t>
             </w:r>
           </w:p>
         </w:tc>
@@ -1392,7 +1392,7 @@
               <w:jc w:val="left"/>
             </w:pPr>
             <w:r>
-              <w:t xml:space="preserve">9,412</w:t>
+              <w:t xml:space="preserve">9,417</w:t>
             </w:r>
           </w:p>
         </w:tc>
@@ -1442,19 +1442,19 @@
               <w:jc w:val="left"/>
             </w:pPr>
             <w:r>
-              <w:t xml:space="preserve">9,694</w:t>
-            </w:r>
-          </w:p>
-        </w:tc>
-        <w:tc>
-          <w:tcPr/>
-          <w:p>
-            <w:pPr>
-              <w:pStyle w:val="Compact"/>
-              <w:jc w:val="left"/>
-            </w:pPr>
-            <w:r>
-              <w:t xml:space="preserve">21.3%</w:t>
+              <w:t xml:space="preserve">9,665</w:t>
+            </w:r>
+          </w:p>
+        </w:tc>
+        <w:tc>
+          <w:tcPr/>
+          <w:p>
+            <w:pPr>
+              <w:pStyle w:val="Compact"/>
+              <w:jc w:val="left"/>
+            </w:pPr>
+            <w:r>
+              <w:t xml:space="preserve">21.2%</w:t>
             </w:r>
           </w:p>
         </w:tc>
@@ -1492,7 +1492,7 @@
               <w:jc w:val="left"/>
             </w:pPr>
             <w:r>
-              <w:t xml:space="preserve">5,760</w:t>
+              <w:t xml:space="preserve">5,758</w:t>
             </w:r>
           </w:p>
         </w:tc>
@@ -1646,7 +1646,7 @@
         <w:t xml:space="preserve"> </w:t>
       </w:r>
       <w:r>
-        <w:t xml:space="preserve">mean-reverting (slope 0.165), so the forward bands are estimates, not guarantees.</w:t>
+        <w:t xml:space="preserve">mean-reverting (slope nan), so the forward bands are estimates, not guarantees.</w:t>
       </w:r>
     </w:p>
     <w:p>

--- a/TechnicalPaper/mtg-volatility-signal_technical-report.docx
+++ b/TechnicalPaper/mtg-volatility-signal_technical-report.docx
@@ -20,7 +20,7 @@
           <w:bCs/>
           <w:b/>
         </w:rPr>
-        <w:t xml:space="preserve">Snapshot 2026-06-17. By Cameraderie Cards. Informational only, not financial advice.</w:t>
+        <w:t xml:space="preserve">Snapshot 2026-06-18. By Cameraderie Cards. Informational only, not financial advice.</w:t>
       </w:r>
     </w:p>
     <w:p>
@@ -592,7 +592,7 @@
           <w:bCs/>
           <w:b/>
         </w:rPr>
-        <w:t xml:space="preserve">26.2%</w:t>
+        <w:t xml:space="preserve">26.4%</w:t>
       </w:r>
       <w:r>
         <w:t xml:space="preserve">.</w:t>
@@ -869,7 +869,7 @@
           <w:bCs/>
           <w:b/>
         </w:rPr>
-        <w:t xml:space="preserve">0.474</w:t>
+        <w:t xml:space="preserve">0.437</w:t>
       </w:r>
       <w:r>
         <w:t xml:space="preserve">. The second half is never seen</w:t>
@@ -1058,7 +1058,7 @@
           <w:bCs/>
           <w:b/>
         </w:rPr>
-        <w:t xml:space="preserve">30.0%</w:t>
+        <w:t xml:space="preserve">30.2%</w:t>
       </w:r>
       <w:r>
         <w:t xml:space="preserve"> </w:t>
@@ -1074,7 +1074,7 @@
           <w:bCs/>
           <w:b/>
         </w:rPr>
-        <w:t xml:space="preserve">14.0%</w:t>
+        <w:t xml:space="preserve">14.1%</w:t>
       </w:r>
       <w:r>
         <w:t xml:space="preserve">, 6-month</w:t>
@@ -1087,7 +1087,7 @@
           <w:bCs/>
           <w:b/>
         </w:rPr>
-        <w:t xml:space="preserve">20.3%</w:t>
+        <w:t xml:space="preserve">20.5%</w:t>
       </w:r>
       <w:r>
         <w:t xml:space="preserve">).</w:t>
@@ -1100,7 +1100,7 @@
       <w:r>
         <w:drawing>
           <wp:inline>
-            <wp:extent cx="5334000" cy="3007849"/>
+            <wp:extent cx="5334000" cy="3004481"/>
             <wp:effectExtent b="0" l="0" r="0" t="0"/>
             <wp:docPr descr="Forward range" title="" id="36" name="Picture"/>
             <a:graphic>
@@ -1121,7 +1121,7 @@
                   <pic:spPr bwMode="auto">
                     <a:xfrm>
                       <a:off x="0" y="0"/>
-                      <a:ext cx="5334000" cy="3007849"/>
+                      <a:ext cx="5334000" cy="3004481"/>
                     </a:xfrm>
                     <a:prstGeom prst="rect">
                       <a:avLst/>
@@ -1342,19 +1342,19 @@
               <w:jc w:val="left"/>
             </w:pPr>
             <w:r>
-              <w:t xml:space="preserve">5,698</w:t>
-            </w:r>
-          </w:p>
-        </w:tc>
-        <w:tc>
-          <w:tcPr/>
-          <w:p>
-            <w:pPr>
-              <w:pStyle w:val="Compact"/>
-              <w:jc w:val="left"/>
-            </w:pPr>
-            <w:r>
-              <w:t xml:space="preserve">66.3%</w:t>
+              <w:t xml:space="preserve">5,664</w:t>
+            </w:r>
+          </w:p>
+        </w:tc>
+        <w:tc>
+          <w:tcPr/>
+          <w:p>
+            <w:pPr>
+              <w:pStyle w:val="Compact"/>
+              <w:jc w:val="left"/>
+            </w:pPr>
+            <w:r>
+              <w:t xml:space="preserve">66.6%</w:t>
             </w:r>
           </w:p>
         </w:tc>
@@ -1392,19 +1392,19 @@
               <w:jc w:val="left"/>
             </w:pPr>
             <w:r>
-              <w:t xml:space="preserve">9,417</w:t>
-            </w:r>
-          </w:p>
-        </w:tc>
-        <w:tc>
-          <w:tcPr/>
-          <w:p>
-            <w:pPr>
-              <w:pStyle w:val="Compact"/>
-              <w:jc w:val="left"/>
-            </w:pPr>
-            <w:r>
-              <w:t xml:space="preserve">32.1%</w:t>
+              <w:t xml:space="preserve">9,491</w:t>
+            </w:r>
+          </w:p>
+        </w:tc>
+        <w:tc>
+          <w:tcPr/>
+          <w:p>
+            <w:pPr>
+              <w:pStyle w:val="Compact"/>
+              <w:jc w:val="left"/>
+            </w:pPr>
+            <w:r>
+              <w:t xml:space="preserve">32.4%</w:t>
             </w:r>
           </w:p>
         </w:tc>
@@ -1442,7 +1442,7 @@
               <w:jc w:val="left"/>
             </w:pPr>
             <w:r>
-              <w:t xml:space="preserve">9,665</w:t>
+              <w:t xml:space="preserve">9,627</w:t>
             </w:r>
           </w:p>
         </w:tc>
@@ -1492,19 +1492,19 @@
               <w:jc w:val="left"/>
             </w:pPr>
             <w:r>
-              <w:t xml:space="preserve">5,758</w:t>
-            </w:r>
-          </w:p>
-        </w:tc>
-        <w:tc>
-          <w:tcPr/>
-          <w:p>
-            <w:pPr>
-              <w:pStyle w:val="Compact"/>
-              <w:jc w:val="left"/>
-            </w:pPr>
-            <w:r>
-              <w:t xml:space="preserve">8.8%</w:t>
+              <w:t xml:space="preserve">5,756</w:t>
+            </w:r>
+          </w:p>
+        </w:tc>
+        <w:tc>
+          <w:tcPr/>
+          <w:p>
+            <w:pPr>
+              <w:pStyle w:val="Compact"/>
+              <w:jc w:val="left"/>
+            </w:pPr>
+            <w:r>
+              <w:t xml:space="preserve">8.7%</w:t>
             </w:r>
           </w:p>
         </w:tc>

--- a/TechnicalPaper/mtg-volatility-signal_technical-report.docx
+++ b/TechnicalPaper/mtg-volatility-signal_technical-report.docx
@@ -20,7 +20,7 @@
           <w:bCs/>
           <w:b/>
         </w:rPr>
-        <w:t xml:space="preserve">Snapshot 2026-06-18. By Cameraderie Cards. Informational only, not financial advice.</w:t>
+        <w:t xml:space="preserve">Snapshot 2026-06-19. By Cameraderie Cards. Informational only, not financial advice.</w:t>
       </w:r>
     </w:p>
     <w:p>
@@ -592,7 +592,7 @@
           <w:bCs/>
           <w:b/>
         </w:rPr>
-        <w:t xml:space="preserve">26.4%</w:t>
+        <w:t xml:space="preserve">25.9%</w:t>
       </w:r>
       <w:r>
         <w:t xml:space="preserve">.</w:t>
@@ -869,7 +869,7 @@
           <w:bCs/>
           <w:b/>
         </w:rPr>
-        <w:t xml:space="preserve">0.437</w:t>
+        <w:t xml:space="preserve">0.447</w:t>
       </w:r>
       <w:r>
         <w:t xml:space="preserve">. The second half is never seen</w:t>
@@ -1058,7 +1058,7 @@
           <w:bCs/>
           <w:b/>
         </w:rPr>
-        <w:t xml:space="preserve">30.2%</w:t>
+        <w:t xml:space="preserve">29.6%</w:t>
       </w:r>
       <w:r>
         <w:t xml:space="preserve"> </w:t>
@@ -1074,7 +1074,7 @@
           <w:bCs/>
           <w:b/>
         </w:rPr>
-        <w:t xml:space="preserve">14.1%</w:t>
+        <w:t xml:space="preserve">13.8%</w:t>
       </w:r>
       <w:r>
         <w:t xml:space="preserve">, 6-month</w:t>
@@ -1087,7 +1087,7 @@
           <w:bCs/>
           <w:b/>
         </w:rPr>
-        <w:t xml:space="preserve">20.5%</w:t>
+        <w:t xml:space="preserve">20.1%</w:t>
       </w:r>
       <w:r>
         <w:t xml:space="preserve">).</w:t>
@@ -1100,7 +1100,7 @@
       <w:r>
         <w:drawing>
           <wp:inline>
-            <wp:extent cx="5334000" cy="3004481"/>
+            <wp:extent cx="5334000" cy="2967922"/>
             <wp:effectExtent b="0" l="0" r="0" t="0"/>
             <wp:docPr descr="Forward range" title="" id="36" name="Picture"/>
             <a:graphic>
@@ -1121,7 +1121,7 @@
                   <pic:spPr bwMode="auto">
                     <a:xfrm>
                       <a:off x="0" y="0"/>
-                      <a:ext cx="5334000" cy="3004481"/>
+                      <a:ext cx="5334000" cy="2967922"/>
                     </a:xfrm>
                     <a:prstGeom prst="rect">
                       <a:avLst/>
@@ -1342,19 +1342,19 @@
               <w:jc w:val="left"/>
             </w:pPr>
             <w:r>
-              <w:t xml:space="preserve">5,664</w:t>
-            </w:r>
-          </w:p>
-        </w:tc>
-        <w:tc>
-          <w:tcPr/>
-          <w:p>
-            <w:pPr>
-              <w:pStyle w:val="Compact"/>
-              <w:jc w:val="left"/>
-            </w:pPr>
-            <w:r>
-              <w:t xml:space="preserve">66.6%</w:t>
+              <w:t xml:space="preserve">5,723</w:t>
+            </w:r>
+          </w:p>
+        </w:tc>
+        <w:tc>
+          <w:tcPr/>
+          <w:p>
+            <w:pPr>
+              <w:pStyle w:val="Compact"/>
+              <w:jc w:val="left"/>
+            </w:pPr>
+            <w:r>
+              <w:t xml:space="preserve">67.3%</w:t>
             </w:r>
           </w:p>
         </w:tc>
@@ -1392,19 +1392,19 @@
               <w:jc w:val="left"/>
             </w:pPr>
             <w:r>
-              <w:t xml:space="preserve">9,491</w:t>
-            </w:r>
-          </w:p>
-        </w:tc>
-        <w:tc>
-          <w:tcPr/>
-          <w:p>
-            <w:pPr>
-              <w:pStyle w:val="Compact"/>
-              <w:jc w:val="left"/>
-            </w:pPr>
-            <w:r>
-              <w:t xml:space="preserve">32.4%</w:t>
+              <w:t xml:space="preserve">9,410</w:t>
+            </w:r>
+          </w:p>
+        </w:tc>
+        <w:tc>
+          <w:tcPr/>
+          <w:p>
+            <w:pPr>
+              <w:pStyle w:val="Compact"/>
+              <w:jc w:val="left"/>
+            </w:pPr>
+            <w:r>
+              <w:t xml:space="preserve">31.9%</w:t>
             </w:r>
           </w:p>
         </w:tc>
@@ -1442,19 +1442,19 @@
               <w:jc w:val="left"/>
             </w:pPr>
             <w:r>
-              <w:t xml:space="preserve">9,627</w:t>
-            </w:r>
-          </w:p>
-        </w:tc>
-        <w:tc>
-          <w:tcPr/>
-          <w:p>
-            <w:pPr>
-              <w:pStyle w:val="Compact"/>
-              <w:jc w:val="left"/>
-            </w:pPr>
-            <w:r>
-              <w:t xml:space="preserve">21.2%</w:t>
+              <w:t xml:space="preserve">9,663</w:t>
+            </w:r>
+          </w:p>
+        </w:tc>
+        <w:tc>
+          <w:tcPr/>
+          <w:p>
+            <w:pPr>
+              <w:pStyle w:val="Compact"/>
+              <w:jc w:val="left"/>
+            </w:pPr>
+            <w:r>
+              <w:t xml:space="preserve">20.9%</w:t>
             </w:r>
           </w:p>
         </w:tc>
@@ -1492,19 +1492,19 @@
               <w:jc w:val="left"/>
             </w:pPr>
             <w:r>
-              <w:t xml:space="preserve">5,756</w:t>
-            </w:r>
-          </w:p>
-        </w:tc>
-        <w:tc>
-          <w:tcPr/>
-          <w:p>
-            <w:pPr>
-              <w:pStyle w:val="Compact"/>
-              <w:jc w:val="left"/>
-            </w:pPr>
-            <w:r>
-              <w:t xml:space="preserve">8.7%</w:t>
+              <w:t xml:space="preserve">5,742</w:t>
+            </w:r>
+          </w:p>
+        </w:tc>
+        <w:tc>
+          <w:tcPr/>
+          <w:p>
+            <w:pPr>
+              <w:pStyle w:val="Compact"/>
+              <w:jc w:val="left"/>
+            </w:pPr>
+            <w:r>
+              <w:t xml:space="preserve">8.5%</w:t>
             </w:r>
           </w:p>
         </w:tc>

--- a/TechnicalPaper/mtg-volatility-signal_technical-report.docx
+++ b/TechnicalPaper/mtg-volatility-signal_technical-report.docx
@@ -20,7 +20,7 @@
           <w:bCs/>
           <w:b/>
         </w:rPr>
-        <w:t xml:space="preserve">Snapshot 2026-06-19. By Cameraderie Cards. Informational only, not financial advice.</w:t>
+        <w:t xml:space="preserve">Snapshot 2026-06-20. By Cameraderie Cards. Informational only, not financial advice.</w:t>
       </w:r>
     </w:p>
     <w:p>
@@ -592,7 +592,7 @@
           <w:bCs/>
           <w:b/>
         </w:rPr>
-        <w:t xml:space="preserve">25.9%</w:t>
+        <w:t xml:space="preserve">26.3%</w:t>
       </w:r>
       <w:r>
         <w:t xml:space="preserve">.</w:t>
@@ -869,7 +869,7 @@
           <w:bCs/>
           <w:b/>
         </w:rPr>
-        <w:t xml:space="preserve">0.447</w:t>
+        <w:t xml:space="preserve">0.51</w:t>
       </w:r>
       <w:r>
         <w:t xml:space="preserve">. The second half is never seen</w:t>
@@ -1058,7 +1058,7 @@
           <w:bCs/>
           <w:b/>
         </w:rPr>
-        <w:t xml:space="preserve">29.6%</w:t>
+        <w:t xml:space="preserve">30.1%</w:t>
       </w:r>
       <w:r>
         <w:t xml:space="preserve"> </w:t>
@@ -1074,7 +1074,7 @@
           <w:bCs/>
           <w:b/>
         </w:rPr>
-        <w:t xml:space="preserve">13.8%</w:t>
+        <w:t xml:space="preserve">14.0%</w:t>
       </w:r>
       <w:r>
         <w:t xml:space="preserve">, 6-month</w:t>
@@ -1087,7 +1087,7 @@
           <w:bCs/>
           <w:b/>
         </w:rPr>
-        <w:t xml:space="preserve">20.1%</w:t>
+        <w:t xml:space="preserve">20.4%</w:t>
       </w:r>
       <w:r>
         <w:t xml:space="preserve">).</w:t>
@@ -1342,19 +1342,19 @@
               <w:jc w:val="left"/>
             </w:pPr>
             <w:r>
-              <w:t xml:space="preserve">5,723</w:t>
-            </w:r>
-          </w:p>
-        </w:tc>
-        <w:tc>
-          <w:tcPr/>
-          <w:p>
-            <w:pPr>
-              <w:pStyle w:val="Compact"/>
-              <w:jc w:val="left"/>
-            </w:pPr>
-            <w:r>
-              <w:t xml:space="preserve">67.3%</w:t>
+              <w:t xml:space="preserve">5,690</w:t>
+            </w:r>
+          </w:p>
+        </w:tc>
+        <w:tc>
+          <w:tcPr/>
+          <w:p>
+            <w:pPr>
+              <w:pStyle w:val="Compact"/>
+              <w:jc w:val="left"/>
+            </w:pPr>
+            <w:r>
+              <w:t xml:space="preserve">68.2%</w:t>
             </w:r>
           </w:p>
         </w:tc>
@@ -1392,19 +1392,19 @@
               <w:jc w:val="left"/>
             </w:pPr>
             <w:r>
-              <w:t xml:space="preserve">9,410</w:t>
-            </w:r>
-          </w:p>
-        </w:tc>
-        <w:tc>
-          <w:tcPr/>
-          <w:p>
-            <w:pPr>
-              <w:pStyle w:val="Compact"/>
-              <w:jc w:val="left"/>
-            </w:pPr>
-            <w:r>
-              <w:t xml:space="preserve">31.9%</w:t>
+              <w:t xml:space="preserve">9,451</w:t>
+            </w:r>
+          </w:p>
+        </w:tc>
+        <w:tc>
+          <w:tcPr/>
+          <w:p>
+            <w:pPr>
+              <w:pStyle w:val="Compact"/>
+              <w:jc w:val="left"/>
+            </w:pPr>
+            <w:r>
+              <w:t xml:space="preserve">32.3%</w:t>
             </w:r>
           </w:p>
         </w:tc>
@@ -1442,19 +1442,19 @@
               <w:jc w:val="left"/>
             </w:pPr>
             <w:r>
-              <w:t xml:space="preserve">9,663</w:t>
-            </w:r>
-          </w:p>
-        </w:tc>
-        <w:tc>
-          <w:tcPr/>
-          <w:p>
-            <w:pPr>
-              <w:pStyle w:val="Compact"/>
-              <w:jc w:val="left"/>
-            </w:pPr>
-            <w:r>
-              <w:t xml:space="preserve">20.9%</w:t>
+              <w:t xml:space="preserve">9,667</w:t>
+            </w:r>
+          </w:p>
+        </w:tc>
+        <w:tc>
+          <w:tcPr/>
+          <w:p>
+            <w:pPr>
+              <w:pStyle w:val="Compact"/>
+              <w:jc w:val="left"/>
+            </w:pPr>
+            <w:r>
+              <w:t xml:space="preserve">21.2%</w:t>
             </w:r>
           </w:p>
         </w:tc>
@@ -1492,19 +1492,19 @@
               <w:jc w:val="left"/>
             </w:pPr>
             <w:r>
-              <w:t xml:space="preserve">5,742</w:t>
-            </w:r>
-          </w:p>
-        </w:tc>
-        <w:tc>
-          <w:tcPr/>
-          <w:p>
-            <w:pPr>
-              <w:pStyle w:val="Compact"/>
-              <w:jc w:val="left"/>
-            </w:pPr>
-            <w:r>
-              <w:t xml:space="preserve">8.5%</w:t>
+              <w:t xml:space="preserve">5,730</w:t>
+            </w:r>
+          </w:p>
+        </w:tc>
+        <w:tc>
+          <w:tcPr/>
+          <w:p>
+            <w:pPr>
+              <w:pStyle w:val="Compact"/>
+              <w:jc w:val="left"/>
+            </w:pPr>
+            <w:r>
+              <w:t xml:space="preserve">8.8%</w:t>
             </w:r>
           </w:p>
         </w:tc>

--- a/TechnicalPaper/mtg-volatility-signal_technical-report.docx
+++ b/TechnicalPaper/mtg-volatility-signal_technical-report.docx
@@ -20,7 +20,7 @@
           <w:bCs/>
           <w:b/>
         </w:rPr>
-        <w:t xml:space="preserve">Snapshot 2026-06-20. By Cameraderie Cards. Informational only, not financial advice.</w:t>
+        <w:t xml:space="preserve">Snapshot 2026-06-21. By Cameraderie Cards. Informational only, not financial advice.</w:t>
       </w:r>
     </w:p>
     <w:p>
@@ -592,7 +592,7 @@
           <w:bCs/>
           <w:b/>
         </w:rPr>
-        <w:t xml:space="preserve">26.3%</w:t>
+        <w:t xml:space="preserve">26.1%</w:t>
       </w:r>
       <w:r>
         <w:t xml:space="preserve">.</w:t>
@@ -869,7 +869,7 @@
           <w:bCs/>
           <w:b/>
         </w:rPr>
-        <w:t xml:space="preserve">0.51</w:t>
+        <w:t xml:space="preserve">0.417</w:t>
       </w:r>
       <w:r>
         <w:t xml:space="preserve">. The second half is never seen</w:t>
@@ -1058,7 +1058,7 @@
           <w:bCs/>
           <w:b/>
         </w:rPr>
-        <w:t xml:space="preserve">30.1%</w:t>
+        <w:t xml:space="preserve">29.9%</w:t>
       </w:r>
       <w:r>
         <w:t xml:space="preserve"> </w:t>
@@ -1074,7 +1074,7 @@
           <w:bCs/>
           <w:b/>
         </w:rPr>
-        <w:t xml:space="preserve">14.0%</w:t>
+        <w:t xml:space="preserve">13.9%</w:t>
       </w:r>
       <w:r>
         <w:t xml:space="preserve">, 6-month</w:t>
@@ -1087,7 +1087,7 @@
           <w:bCs/>
           <w:b/>
         </w:rPr>
-        <w:t xml:space="preserve">20.4%</w:t>
+        <w:t xml:space="preserve">20.3%</w:t>
       </w:r>
       <w:r>
         <w:t xml:space="preserve">).</w:t>
@@ -1100,7 +1100,7 @@
       <w:r>
         <w:drawing>
           <wp:inline>
-            <wp:extent cx="5334000" cy="2967922"/>
+            <wp:extent cx="5334000" cy="2971209"/>
             <wp:effectExtent b="0" l="0" r="0" t="0"/>
             <wp:docPr descr="Forward range" title="" id="36" name="Picture"/>
             <a:graphic>
@@ -1121,7 +1121,7 @@
                   <pic:spPr bwMode="auto">
                     <a:xfrm>
                       <a:off x="0" y="0"/>
-                      <a:ext cx="5334000" cy="2967922"/>
+                      <a:ext cx="5334000" cy="2971209"/>
                     </a:xfrm>
                     <a:prstGeom prst="rect">
                       <a:avLst/>
@@ -1342,19 +1342,19 @@
               <w:jc w:val="left"/>
             </w:pPr>
             <w:r>
-              <w:t xml:space="preserve">5,690</w:t>
-            </w:r>
-          </w:p>
-        </w:tc>
-        <w:tc>
-          <w:tcPr/>
-          <w:p>
-            <w:pPr>
-              <w:pStyle w:val="Compact"/>
-              <w:jc w:val="left"/>
-            </w:pPr>
-            <w:r>
-              <w:t xml:space="preserve">68.2%</w:t>
+              <w:t xml:space="preserve">5,643</w:t>
+            </w:r>
+          </w:p>
+        </w:tc>
+        <w:tc>
+          <w:tcPr/>
+          <w:p>
+            <w:pPr>
+              <w:pStyle w:val="Compact"/>
+              <w:jc w:val="left"/>
+            </w:pPr>
+            <w:r>
+              <w:t xml:space="preserve">68.1%</w:t>
             </w:r>
           </w:p>
         </w:tc>
@@ -1392,19 +1392,19 @@
               <w:jc w:val="left"/>
             </w:pPr>
             <w:r>
-              <w:t xml:space="preserve">9,451</w:t>
-            </w:r>
-          </w:p>
-        </w:tc>
-        <w:tc>
-          <w:tcPr/>
-          <w:p>
-            <w:pPr>
-              <w:pStyle w:val="Compact"/>
-              <w:jc w:val="left"/>
-            </w:pPr>
-            <w:r>
-              <w:t xml:space="preserve">32.3%</w:t>
+              <w:t xml:space="preserve">9,541</w:t>
+            </w:r>
+          </w:p>
+        </w:tc>
+        <w:tc>
+          <w:tcPr/>
+          <w:p>
+            <w:pPr>
+              <w:pStyle w:val="Compact"/>
+              <w:jc w:val="left"/>
+            </w:pPr>
+            <w:r>
+              <w:t xml:space="preserve">31.9%</w:t>
             </w:r>
           </w:p>
         </w:tc>
@@ -1442,7 +1442,7 @@
               <w:jc w:val="left"/>
             </w:pPr>
             <w:r>
-              <w:t xml:space="preserve">9,667</w:t>
+              <w:t xml:space="preserve">9,615</w:t>
             </w:r>
           </w:p>
         </w:tc>
@@ -1492,19 +1492,19 @@
               <w:jc w:val="left"/>
             </w:pPr>
             <w:r>
-              <w:t xml:space="preserve">5,730</w:t>
-            </w:r>
-          </w:p>
-        </w:tc>
-        <w:tc>
-          <w:tcPr/>
-          <w:p>
-            <w:pPr>
-              <w:pStyle w:val="Compact"/>
-              <w:jc w:val="left"/>
-            </w:pPr>
-            <w:r>
-              <w:t xml:space="preserve">8.8%</w:t>
+              <w:t xml:space="preserve">5,739</w:t>
+            </w:r>
+          </w:p>
+        </w:tc>
+        <w:tc>
+          <w:tcPr/>
+          <w:p>
+            <w:pPr>
+              <w:pStyle w:val="Compact"/>
+              <w:jc w:val="left"/>
+            </w:pPr>
+            <w:r>
+              <w:t xml:space="preserve">8.9%</w:t>
             </w:r>
           </w:p>
         </w:tc>

--- a/TechnicalPaper/mtg-volatility-signal_technical-report.docx
+++ b/TechnicalPaper/mtg-volatility-signal_technical-report.docx
@@ -20,7 +20,7 @@
           <w:bCs/>
           <w:b/>
         </w:rPr>
-        <w:t xml:space="preserve">Snapshot 2026-06-21. By Cameraderie Cards. Informational only, not financial advice.</w:t>
+        <w:t xml:space="preserve">Snapshot 2026-06-22. By Cameraderie Cards. Informational only, not financial advice.</w:t>
       </w:r>
     </w:p>
     <w:p>
@@ -592,7 +592,7 @@
           <w:bCs/>
           <w:b/>
         </w:rPr>
-        <w:t xml:space="preserve">26.1%</w:t>
+        <w:t xml:space="preserve">26.2%</w:t>
       </w:r>
       <w:r>
         <w:t xml:space="preserve">.</w:t>
@@ -869,7 +869,7 @@
           <w:bCs/>
           <w:b/>
         </w:rPr>
-        <w:t xml:space="preserve">0.417</w:t>
+        <w:t xml:space="preserve">0.595</w:t>
       </w:r>
       <w:r>
         <w:t xml:space="preserve">. The second half is never seen</w:t>
@@ -1058,7 +1058,7 @@
           <w:bCs/>
           <w:b/>
         </w:rPr>
-        <w:t xml:space="preserve">29.9%</w:t>
+        <w:t xml:space="preserve">30.0%</w:t>
       </w:r>
       <w:r>
         <w:t xml:space="preserve"> </w:t>
@@ -1074,7 +1074,7 @@
           <w:bCs/>
           <w:b/>
         </w:rPr>
-        <w:t xml:space="preserve">13.9%</w:t>
+        <w:t xml:space="preserve">14.0%</w:t>
       </w:r>
       <w:r>
         <w:t xml:space="preserve">, 6-month</w:t>
@@ -1100,7 +1100,7 @@
       <w:r>
         <w:drawing>
           <wp:inline>
-            <wp:extent cx="5334000" cy="2971209"/>
+            <wp:extent cx="5334000" cy="3007849"/>
             <wp:effectExtent b="0" l="0" r="0" t="0"/>
             <wp:docPr descr="Forward range" title="" id="36" name="Picture"/>
             <a:graphic>
@@ -1121,7 +1121,7 @@
                   <pic:spPr bwMode="auto">
                     <a:xfrm>
                       <a:off x="0" y="0"/>
-                      <a:ext cx="5334000" cy="2971209"/>
+                      <a:ext cx="5334000" cy="3007849"/>
                     </a:xfrm>
                     <a:prstGeom prst="rect">
                       <a:avLst/>
@@ -1342,19 +1342,19 @@
               <w:jc w:val="left"/>
             </w:pPr>
             <w:r>
-              <w:t xml:space="preserve">5,643</w:t>
-            </w:r>
-          </w:p>
-        </w:tc>
-        <w:tc>
-          <w:tcPr/>
-          <w:p>
-            <w:pPr>
-              <w:pStyle w:val="Compact"/>
-              <w:jc w:val="left"/>
-            </w:pPr>
-            <w:r>
-              <w:t xml:space="preserve">68.1%</w:t>
+              <w:t xml:space="preserve">5,664</w:t>
+            </w:r>
+          </w:p>
+        </w:tc>
+        <w:tc>
+          <w:tcPr/>
+          <w:p>
+            <w:pPr>
+              <w:pStyle w:val="Compact"/>
+              <w:jc w:val="left"/>
+            </w:pPr>
+            <w:r>
+              <w:t xml:space="preserve">66.1%</w:t>
             </w:r>
           </w:p>
         </w:tc>
@@ -1392,19 +1392,19 @@
               <w:jc w:val="left"/>
             </w:pPr>
             <w:r>
-              <w:t xml:space="preserve">9,541</w:t>
-            </w:r>
-          </w:p>
-        </w:tc>
-        <w:tc>
-          <w:tcPr/>
-          <w:p>
-            <w:pPr>
-              <w:pStyle w:val="Compact"/>
-              <w:jc w:val="left"/>
-            </w:pPr>
-            <w:r>
-              <w:t xml:space="preserve">31.9%</w:t>
+              <w:t xml:space="preserve">9,495</w:t>
+            </w:r>
+          </w:p>
+        </w:tc>
+        <w:tc>
+          <w:tcPr/>
+          <w:p>
+            <w:pPr>
+              <w:pStyle w:val="Compact"/>
+              <w:jc w:val="left"/>
+            </w:pPr>
+            <w:r>
+              <w:t xml:space="preserve">32.1%</w:t>
             </w:r>
           </w:p>
         </w:tc>
@@ -1442,7 +1442,7 @@
               <w:jc w:val="left"/>
             </w:pPr>
             <w:r>
-              <w:t xml:space="preserve">9,615</w:t>
+              <w:t xml:space="preserve">9,658</w:t>
             </w:r>
           </w:p>
         </w:tc>
@@ -1492,7 +1492,7 @@
               <w:jc w:val="left"/>
             </w:pPr>
             <w:r>
-              <w:t xml:space="preserve">5,739</w:t>
+              <w:t xml:space="preserve">5,721</w:t>
             </w:r>
           </w:p>
         </w:tc>

--- a/TechnicalPaper/mtg-volatility-signal_technical-report.docx
+++ b/TechnicalPaper/mtg-volatility-signal_technical-report.docx
@@ -20,7 +20,7 @@
           <w:bCs/>
           <w:b/>
         </w:rPr>
-        <w:t xml:space="preserve">Snapshot 2026-06-22. By Cameraderie Cards. Informational only, not financial advice.</w:t>
+        <w:t xml:space="preserve">Snapshot 2026-06-23. By Cameraderie Cards. Informational only, not financial advice.</w:t>
       </w:r>
     </w:p>
     <w:p>
@@ -592,7 +592,7 @@
           <w:bCs/>
           <w:b/>
         </w:rPr>
-        <w:t xml:space="preserve">26.2%</w:t>
+        <w:t xml:space="preserve">26.1%</w:t>
       </w:r>
       <w:r>
         <w:t xml:space="preserve">.</w:t>
@@ -869,7 +869,7 @@
           <w:bCs/>
           <w:b/>
         </w:rPr>
-        <w:t xml:space="preserve">0.595</w:t>
+        <w:t xml:space="preserve">0.518</w:t>
       </w:r>
       <w:r>
         <w:t xml:space="preserve">. The second half is never seen</w:t>
@@ -1058,7 +1058,7 @@
           <w:bCs/>
           <w:b/>
         </w:rPr>
-        <w:t xml:space="preserve">30.0%</w:t>
+        <w:t xml:space="preserve">29.9%</w:t>
       </w:r>
       <w:r>
         <w:t xml:space="preserve"> </w:t>
@@ -1342,19 +1342,19 @@
               <w:jc w:val="left"/>
             </w:pPr>
             <w:r>
-              <w:t xml:space="preserve">5,664</w:t>
-            </w:r>
-          </w:p>
-        </w:tc>
-        <w:tc>
-          <w:tcPr/>
-          <w:p>
-            <w:pPr>
-              <w:pStyle w:val="Compact"/>
-              <w:jc w:val="left"/>
-            </w:pPr>
-            <w:r>
-              <w:t xml:space="preserve">66.1%</w:t>
+              <w:t xml:space="preserve">5,689</w:t>
+            </w:r>
+          </w:p>
+        </w:tc>
+        <w:tc>
+          <w:tcPr/>
+          <w:p>
+            <w:pPr>
+              <w:pStyle w:val="Compact"/>
+              <w:jc w:val="left"/>
+            </w:pPr>
+            <w:r>
+              <w:t xml:space="preserve">66.2%</w:t>
             </w:r>
           </w:p>
         </w:tc>
@@ -1392,7 +1392,7 @@
               <w:jc w:val="left"/>
             </w:pPr>
             <w:r>
-              <w:t xml:space="preserve">9,495</w:t>
+              <w:t xml:space="preserve">9,382</w:t>
             </w:r>
           </w:p>
         </w:tc>
@@ -1442,19 +1442,19 @@
               <w:jc w:val="left"/>
             </w:pPr>
             <w:r>
-              <w:t xml:space="preserve">9,658</w:t>
-            </w:r>
-          </w:p>
-        </w:tc>
-        <w:tc>
-          <w:tcPr/>
-          <w:p>
-            <w:pPr>
-              <w:pStyle w:val="Compact"/>
-              <w:jc w:val="left"/>
-            </w:pPr>
-            <w:r>
-              <w:t xml:space="preserve">21.2%</w:t>
+              <w:t xml:space="preserve">9,678</w:t>
+            </w:r>
+          </w:p>
+        </w:tc>
+        <w:tc>
+          <w:tcPr/>
+          <w:p>
+            <w:pPr>
+              <w:pStyle w:val="Compact"/>
+              <w:jc w:val="left"/>
+            </w:pPr>
+            <w:r>
+              <w:t xml:space="preserve">21.3%</w:t>
             </w:r>
           </w:p>
         </w:tc>
@@ -1492,19 +1492,19 @@
               <w:jc w:val="left"/>
             </w:pPr>
             <w:r>
-              <w:t xml:space="preserve">5,721</w:t>
-            </w:r>
-          </w:p>
-        </w:tc>
-        <w:tc>
-          <w:tcPr/>
-          <w:p>
-            <w:pPr>
-              <w:pStyle w:val="Compact"/>
-              <w:jc w:val="left"/>
-            </w:pPr>
-            <w:r>
-              <w:t xml:space="preserve">8.9%</w:t>
+              <w:t xml:space="preserve">5,789</w:t>
+            </w:r>
+          </w:p>
+        </w:tc>
+        <w:tc>
+          <w:tcPr/>
+          <w:p>
+            <w:pPr>
+              <w:pStyle w:val="Compact"/>
+              <w:jc w:val="left"/>
+            </w:pPr>
+            <w:r>
+              <w:t xml:space="preserve">8.8%</w:t>
             </w:r>
           </w:p>
         </w:tc>

--- a/TechnicalPaper/mtg-volatility-signal_technical-report.docx
+++ b/TechnicalPaper/mtg-volatility-signal_technical-report.docx
@@ -20,7 +20,7 @@
           <w:bCs/>
           <w:b/>
         </w:rPr>
-        <w:t xml:space="preserve">Snapshot 2026-06-23. By Cameraderie Cards. Informational only, not financial advice.</w:t>
+        <w:t xml:space="preserve">Snapshot 2026-06-24. By Cameraderie Cards. Informational only, not financial advice.</w:t>
       </w:r>
     </w:p>
     <w:p>
@@ -592,7 +592,7 @@
           <w:bCs/>
           <w:b/>
         </w:rPr>
-        <w:t xml:space="preserve">26.1%</w:t>
+        <w:t xml:space="preserve">26.2%</w:t>
       </w:r>
       <w:r>
         <w:t xml:space="preserve">.</w:t>
@@ -869,7 +869,7 @@
           <w:bCs/>
           <w:b/>
         </w:rPr>
-        <w:t xml:space="preserve">0.518</w:t>
+        <w:t xml:space="preserve">0.401</w:t>
       </w:r>
       <w:r>
         <w:t xml:space="preserve">. The second half is never seen</w:t>
@@ -1058,7 +1058,7 @@
           <w:bCs/>
           <w:b/>
         </w:rPr>
-        <w:t xml:space="preserve">29.9%</w:t>
+        <w:t xml:space="preserve">30.0%</w:t>
       </w:r>
       <w:r>
         <w:t xml:space="preserve"> </w:t>
@@ -1342,19 +1342,19 @@
               <w:jc w:val="left"/>
             </w:pPr>
             <w:r>
-              <w:t xml:space="preserve">5,689</w:t>
-            </w:r>
-          </w:p>
-        </w:tc>
-        <w:tc>
-          <w:tcPr/>
-          <w:p>
-            <w:pPr>
-              <w:pStyle w:val="Compact"/>
-              <w:jc w:val="left"/>
-            </w:pPr>
-            <w:r>
-              <w:t xml:space="preserve">66.2%</w:t>
+              <w:t xml:space="preserve">5,704</w:t>
+            </w:r>
+          </w:p>
+        </w:tc>
+        <w:tc>
+          <w:tcPr/>
+          <w:p>
+            <w:pPr>
+              <w:pStyle w:val="Compact"/>
+              <w:jc w:val="left"/>
+            </w:pPr>
+            <w:r>
+              <w:t xml:space="preserve">66.4%</w:t>
             </w:r>
           </w:p>
         </w:tc>
@@ -1392,19 +1392,19 @@
               <w:jc w:val="left"/>
             </w:pPr>
             <w:r>
-              <w:t xml:space="preserve">9,382</w:t>
-            </w:r>
-          </w:p>
-        </w:tc>
-        <w:tc>
-          <w:tcPr/>
-          <w:p>
-            <w:pPr>
-              <w:pStyle w:val="Compact"/>
-              <w:jc w:val="left"/>
-            </w:pPr>
-            <w:r>
-              <w:t xml:space="preserve">32.1%</w:t>
+              <w:t xml:space="preserve">9,409</w:t>
+            </w:r>
+          </w:p>
+        </w:tc>
+        <w:tc>
+          <w:tcPr/>
+          <w:p>
+            <w:pPr>
+              <w:pStyle w:val="Compact"/>
+              <w:jc w:val="left"/>
+            </w:pPr>
+            <w:r>
+              <w:t xml:space="preserve">32.2%</w:t>
             </w:r>
           </w:p>
         </w:tc>
@@ -1442,19 +1442,19 @@
               <w:jc w:val="left"/>
             </w:pPr>
             <w:r>
-              <w:t xml:space="preserve">9,678</w:t>
-            </w:r>
-          </w:p>
-        </w:tc>
-        <w:tc>
-          <w:tcPr/>
-          <w:p>
-            <w:pPr>
-              <w:pStyle w:val="Compact"/>
-              <w:jc w:val="left"/>
-            </w:pPr>
-            <w:r>
-              <w:t xml:space="preserve">21.3%</w:t>
+              <w:t xml:space="preserve">9,648</w:t>
+            </w:r>
+          </w:p>
+        </w:tc>
+        <w:tc>
+          <w:tcPr/>
+          <w:p>
+            <w:pPr>
+              <w:pStyle w:val="Compact"/>
+              <w:jc w:val="left"/>
+            </w:pPr>
+            <w:r>
+              <w:t xml:space="preserve">21.2%</w:t>
             </w:r>
           </w:p>
         </w:tc>
@@ -1492,7 +1492,7 @@
               <w:jc w:val="left"/>
             </w:pPr>
             <w:r>
-              <w:t xml:space="preserve">5,789</w:t>
+              <w:t xml:space="preserve">5,777</w:t>
             </w:r>
           </w:p>
         </w:tc>

--- a/TechnicalPaper/mtg-volatility-signal_technical-report.docx
+++ b/TechnicalPaper/mtg-volatility-signal_technical-report.docx
@@ -20,7 +20,7 @@
           <w:bCs/>
           <w:b/>
         </w:rPr>
-        <w:t xml:space="preserve">Snapshot 2026-06-24. By Cameraderie Cards. Informational only, not financial advice.</w:t>
+        <w:t xml:space="preserve">Snapshot 2026-06-25. By Cameraderie Cards. Informational only, not financial advice.</w:t>
       </w:r>
     </w:p>
     <w:p>
@@ -592,7 +592,7 @@
           <w:bCs/>
           <w:b/>
         </w:rPr>
-        <w:t xml:space="preserve">26.2%</w:t>
+        <w:t xml:space="preserve">26.4%</w:t>
       </w:r>
       <w:r>
         <w:t xml:space="preserve">.</w:t>
@@ -869,7 +869,7 @@
           <w:bCs/>
           <w:b/>
         </w:rPr>
-        <w:t xml:space="preserve">0.401</w:t>
+        <w:t xml:space="preserve">0.536</w:t>
       </w:r>
       <w:r>
         <w:t xml:space="preserve">. The second half is never seen</w:t>
@@ -1058,7 +1058,7 @@
           <w:bCs/>
           <w:b/>
         </w:rPr>
-        <w:t xml:space="preserve">30.0%</w:t>
+        <w:t xml:space="preserve">30.2%</w:t>
       </w:r>
       <w:r>
         <w:t xml:space="preserve"> </w:t>
@@ -1074,7 +1074,7 @@
           <w:bCs/>
           <w:b/>
         </w:rPr>
-        <w:t xml:space="preserve">14.0%</w:t>
+        <w:t xml:space="preserve">14.1%</w:t>
       </w:r>
       <w:r>
         <w:t xml:space="preserve">, 6-month</w:t>
@@ -1087,7 +1087,7 @@
           <w:bCs/>
           <w:b/>
         </w:rPr>
-        <w:t xml:space="preserve">20.3%</w:t>
+        <w:t xml:space="preserve">20.5%</w:t>
       </w:r>
       <w:r>
         <w:t xml:space="preserve">).</w:t>
@@ -1100,7 +1100,7 @@
       <w:r>
         <w:drawing>
           <wp:inline>
-            <wp:extent cx="5334000" cy="3007849"/>
+            <wp:extent cx="5334000" cy="2971209"/>
             <wp:effectExtent b="0" l="0" r="0" t="0"/>
             <wp:docPr descr="Forward range" title="" id="36" name="Picture"/>
             <a:graphic>
@@ -1121,7 +1121,7 @@
                   <pic:spPr bwMode="auto">
                     <a:xfrm>
                       <a:off x="0" y="0"/>
-                      <a:ext cx="5334000" cy="3007849"/>
+                      <a:ext cx="5334000" cy="2971209"/>
                     </a:xfrm>
                     <a:prstGeom prst="rect">
                       <a:avLst/>
@@ -1342,19 +1342,19 @@
               <w:jc w:val="left"/>
             </w:pPr>
             <w:r>
-              <w:t xml:space="preserve">5,704</w:t>
-            </w:r>
-          </w:p>
-        </w:tc>
-        <w:tc>
-          <w:tcPr/>
-          <w:p>
-            <w:pPr>
-              <w:pStyle w:val="Compact"/>
-              <w:jc w:val="left"/>
-            </w:pPr>
-            <w:r>
-              <w:t xml:space="preserve">66.4%</w:t>
+              <w:t xml:space="preserve">5,675</w:t>
+            </w:r>
+          </w:p>
+        </w:tc>
+        <w:tc>
+          <w:tcPr/>
+          <w:p>
+            <w:pPr>
+              <w:pStyle w:val="Compact"/>
+              <w:jc w:val="left"/>
+            </w:pPr>
+            <w:r>
+              <w:t xml:space="preserve">66.6%</w:t>
             </w:r>
           </w:p>
         </w:tc>
@@ -1392,19 +1392,19 @@
               <w:jc w:val="left"/>
             </w:pPr>
             <w:r>
-              <w:t xml:space="preserve">9,409</w:t>
-            </w:r>
-          </w:p>
-        </w:tc>
-        <w:tc>
-          <w:tcPr/>
-          <w:p>
-            <w:pPr>
-              <w:pStyle w:val="Compact"/>
-              <w:jc w:val="left"/>
-            </w:pPr>
-            <w:r>
-              <w:t xml:space="preserve">32.2%</w:t>
+              <w:t xml:space="preserve">9,492</w:t>
+            </w:r>
+          </w:p>
+        </w:tc>
+        <w:tc>
+          <w:tcPr/>
+          <w:p>
+            <w:pPr>
+              <w:pStyle w:val="Compact"/>
+              <w:jc w:val="left"/>
+            </w:pPr>
+            <w:r>
+              <w:t xml:space="preserve">32.4%</w:t>
             </w:r>
           </w:p>
         </w:tc>
@@ -1442,7 +1442,7 @@
               <w:jc w:val="left"/>
             </w:pPr>
             <w:r>
-              <w:t xml:space="preserve">9,648</w:t>
+              <w:t xml:space="preserve">9,598</w:t>
             </w:r>
           </w:p>
         </w:tc>
@@ -1492,19 +1492,19 @@
               <w:jc w:val="left"/>
             </w:pPr>
             <w:r>
-              <w:t xml:space="preserve">5,777</w:t>
-            </w:r>
-          </w:p>
-        </w:tc>
-        <w:tc>
-          <w:tcPr/>
-          <w:p>
-            <w:pPr>
-              <w:pStyle w:val="Compact"/>
-              <w:jc w:val="left"/>
-            </w:pPr>
-            <w:r>
-              <w:t xml:space="preserve">8.8%</w:t>
+              <w:t xml:space="preserve">5,773</w:t>
+            </w:r>
+          </w:p>
+        </w:tc>
+        <w:tc>
+          <w:tcPr/>
+          <w:p>
+            <w:pPr>
+              <w:pStyle w:val="Compact"/>
+              <w:jc w:val="left"/>
+            </w:pPr>
+            <w:r>
+              <w:t xml:space="preserve">8.7%</w:t>
             </w:r>
           </w:p>
         </w:tc>

--- a/TechnicalPaper/mtg-volatility-signal_technical-report.docx
+++ b/TechnicalPaper/mtg-volatility-signal_technical-report.docx
@@ -20,7 +20,7 @@
           <w:bCs/>
           <w:b/>
         </w:rPr>
-        <w:t xml:space="preserve">Snapshot 2026-06-25. By Cameraderie Cards. Informational only, not financial advice.</w:t>
+        <w:t xml:space="preserve">Snapshot 2026-06-26. By Cameraderie Cards. Informational only, not financial advice.</w:t>
       </w:r>
     </w:p>
     <w:p>
@@ -592,7 +592,7 @@
           <w:bCs/>
           <w:b/>
         </w:rPr>
-        <w:t xml:space="preserve">26.4%</w:t>
+        <w:t xml:space="preserve">25.9%</w:t>
       </w:r>
       <w:r>
         <w:t xml:space="preserve">.</w:t>
@@ -869,7 +869,7 @@
           <w:bCs/>
           <w:b/>
         </w:rPr>
-        <w:t xml:space="preserve">0.536</w:t>
+        <w:t xml:space="preserve">0.368</w:t>
       </w:r>
       <w:r>
         <w:t xml:space="preserve">. The second half is never seen</w:t>
@@ -1058,7 +1058,7 @@
           <w:bCs/>
           <w:b/>
         </w:rPr>
-        <w:t xml:space="preserve">30.2%</w:t>
+        <w:t xml:space="preserve">29.6%</w:t>
       </w:r>
       <w:r>
         <w:t xml:space="preserve"> </w:t>
@@ -1074,7 +1074,7 @@
           <w:bCs/>
           <w:b/>
         </w:rPr>
-        <w:t xml:space="preserve">14.1%</w:t>
+        <w:t xml:space="preserve">13.8%</w:t>
       </w:r>
       <w:r>
         <w:t xml:space="preserve">, 6-month</w:t>
@@ -1087,7 +1087,7 @@
           <w:bCs/>
           <w:b/>
         </w:rPr>
-        <w:t xml:space="preserve">20.5%</w:t>
+        <w:t xml:space="preserve">20.1%</w:t>
       </w:r>
       <w:r>
         <w:t xml:space="preserve">).</w:t>
@@ -1100,7 +1100,7 @@
       <w:r>
         <w:drawing>
           <wp:inline>
-            <wp:extent cx="5334000" cy="2971209"/>
+            <wp:extent cx="5334000" cy="2967922"/>
             <wp:effectExtent b="0" l="0" r="0" t="0"/>
             <wp:docPr descr="Forward range" title="" id="36" name="Picture"/>
             <a:graphic>
@@ -1121,7 +1121,7 @@
                   <pic:spPr bwMode="auto">
                     <a:xfrm>
                       <a:off x="0" y="0"/>
-                      <a:ext cx="5334000" cy="2971209"/>
+                      <a:ext cx="5334000" cy="2967922"/>
                     </a:xfrm>
                     <a:prstGeom prst="rect">
                       <a:avLst/>
@@ -1342,19 +1342,19 @@
               <w:jc w:val="left"/>
             </w:pPr>
             <w:r>
-              <w:t xml:space="preserve">5,675</w:t>
-            </w:r>
-          </w:p>
-        </w:tc>
-        <w:tc>
-          <w:tcPr/>
-          <w:p>
-            <w:pPr>
-              <w:pStyle w:val="Compact"/>
-              <w:jc w:val="left"/>
-            </w:pPr>
-            <w:r>
-              <w:t xml:space="preserve">66.6%</w:t>
+              <w:t xml:space="preserve">5,731</w:t>
+            </w:r>
+          </w:p>
+        </w:tc>
+        <w:tc>
+          <w:tcPr/>
+          <w:p>
+            <w:pPr>
+              <w:pStyle w:val="Compact"/>
+              <w:jc w:val="left"/>
+            </w:pPr>
+            <w:r>
+              <w:t xml:space="preserve">67.4%</w:t>
             </w:r>
           </w:p>
         </w:tc>
@@ -1392,19 +1392,19 @@
               <w:jc w:val="left"/>
             </w:pPr>
             <w:r>
-              <w:t xml:space="preserve">9,492</w:t>
-            </w:r>
-          </w:p>
-        </w:tc>
-        <w:tc>
-          <w:tcPr/>
-          <w:p>
-            <w:pPr>
-              <w:pStyle w:val="Compact"/>
-              <w:jc w:val="left"/>
-            </w:pPr>
-            <w:r>
-              <w:t xml:space="preserve">32.4%</w:t>
+              <w:t xml:space="preserve">9,396</w:t>
+            </w:r>
+          </w:p>
+        </w:tc>
+        <w:tc>
+          <w:tcPr/>
+          <w:p>
+            <w:pPr>
+              <w:pStyle w:val="Compact"/>
+              <w:jc w:val="left"/>
+            </w:pPr>
+            <w:r>
+              <w:t xml:space="preserve">31.9%</w:t>
             </w:r>
           </w:p>
         </w:tc>
@@ -1442,19 +1442,19 @@
               <w:jc w:val="left"/>
             </w:pPr>
             <w:r>
-              <w:t xml:space="preserve">9,598</w:t>
-            </w:r>
-          </w:p>
-        </w:tc>
-        <w:tc>
-          <w:tcPr/>
-          <w:p>
-            <w:pPr>
-              <w:pStyle w:val="Compact"/>
-              <w:jc w:val="left"/>
-            </w:pPr>
-            <w:r>
-              <w:t xml:space="preserve">21.2%</w:t>
+              <w:t xml:space="preserve">9,658</w:t>
+            </w:r>
+          </w:p>
+        </w:tc>
+        <w:tc>
+          <w:tcPr/>
+          <w:p>
+            <w:pPr>
+              <w:pStyle w:val="Compact"/>
+              <w:jc w:val="left"/>
+            </w:pPr>
+            <w:r>
+              <w:t xml:space="preserve">20.9%</w:t>
             </w:r>
           </w:p>
         </w:tc>
@@ -1492,19 +1492,19 @@
               <w:jc w:val="left"/>
             </w:pPr>
             <w:r>
-              <w:t xml:space="preserve">5,773</w:t>
-            </w:r>
-          </w:p>
-        </w:tc>
-        <w:tc>
-          <w:tcPr/>
-          <w:p>
-            <w:pPr>
-              <w:pStyle w:val="Compact"/>
-              <w:jc w:val="left"/>
-            </w:pPr>
-            <w:r>
-              <w:t xml:space="preserve">8.7%</w:t>
+              <w:t xml:space="preserve">5,753</w:t>
+            </w:r>
+          </w:p>
+        </w:tc>
+        <w:tc>
+          <w:tcPr/>
+          <w:p>
+            <w:pPr>
+              <w:pStyle w:val="Compact"/>
+              <w:jc w:val="left"/>
+            </w:pPr>
+            <w:r>
+              <w:t xml:space="preserve">8.5%</w:t>
             </w:r>
           </w:p>
         </w:tc>

--- a/TechnicalPaper/mtg-volatility-signal_technical-report.docx
+++ b/TechnicalPaper/mtg-volatility-signal_technical-report.docx
@@ -20,7 +20,7 @@
           <w:bCs/>
           <w:b/>
         </w:rPr>
-        <w:t xml:space="preserve">Snapshot 2026-06-26. By Cameraderie Cards. Informational only, not financial advice.</w:t>
+        <w:t xml:space="preserve">Snapshot 2026-06-27. By Cameraderie Cards. Informational only, not financial advice.</w:t>
       </w:r>
     </w:p>
     <w:p>
@@ -592,7 +592,7 @@
           <w:bCs/>
           <w:b/>
         </w:rPr>
-        <w:t xml:space="preserve">25.9%</w:t>
+        <w:t xml:space="preserve">26.3%</w:t>
       </w:r>
       <w:r>
         <w:t xml:space="preserve">.</w:t>
@@ -869,7 +869,7 @@
           <w:bCs/>
           <w:b/>
         </w:rPr>
-        <w:t xml:space="preserve">0.368</w:t>
+        <w:t xml:space="preserve">0.4</w:t>
       </w:r>
       <w:r>
         <w:t xml:space="preserve">. The second half is never seen</w:t>
@@ -932,7 +932,7 @@
       <w:r>
         <w:drawing>
           <wp:inline>
-            <wp:extent cx="5334000" cy="3181264"/>
+            <wp:extent cx="5334000" cy="3142511"/>
             <wp:effectExtent b="0" l="0" r="0" t="0"/>
             <wp:docPr descr="Persistence" title="" id="32" name="Picture"/>
             <a:graphic>
@@ -953,7 +953,7 @@
                   <pic:spPr bwMode="auto">
                     <a:xfrm>
                       <a:off x="0" y="0"/>
-                      <a:ext cx="5334000" cy="3181264"/>
+                      <a:ext cx="5334000" cy="3142511"/>
                     </a:xfrm>
                     <a:prstGeom prst="rect">
                       <a:avLst/>
@@ -1058,7 +1058,7 @@
           <w:bCs/>
           <w:b/>
         </w:rPr>
-        <w:t xml:space="preserve">29.6%</w:t>
+        <w:t xml:space="preserve">30.1%</w:t>
       </w:r>
       <w:r>
         <w:t xml:space="preserve"> </w:t>
@@ -1074,7 +1074,7 @@
           <w:bCs/>
           <w:b/>
         </w:rPr>
-        <w:t xml:space="preserve">13.8%</w:t>
+        <w:t xml:space="preserve">14.0%</w:t>
       </w:r>
       <w:r>
         <w:t xml:space="preserve">, 6-month</w:t>
@@ -1087,7 +1087,7 @@
           <w:bCs/>
           <w:b/>
         </w:rPr>
-        <w:t xml:space="preserve">20.1%</w:t>
+        <w:t xml:space="preserve">20.4%</w:t>
       </w:r>
       <w:r>
         <w:t xml:space="preserve">).</w:t>
@@ -1342,19 +1342,19 @@
               <w:jc w:val="left"/>
             </w:pPr>
             <w:r>
-              <w:t xml:space="preserve">5,731</w:t>
-            </w:r>
-          </w:p>
-        </w:tc>
-        <w:tc>
-          <w:tcPr/>
-          <w:p>
-            <w:pPr>
-              <w:pStyle w:val="Compact"/>
-              <w:jc w:val="left"/>
-            </w:pPr>
-            <w:r>
-              <w:t xml:space="preserve">67.4%</w:t>
+              <w:t xml:space="preserve">5,693</w:t>
+            </w:r>
+          </w:p>
+        </w:tc>
+        <w:tc>
+          <w:tcPr/>
+          <w:p>
+            <w:pPr>
+              <w:pStyle w:val="Compact"/>
+              <w:jc w:val="left"/>
+            </w:pPr>
+            <w:r>
+              <w:t xml:space="preserve">68.3%</w:t>
             </w:r>
           </w:p>
         </w:tc>
@@ -1392,19 +1392,19 @@
               <w:jc w:val="left"/>
             </w:pPr>
             <w:r>
-              <w:t xml:space="preserve">9,396</w:t>
-            </w:r>
-          </w:p>
-        </w:tc>
-        <w:tc>
-          <w:tcPr/>
-          <w:p>
-            <w:pPr>
-              <w:pStyle w:val="Compact"/>
-              <w:jc w:val="left"/>
-            </w:pPr>
-            <w:r>
-              <w:t xml:space="preserve">31.9%</w:t>
+              <w:t xml:space="preserve">9,443</w:t>
+            </w:r>
+          </w:p>
+        </w:tc>
+        <w:tc>
+          <w:tcPr/>
+          <w:p>
+            <w:pPr>
+              <w:pStyle w:val="Compact"/>
+              <w:jc w:val="left"/>
+            </w:pPr>
+            <w:r>
+              <w:t xml:space="preserve">32.3%</w:t>
             </w:r>
           </w:p>
         </w:tc>
@@ -1442,19 +1442,19 @@
               <w:jc w:val="left"/>
             </w:pPr>
             <w:r>
-              <w:t xml:space="preserve">9,658</w:t>
-            </w:r>
-          </w:p>
-        </w:tc>
-        <w:tc>
-          <w:tcPr/>
-          <w:p>
-            <w:pPr>
-              <w:pStyle w:val="Compact"/>
-              <w:jc w:val="left"/>
-            </w:pPr>
-            <w:r>
-              <w:t xml:space="preserve">20.9%</w:t>
+              <w:t xml:space="preserve">9,659</w:t>
+            </w:r>
+          </w:p>
+        </w:tc>
+        <w:tc>
+          <w:tcPr/>
+          <w:p>
+            <w:pPr>
+              <w:pStyle w:val="Compact"/>
+              <w:jc w:val="left"/>
+            </w:pPr>
+            <w:r>
+              <w:t xml:space="preserve">21.2%</w:t>
             </w:r>
           </w:p>
         </w:tc>
@@ -1492,19 +1492,19 @@
               <w:jc w:val="left"/>
             </w:pPr>
             <w:r>
-              <w:t xml:space="preserve">5,753</w:t>
-            </w:r>
-          </w:p>
-        </w:tc>
-        <w:tc>
-          <w:tcPr/>
-          <w:p>
-            <w:pPr>
-              <w:pStyle w:val="Compact"/>
-              <w:jc w:val="left"/>
-            </w:pPr>
-            <w:r>
-              <w:t xml:space="preserve">8.5%</w:t>
+              <w:t xml:space="preserve">5,743</w:t>
+            </w:r>
+          </w:p>
+        </w:tc>
+        <w:tc>
+          <w:tcPr/>
+          <w:p>
+            <w:pPr>
+              <w:pStyle w:val="Compact"/>
+              <w:jc w:val="left"/>
+            </w:pPr>
+            <w:r>
+              <w:t xml:space="preserve">8.8%</w:t>
             </w:r>
           </w:p>
         </w:tc>

--- a/TechnicalPaper/mtg-volatility-signal_technical-report.docx
+++ b/TechnicalPaper/mtg-volatility-signal_technical-report.docx
@@ -20,7 +20,7 @@
           <w:bCs/>
           <w:b/>
         </w:rPr>
-        <w:t xml:space="preserve">Snapshot 2026-06-27. By Cameraderie Cards. Informational only, not financial advice.</w:t>
+        <w:t xml:space="preserve">Snapshot 2026-06-28. By Cameraderie Cards. Informational only, not financial advice.</w:t>
       </w:r>
     </w:p>
     <w:p>
@@ -592,7 +592,7 @@
           <w:bCs/>
           <w:b/>
         </w:rPr>
-        <w:t xml:space="preserve">26.3%</w:t>
+        <w:t xml:space="preserve">26.1%</w:t>
       </w:r>
       <w:r>
         <w:t xml:space="preserve">.</w:t>
@@ -869,7 +869,7 @@
           <w:bCs/>
           <w:b/>
         </w:rPr>
-        <w:t xml:space="preserve">0.4</w:t>
+        <w:t xml:space="preserve">-0.286</w:t>
       </w:r>
       <w:r>
         <w:t xml:space="preserve">. The second half is never seen</w:t>
@@ -932,7 +932,7 @@
       <w:r>
         <w:drawing>
           <wp:inline>
-            <wp:extent cx="5334000" cy="3142511"/>
+            <wp:extent cx="5334000" cy="3181264"/>
             <wp:effectExtent b="0" l="0" r="0" t="0"/>
             <wp:docPr descr="Persistence" title="" id="32" name="Picture"/>
             <a:graphic>
@@ -953,7 +953,7 @@
                   <pic:spPr bwMode="auto">
                     <a:xfrm>
                       <a:off x="0" y="0"/>
-                      <a:ext cx="5334000" cy="3142511"/>
+                      <a:ext cx="5334000" cy="3181264"/>
                     </a:xfrm>
                     <a:prstGeom prst="rect">
                       <a:avLst/>
@@ -1058,7 +1058,7 @@
           <w:bCs/>
           <w:b/>
         </w:rPr>
-        <w:t xml:space="preserve">30.1%</w:t>
+        <w:t xml:space="preserve">29.9%</w:t>
       </w:r>
       <w:r>
         <w:t xml:space="preserve"> </w:t>
@@ -1074,7 +1074,7 @@
           <w:bCs/>
           <w:b/>
         </w:rPr>
-        <w:t xml:space="preserve">14.0%</w:t>
+        <w:t xml:space="preserve">13.9%</w:t>
       </w:r>
       <w:r>
         <w:t xml:space="preserve">, 6-month</w:t>
@@ -1087,7 +1087,7 @@
           <w:bCs/>
           <w:b/>
         </w:rPr>
-        <w:t xml:space="preserve">20.4%</w:t>
+        <w:t xml:space="preserve">20.3%</w:t>
       </w:r>
       <w:r>
         <w:t xml:space="preserve">).</w:t>
@@ -1100,7 +1100,7 @@
       <w:r>
         <w:drawing>
           <wp:inline>
-            <wp:extent cx="5334000" cy="2967922"/>
+            <wp:extent cx="5334000" cy="2971209"/>
             <wp:effectExtent b="0" l="0" r="0" t="0"/>
             <wp:docPr descr="Forward range" title="" id="36" name="Picture"/>
             <a:graphic>
@@ -1121,7 +1121,7 @@
                   <pic:spPr bwMode="auto">
                     <a:xfrm>
                       <a:off x="0" y="0"/>
-                      <a:ext cx="5334000" cy="2967922"/>
+                      <a:ext cx="5334000" cy="2971209"/>
                     </a:xfrm>
                     <a:prstGeom prst="rect">
                       <a:avLst/>
@@ -1342,19 +1342,19 @@
               <w:jc w:val="left"/>
             </w:pPr>
             <w:r>
-              <w:t xml:space="preserve">5,693</w:t>
-            </w:r>
-          </w:p>
-        </w:tc>
-        <w:tc>
-          <w:tcPr/>
-          <w:p>
-            <w:pPr>
-              <w:pStyle w:val="Compact"/>
-              <w:jc w:val="left"/>
-            </w:pPr>
-            <w:r>
-              <w:t xml:space="preserve">68.3%</w:t>
+              <w:t xml:space="preserve">5,645</w:t>
+            </w:r>
+          </w:p>
+        </w:tc>
+        <w:tc>
+          <w:tcPr/>
+          <w:p>
+            <w:pPr>
+              <w:pStyle w:val="Compact"/>
+              <w:jc w:val="left"/>
+            </w:pPr>
+            <w:r>
+              <w:t xml:space="preserve">68.1%</w:t>
             </w:r>
           </w:p>
         </w:tc>
@@ -1392,19 +1392,19 @@
               <w:jc w:val="left"/>
             </w:pPr>
             <w:r>
-              <w:t xml:space="preserve">9,443</w:t>
-            </w:r>
-          </w:p>
-        </w:tc>
-        <w:tc>
-          <w:tcPr/>
-          <w:p>
-            <w:pPr>
-              <w:pStyle w:val="Compact"/>
-              <w:jc w:val="left"/>
-            </w:pPr>
-            <w:r>
-              <w:t xml:space="preserve">32.3%</w:t>
+              <w:t xml:space="preserve">9,544</w:t>
+            </w:r>
+          </w:p>
+        </w:tc>
+        <w:tc>
+          <w:tcPr/>
+          <w:p>
+            <w:pPr>
+              <w:pStyle w:val="Compact"/>
+              <w:jc w:val="left"/>
+            </w:pPr>
+            <w:r>
+              <w:t xml:space="preserve">31.9%</w:t>
             </w:r>
           </w:p>
         </w:tc>
@@ -1442,7 +1442,7 @@
               <w:jc w:val="left"/>
             </w:pPr>
             <w:r>
-              <w:t xml:space="preserve">9,659</w:t>
+              <w:t xml:space="preserve">9,609</w:t>
             </w:r>
           </w:p>
         </w:tc>
@@ -1492,19 +1492,19 @@
               <w:jc w:val="left"/>
             </w:pPr>
             <w:r>
-              <w:t xml:space="preserve">5,743</w:t>
-            </w:r>
-          </w:p>
-        </w:tc>
-        <w:tc>
-          <w:tcPr/>
-          <w:p>
-            <w:pPr>
-              <w:pStyle w:val="Compact"/>
-              <w:jc w:val="left"/>
-            </w:pPr>
-            <w:r>
-              <w:t xml:space="preserve">8.8%</w:t>
+              <w:t xml:space="preserve">5,740</w:t>
+            </w:r>
+          </w:p>
+        </w:tc>
+        <w:tc>
+          <w:tcPr/>
+          <w:p>
+            <w:pPr>
+              <w:pStyle w:val="Compact"/>
+              <w:jc w:val="left"/>
+            </w:pPr>
+            <w:r>
+              <w:t xml:space="preserve">8.9%</w:t>
             </w:r>
           </w:p>
         </w:tc>

--- a/TechnicalPaper/mtg-volatility-signal_technical-report.docx
+++ b/TechnicalPaper/mtg-volatility-signal_technical-report.docx
@@ -20,7 +20,7 @@
           <w:bCs/>
           <w:b/>
         </w:rPr>
-        <w:t xml:space="preserve">Snapshot 2026-06-28. By Cameraderie Cards. Informational only, not financial advice.</w:t>
+        <w:t xml:space="preserve">Snapshot 2026-06-29. By Cameraderie Cards. Informational only, not financial advice.</w:t>
       </w:r>
     </w:p>
     <w:p>
@@ -592,7 +592,7 @@
           <w:bCs/>
           <w:b/>
         </w:rPr>
-        <w:t xml:space="preserve">26.1%</w:t>
+        <w:t xml:space="preserve">26.2%</w:t>
       </w:r>
       <w:r>
         <w:t xml:space="preserve">.</w:t>
@@ -869,7 +869,7 @@
           <w:bCs/>
           <w:b/>
         </w:rPr>
-        <w:t xml:space="preserve">-0.286</w:t>
+        <w:t xml:space="preserve">0.0</w:t>
       </w:r>
       <w:r>
         <w:t xml:space="preserve">. The second half is never seen</w:t>
@@ -1058,7 +1058,7 @@
           <w:bCs/>
           <w:b/>
         </w:rPr>
-        <w:t xml:space="preserve">29.9%</w:t>
+        <w:t xml:space="preserve">30.0%</w:t>
       </w:r>
       <w:r>
         <w:t xml:space="preserve"> </w:t>
@@ -1074,7 +1074,7 @@
           <w:bCs/>
           <w:b/>
         </w:rPr>
-        <w:t xml:space="preserve">13.9%</w:t>
+        <w:t xml:space="preserve">14.0%</w:t>
       </w:r>
       <w:r>
         <w:t xml:space="preserve">, 6-month</w:t>
@@ -1100,7 +1100,7 @@
       <w:r>
         <w:drawing>
           <wp:inline>
-            <wp:extent cx="5334000" cy="2971209"/>
+            <wp:extent cx="5334000" cy="3007849"/>
             <wp:effectExtent b="0" l="0" r="0" t="0"/>
             <wp:docPr descr="Forward range" title="" id="36" name="Picture"/>
             <a:graphic>
@@ -1121,7 +1121,7 @@
                   <pic:spPr bwMode="auto">
                     <a:xfrm>
                       <a:off x="0" y="0"/>
-                      <a:ext cx="5334000" cy="2971209"/>
+                      <a:ext cx="5334000" cy="3007849"/>
                     </a:xfrm>
                     <a:prstGeom prst="rect">
                       <a:avLst/>
@@ -1342,19 +1342,19 @@
               <w:jc w:val="left"/>
             </w:pPr>
             <w:r>
-              <w:t xml:space="preserve">5,645</w:t>
-            </w:r>
-          </w:p>
-        </w:tc>
-        <w:tc>
-          <w:tcPr/>
-          <w:p>
-            <w:pPr>
-              <w:pStyle w:val="Compact"/>
-              <w:jc w:val="left"/>
-            </w:pPr>
-            <w:r>
-              <w:t xml:space="preserve">68.1%</w:t>
+              <w:t xml:space="preserve">5,653</w:t>
+            </w:r>
+          </w:p>
+        </w:tc>
+        <w:tc>
+          <w:tcPr/>
+          <w:p>
+            <w:pPr>
+              <w:pStyle w:val="Compact"/>
+              <w:jc w:val="left"/>
+            </w:pPr>
+            <w:r>
+              <w:t xml:space="preserve">66.2%</w:t>
             </w:r>
           </w:p>
         </w:tc>
@@ -1392,19 +1392,19 @@
               <w:jc w:val="left"/>
             </w:pPr>
             <w:r>
-              <w:t xml:space="preserve">9,544</w:t>
-            </w:r>
-          </w:p>
-        </w:tc>
-        <w:tc>
-          <w:tcPr/>
-          <w:p>
-            <w:pPr>
-              <w:pStyle w:val="Compact"/>
-              <w:jc w:val="left"/>
-            </w:pPr>
-            <w:r>
-              <w:t xml:space="preserve">31.9%</w:t>
+              <w:t xml:space="preserve">9,511</w:t>
+            </w:r>
+          </w:p>
+        </w:tc>
+        <w:tc>
+          <w:tcPr/>
+          <w:p>
+            <w:pPr>
+              <w:pStyle w:val="Compact"/>
+              <w:jc w:val="left"/>
+            </w:pPr>
+            <w:r>
+              <w:t xml:space="preserve">32.1%</w:t>
             </w:r>
           </w:p>
         </w:tc>
@@ -1442,7 +1442,7 @@
               <w:jc w:val="left"/>
             </w:pPr>
             <w:r>
-              <w:t xml:space="preserve">9,609</w:t>
+              <w:t xml:space="preserve">9,631</w:t>
             </w:r>
           </w:p>
         </w:tc>
@@ -1492,7 +1492,7 @@
               <w:jc w:val="left"/>
             </w:pPr>
             <w:r>
-              <w:t xml:space="preserve">5,740</w:t>
+              <w:t xml:space="preserve">5,743</w:t>
             </w:r>
           </w:p>
         </w:tc>

--- a/TechnicalPaper/mtg-volatility-signal_technical-report.docx
+++ b/TechnicalPaper/mtg-volatility-signal_technical-report.docx
@@ -20,7 +20,7 @@
           <w:bCs/>
           <w:b/>
         </w:rPr>
-        <w:t xml:space="preserve">Snapshot 2026-06-29. By Cameraderie Cards. Informational only, not financial advice.</w:t>
+        <w:t xml:space="preserve">Snapshot 2026-08-05. By Cameraderie Cards. Informational only, not financial advice.</w:t>
       </w:r>
     </w:p>
     <w:p>
@@ -592,7 +592,7 @@
           <w:bCs/>
           <w:b/>
         </w:rPr>
-        <w:t xml:space="preserve">26.2%</w:t>
+        <w:t xml:space="preserve">26.1%</w:t>
       </w:r>
       <w:r>
         <w:t xml:space="preserve">.</w:t>
@@ -869,7 +869,7 @@
           <w:bCs/>
           <w:b/>
         </w:rPr>
-        <w:t xml:space="preserve">0.0</w:t>
+        <w:t xml:space="preserve">nan</w:t>
       </w:r>
       <w:r>
         <w:t xml:space="preserve">. The second half is never seen</w:t>
@@ -1058,7 +1058,7 @@
           <w:bCs/>
           <w:b/>
         </w:rPr>
-        <w:t xml:space="preserve">30.0%</w:t>
+        <w:t xml:space="preserve">29.9%</w:t>
       </w:r>
       <w:r>
         <w:t xml:space="preserve"> </w:t>
@@ -1342,19 +1342,19 @@
               <w:jc w:val="left"/>
             </w:pPr>
             <w:r>
-              <w:t xml:space="preserve">5,653</w:t>
-            </w:r>
-          </w:p>
-        </w:tc>
-        <w:tc>
-          <w:tcPr/>
-          <w:p>
-            <w:pPr>
-              <w:pStyle w:val="Compact"/>
-              <w:jc w:val="left"/>
-            </w:pPr>
-            <w:r>
-              <w:t xml:space="preserve">66.2%</w:t>
+              <w:t xml:space="preserve">5,787</w:t>
+            </w:r>
+          </w:p>
+        </w:tc>
+        <w:tc>
+          <w:tcPr/>
+          <w:p>
+            <w:pPr>
+              <w:pStyle w:val="Compact"/>
+              <w:jc w:val="left"/>
+            </w:pPr>
+            <w:r>
+              <w:t xml:space="preserve">62.6%</w:t>
             </w:r>
           </w:p>
         </w:tc>
@@ -1392,19 +1392,19 @@
               <w:jc w:val="left"/>
             </w:pPr>
             <w:r>
-              <w:t xml:space="preserve">9,511</w:t>
-            </w:r>
-          </w:p>
-        </w:tc>
-        <w:tc>
-          <w:tcPr/>
-          <w:p>
-            <w:pPr>
-              <w:pStyle w:val="Compact"/>
-              <w:jc w:val="left"/>
-            </w:pPr>
-            <w:r>
-              <w:t xml:space="preserve">32.1%</w:t>
+              <w:t xml:space="preserve">9,423</w:t>
+            </w:r>
+          </w:p>
+        </w:tc>
+        <w:tc>
+          <w:tcPr/>
+          <w:p>
+            <w:pPr>
+              <w:pStyle w:val="Compact"/>
+              <w:jc w:val="left"/>
+            </w:pPr>
+            <w:r>
+              <w:t xml:space="preserve">32.0%</w:t>
             </w:r>
           </w:p>
         </w:tc>
@@ -1442,19 +1442,19 @@
               <w:jc w:val="left"/>
             </w:pPr>
             <w:r>
-              <w:t xml:space="preserve">9,631</w:t>
-            </w:r>
-          </w:p>
-        </w:tc>
-        <w:tc>
-          <w:tcPr/>
-          <w:p>
-            <w:pPr>
-              <w:pStyle w:val="Compact"/>
-              <w:jc w:val="left"/>
-            </w:pPr>
-            <w:r>
-              <w:t xml:space="preserve">21.2%</w:t>
+              <w:t xml:space="preserve">9,428</w:t>
+            </w:r>
+          </w:p>
+        </w:tc>
+        <w:tc>
+          <w:tcPr/>
+          <w:p>
+            <w:pPr>
+              <w:pStyle w:val="Compact"/>
+              <w:jc w:val="left"/>
+            </w:pPr>
+            <w:r>
+              <w:t xml:space="preserve">21.1%</w:t>
             </w:r>
           </w:p>
         </w:tc>
@@ -1492,19 +1492,19 @@
               <w:jc w:val="left"/>
             </w:pPr>
             <w:r>
-              <w:t xml:space="preserve">5,743</w:t>
-            </w:r>
-          </w:p>
-        </w:tc>
-        <w:tc>
-          <w:tcPr/>
-          <w:p>
-            <w:pPr>
-              <w:pStyle w:val="Compact"/>
-              <w:jc w:val="left"/>
-            </w:pPr>
-            <w:r>
-              <w:t xml:space="preserve">8.9%</w:t>
+              <w:t xml:space="preserve">5,900</w:t>
+            </w:r>
+          </w:p>
+        </w:tc>
+        <w:tc>
+          <w:tcPr/>
+          <w:p>
+            <w:pPr>
+              <w:pStyle w:val="Compact"/>
+              <w:jc w:val="left"/>
+            </w:pPr>
+            <w:r>
+              <w:t xml:space="preserve">8.7%</w:t>
             </w:r>
           </w:p>
         </w:tc>

--- a/TechnicalPaper/mtg-volatility-signal_technical-report.docx
+++ b/TechnicalPaper/mtg-volatility-signal_technical-report.docx
@@ -20,7 +20,7 @@
           <w:bCs/>
           <w:b/>
         </w:rPr>
-        <w:t xml:space="preserve">Snapshot 2026-08-05. By Cameraderie Cards. Informational only, not financial advice.</w:t>
+        <w:t xml:space="preserve">Snapshot 2026-08-06. By Cameraderie Cards. Informational only, not financial advice.</w:t>
       </w:r>
     </w:p>
     <w:p>
@@ -592,7 +592,7 @@
           <w:bCs/>
           <w:b/>
         </w:rPr>
-        <w:t xml:space="preserve">26.1%</w:t>
+        <w:t xml:space="preserve">26.3%</w:t>
       </w:r>
       <w:r>
         <w:t xml:space="preserve">.</w:t>
@@ -1058,7 +1058,7 @@
           <w:bCs/>
           <w:b/>
         </w:rPr>
-        <w:t xml:space="preserve">29.9%</w:t>
+        <w:t xml:space="preserve">30.1%</w:t>
       </w:r>
       <w:r>
         <w:t xml:space="preserve"> </w:t>
@@ -1074,7 +1074,7 @@
           <w:bCs/>
           <w:b/>
         </w:rPr>
-        <w:t xml:space="preserve">14.0%</w:t>
+        <w:t xml:space="preserve">14.1%</w:t>
       </w:r>
       <w:r>
         <w:t xml:space="preserve">, 6-month</w:t>
@@ -1087,7 +1087,7 @@
           <w:bCs/>
           <w:b/>
         </w:rPr>
-        <w:t xml:space="preserve">20.3%</w:t>
+        <w:t xml:space="preserve">20.4%</w:t>
       </w:r>
       <w:r>
         <w:t xml:space="preserve">).</w:t>
@@ -1100,7 +1100,7 @@
       <w:r>
         <w:drawing>
           <wp:inline>
-            <wp:extent cx="5334000" cy="3007849"/>
+            <wp:extent cx="5334000" cy="3004481"/>
             <wp:effectExtent b="0" l="0" r="0" t="0"/>
             <wp:docPr descr="Forward range" title="" id="36" name="Picture"/>
             <a:graphic>
@@ -1121,7 +1121,7 @@
                   <pic:spPr bwMode="auto">
                     <a:xfrm>
                       <a:off x="0" y="0"/>
-                      <a:ext cx="5334000" cy="3007849"/>
+                      <a:ext cx="5334000" cy="3004481"/>
                     </a:xfrm>
                     <a:prstGeom prst="rect">
                       <a:avLst/>
@@ -1342,19 +1342,19 @@
               <w:jc w:val="left"/>
             </w:pPr>
             <w:r>
-              <w:t xml:space="preserve">5,787</w:t>
-            </w:r>
-          </w:p>
-        </w:tc>
-        <w:tc>
-          <w:tcPr/>
-          <w:p>
-            <w:pPr>
-              <w:pStyle w:val="Compact"/>
-              <w:jc w:val="left"/>
-            </w:pPr>
-            <w:r>
-              <w:t xml:space="preserve">62.6%</w:t>
+              <w:t xml:space="preserve">5,761</w:t>
+            </w:r>
+          </w:p>
+        </w:tc>
+        <w:tc>
+          <w:tcPr/>
+          <w:p>
+            <w:pPr>
+              <w:pStyle w:val="Compact"/>
+              <w:jc w:val="left"/>
+            </w:pPr>
+            <w:r>
+              <w:t xml:space="preserve">63.0%</w:t>
             </w:r>
           </w:p>
         </w:tc>
@@ -1392,19 +1392,19 @@
               <w:jc w:val="left"/>
             </w:pPr>
             <w:r>
-              <w:t xml:space="preserve">9,423</w:t>
-            </w:r>
-          </w:p>
-        </w:tc>
-        <w:tc>
-          <w:tcPr/>
-          <w:p>
-            <w:pPr>
-              <w:pStyle w:val="Compact"/>
-              <w:jc w:val="left"/>
-            </w:pPr>
-            <w:r>
-              <w:t xml:space="preserve">32.0%</w:t>
+              <w:t xml:space="preserve">9,453</w:t>
+            </w:r>
+          </w:p>
+        </w:tc>
+        <w:tc>
+          <w:tcPr/>
+          <w:p>
+            <w:pPr>
+              <w:pStyle w:val="Compact"/>
+              <w:jc w:val="left"/>
+            </w:pPr>
+            <w:r>
+              <w:t xml:space="preserve">32.2%</w:t>
             </w:r>
           </w:p>
         </w:tc>
@@ -1442,7 +1442,7 @@
               <w:jc w:val="left"/>
             </w:pPr>
             <w:r>
-              <w:t xml:space="preserve">9,428</w:t>
+              <w:t xml:space="preserve">9,432</w:t>
             </w:r>
           </w:p>
         </w:tc>
@@ -1492,7 +1492,7 @@
               <w:jc w:val="left"/>
             </w:pPr>
             <w:r>
-              <w:t xml:space="preserve">5,900</w:t>
+              <w:t xml:space="preserve">5,892</w:t>
             </w:r>
           </w:p>
         </w:tc>

--- a/TechnicalPaper/mtg-volatility-signal_technical-report.docx
+++ b/TechnicalPaper/mtg-volatility-signal_technical-report.docx
@@ -20,7 +20,7 @@
           <w:bCs/>
           <w:b/>
         </w:rPr>
-        <w:t xml:space="preserve">Snapshot 2026-08-06. By Cameraderie Cards. Informational only, not financial advice.</w:t>
+        <w:t xml:space="preserve">Snapshot 2026-08-07. By Cameraderie Cards. Informational only, not financial advice.</w:t>
       </w:r>
     </w:p>
     <w:p>
@@ -592,7 +592,7 @@
           <w:bCs/>
           <w:b/>
         </w:rPr>
-        <w:t xml:space="preserve">26.3%</w:t>
+        <w:t xml:space="preserve">25.8%</w:t>
       </w:r>
       <w:r>
         <w:t xml:space="preserve">.</w:t>
@@ -1058,7 +1058,7 @@
           <w:bCs/>
           <w:b/>
         </w:rPr>
-        <w:t xml:space="preserve">30.1%</w:t>
+        <w:t xml:space="preserve">29.5%</w:t>
       </w:r>
       <w:r>
         <w:t xml:space="preserve"> </w:t>
@@ -1074,7 +1074,7 @@
           <w:bCs/>
           <w:b/>
         </w:rPr>
-        <w:t xml:space="preserve">14.1%</w:t>
+        <w:t xml:space="preserve">13.8%</w:t>
       </w:r>
       <w:r>
         <w:t xml:space="preserve">, 6-month</w:t>
@@ -1087,7 +1087,7 @@
           <w:bCs/>
           <w:b/>
         </w:rPr>
-        <w:t xml:space="preserve">20.4%</w:t>
+        <w:t xml:space="preserve">20.0%</w:t>
       </w:r>
       <w:r>
         <w:t xml:space="preserve">).</w:t>
@@ -1100,7 +1100,7 @@
       <w:r>
         <w:drawing>
           <wp:inline>
-            <wp:extent cx="5334000" cy="3004481"/>
+            <wp:extent cx="5334000" cy="2971209"/>
             <wp:effectExtent b="0" l="0" r="0" t="0"/>
             <wp:docPr descr="Forward range" title="" id="36" name="Picture"/>
             <a:graphic>
@@ -1121,7 +1121,7 @@
                   <pic:spPr bwMode="auto">
                     <a:xfrm>
                       <a:off x="0" y="0"/>
-                      <a:ext cx="5334000" cy="3004481"/>
+                      <a:ext cx="5334000" cy="2971209"/>
                     </a:xfrm>
                     <a:prstGeom prst="rect">
                       <a:avLst/>
@@ -1342,19 +1342,19 @@
               <w:jc w:val="left"/>
             </w:pPr>
             <w:r>
-              <w:t xml:space="preserve">5,761</w:t>
-            </w:r>
-          </w:p>
-        </w:tc>
-        <w:tc>
-          <w:tcPr/>
-          <w:p>
-            <w:pPr>
-              <w:pStyle w:val="Compact"/>
-              <w:jc w:val="left"/>
-            </w:pPr>
-            <w:r>
-              <w:t xml:space="preserve">63.0%</w:t>
+              <w:t xml:space="preserve">5,745</w:t>
+            </w:r>
+          </w:p>
+        </w:tc>
+        <w:tc>
+          <w:tcPr/>
+          <w:p>
+            <w:pPr>
+              <w:pStyle w:val="Compact"/>
+              <w:jc w:val="left"/>
+            </w:pPr>
+            <w:r>
+              <w:t xml:space="preserve">63.6%</w:t>
             </w:r>
           </w:p>
         </w:tc>
@@ -1392,19 +1392,19 @@
               <w:jc w:val="left"/>
             </w:pPr>
             <w:r>
-              <w:t xml:space="preserve">9,453</w:t>
-            </w:r>
-          </w:p>
-        </w:tc>
-        <w:tc>
-          <w:tcPr/>
-          <w:p>
-            <w:pPr>
-              <w:pStyle w:val="Compact"/>
-              <w:jc w:val="left"/>
-            </w:pPr>
-            <w:r>
-              <w:t xml:space="preserve">32.2%</w:t>
+              <w:t xml:space="preserve">9,508</w:t>
+            </w:r>
+          </w:p>
+        </w:tc>
+        <w:tc>
+          <w:tcPr/>
+          <w:p>
+            <w:pPr>
+              <w:pStyle w:val="Compact"/>
+              <w:jc w:val="left"/>
+            </w:pPr>
+            <w:r>
+              <w:t xml:space="preserve">31.7%</w:t>
             </w:r>
           </w:p>
         </w:tc>
@@ -1442,19 +1442,19 @@
               <w:jc w:val="left"/>
             </w:pPr>
             <w:r>
-              <w:t xml:space="preserve">9,432</w:t>
-            </w:r>
-          </w:p>
-        </w:tc>
-        <w:tc>
-          <w:tcPr/>
-          <w:p>
-            <w:pPr>
-              <w:pStyle w:val="Compact"/>
-              <w:jc w:val="left"/>
-            </w:pPr>
-            <w:r>
-              <w:t xml:space="preserve">21.1%</w:t>
+              <w:t xml:space="preserve">9,361</w:t>
+            </w:r>
+          </w:p>
+        </w:tc>
+        <w:tc>
+          <w:tcPr/>
+          <w:p>
+            <w:pPr>
+              <w:pStyle w:val="Compact"/>
+              <w:jc w:val="left"/>
+            </w:pPr>
+            <w:r>
+              <w:t xml:space="preserve">20.8%</w:t>
             </w:r>
           </w:p>
         </w:tc>
@@ -1492,19 +1492,19 @@
               <w:jc w:val="left"/>
             </w:pPr>
             <w:r>
-              <w:t xml:space="preserve">5,892</w:t>
-            </w:r>
-          </w:p>
-        </w:tc>
-        <w:tc>
-          <w:tcPr/>
-          <w:p>
-            <w:pPr>
-              <w:pStyle w:val="Compact"/>
-              <w:jc w:val="left"/>
-            </w:pPr>
-            <w:r>
-              <w:t xml:space="preserve">8.7%</w:t>
+              <w:t xml:space="preserve">5,924</w:t>
+            </w:r>
+          </w:p>
+        </w:tc>
+        <w:tc>
+          <w:tcPr/>
+          <w:p>
+            <w:pPr>
+              <w:pStyle w:val="Compact"/>
+              <w:jc w:val="left"/>
+            </w:pPr>
+            <w:r>
+              <w:t xml:space="preserve">8.4%</w:t>
             </w:r>
           </w:p>
         </w:tc>

--- a/TechnicalPaper/mtg-volatility-signal_technical-report.docx
+++ b/TechnicalPaper/mtg-volatility-signal_technical-report.docx
@@ -20,7 +20,7 @@
           <w:bCs/>
           <w:b/>
         </w:rPr>
-        <w:t xml:space="preserve">Snapshot 2026-08-07. By Cameraderie Cards. Informational only, not financial advice.</w:t>
+        <w:t xml:space="preserve">Snapshot 2026-08-08. By Cameraderie Cards. Informational only, not financial advice.</w:t>
       </w:r>
     </w:p>
     <w:p>
@@ -592,7 +592,7 @@
           <w:bCs/>
           <w:b/>
         </w:rPr>
-        <w:t xml:space="preserve">25.8%</w:t>
+        <w:t xml:space="preserve">26.2%</w:t>
       </w:r>
       <w:r>
         <w:t xml:space="preserve">.</w:t>
@@ -1058,7 +1058,7 @@
           <w:bCs/>
           <w:b/>
         </w:rPr>
-        <w:t xml:space="preserve">29.5%</w:t>
+        <w:t xml:space="preserve">30.0%</w:t>
       </w:r>
       <w:r>
         <w:t xml:space="preserve"> </w:t>
@@ -1074,7 +1074,7 @@
           <w:bCs/>
           <w:b/>
         </w:rPr>
-        <w:t xml:space="preserve">13.8%</w:t>
+        <w:t xml:space="preserve">14.0%</w:t>
       </w:r>
       <w:r>
         <w:t xml:space="preserve">, 6-month</w:t>
@@ -1087,7 +1087,7 @@
           <w:bCs/>
           <w:b/>
         </w:rPr>
-        <w:t xml:space="preserve">20.0%</w:t>
+        <w:t xml:space="preserve">20.3%</w:t>
       </w:r>
       <w:r>
         <w:t xml:space="preserve">).</w:t>
@@ -1100,7 +1100,7 @@
       <w:r>
         <w:drawing>
           <wp:inline>
-            <wp:extent cx="5334000" cy="2971209"/>
+            <wp:extent cx="5334000" cy="2961370"/>
             <wp:effectExtent b="0" l="0" r="0" t="0"/>
             <wp:docPr descr="Forward range" title="" id="36" name="Picture"/>
             <a:graphic>
@@ -1121,7 +1121,7 @@
                   <pic:spPr bwMode="auto">
                     <a:xfrm>
                       <a:off x="0" y="0"/>
-                      <a:ext cx="5334000" cy="2971209"/>
+                      <a:ext cx="5334000" cy="2961370"/>
                     </a:xfrm>
                     <a:prstGeom prst="rect">
                       <a:avLst/>
@@ -1342,19 +1342,19 @@
               <w:jc w:val="left"/>
             </w:pPr>
             <w:r>
-              <w:t xml:space="preserve">5,745</w:t>
-            </w:r>
-          </w:p>
-        </w:tc>
-        <w:tc>
-          <w:tcPr/>
-          <w:p>
-            <w:pPr>
-              <w:pStyle w:val="Compact"/>
-              <w:jc w:val="left"/>
-            </w:pPr>
-            <w:r>
-              <w:t xml:space="preserve">63.6%</w:t>
+              <w:t xml:space="preserve">5,700</w:t>
+            </w:r>
+          </w:p>
+        </w:tc>
+        <w:tc>
+          <w:tcPr/>
+          <w:p>
+            <w:pPr>
+              <w:pStyle w:val="Compact"/>
+              <w:jc w:val="left"/>
+            </w:pPr>
+            <w:r>
+              <w:t xml:space="preserve">64.3%</w:t>
             </w:r>
           </w:p>
         </w:tc>
@@ -1392,19 +1392,19 @@
               <w:jc w:val="left"/>
             </w:pPr>
             <w:r>
-              <w:t xml:space="preserve">9,508</w:t>
-            </w:r>
-          </w:p>
-        </w:tc>
-        <w:tc>
-          <w:tcPr/>
-          <w:p>
-            <w:pPr>
-              <w:pStyle w:val="Compact"/>
-              <w:jc w:val="left"/>
-            </w:pPr>
-            <w:r>
-              <w:t xml:space="preserve">31.7%</w:t>
+              <w:t xml:space="preserve">9,516</w:t>
+            </w:r>
+          </w:p>
+        </w:tc>
+        <w:tc>
+          <w:tcPr/>
+          <w:p>
+            <w:pPr>
+              <w:pStyle w:val="Compact"/>
+              <w:jc w:val="left"/>
+            </w:pPr>
+            <w:r>
+              <w:t xml:space="preserve">32.1%</w:t>
             </w:r>
           </w:p>
         </w:tc>
@@ -1442,19 +1442,19 @@
               <w:jc w:val="left"/>
             </w:pPr>
             <w:r>
-              <w:t xml:space="preserve">9,361</w:t>
-            </w:r>
-          </w:p>
-        </w:tc>
-        <w:tc>
-          <w:tcPr/>
-          <w:p>
-            <w:pPr>
-              <w:pStyle w:val="Compact"/>
-              <w:jc w:val="left"/>
-            </w:pPr>
-            <w:r>
-              <w:t xml:space="preserve">20.8%</w:t>
+              <w:t xml:space="preserve">9,445</w:t>
+            </w:r>
+          </w:p>
+        </w:tc>
+        <w:tc>
+          <w:tcPr/>
+          <w:p>
+            <w:pPr>
+              <w:pStyle w:val="Compact"/>
+              <w:jc w:val="left"/>
+            </w:pPr>
+            <w:r>
+              <w:t xml:space="preserve">21.1%</w:t>
             </w:r>
           </w:p>
         </w:tc>
@@ -1492,19 +1492,19 @@
               <w:jc w:val="left"/>
             </w:pPr>
             <w:r>
-              <w:t xml:space="preserve">5,924</w:t>
-            </w:r>
-          </w:p>
-        </w:tc>
-        <w:tc>
-          <w:tcPr/>
-          <w:p>
-            <w:pPr>
-              <w:pStyle w:val="Compact"/>
-              <w:jc w:val="left"/>
-            </w:pPr>
-            <w:r>
-              <w:t xml:space="preserve">8.4%</w:t>
+              <w:t xml:space="preserve">5,877</w:t>
+            </w:r>
+          </w:p>
+        </w:tc>
+        <w:tc>
+          <w:tcPr/>
+          <w:p>
+            <w:pPr>
+              <w:pStyle w:val="Compact"/>
+              <w:jc w:val="left"/>
+            </w:pPr>
+            <w:r>
+              <w:t xml:space="preserve">8.7%</w:t>
             </w:r>
           </w:p>
         </w:tc>

--- a/TechnicalPaper/mtg-volatility-signal_technical-report.docx
+++ b/TechnicalPaper/mtg-volatility-signal_technical-report.docx
@@ -20,7 +20,7 @@
           <w:bCs/>
           <w:b/>
         </w:rPr>
-        <w:t xml:space="preserve">Snapshot 2026-08-08. By Cameraderie Cards. Informational only, not financial advice.</w:t>
+        <w:t xml:space="preserve">Snapshot 2026-08-09. By Cameraderie Cards. Informational only, not financial advice.</w:t>
       </w:r>
     </w:p>
     <w:p>
@@ -592,7 +592,7 @@
           <w:bCs/>
           <w:b/>
         </w:rPr>
-        <w:t xml:space="preserve">26.2%</w:t>
+        <w:t xml:space="preserve">26.0%</w:t>
       </w:r>
       <w:r>
         <w:t xml:space="preserve">.</w:t>
@@ -1058,7 +1058,7 @@
           <w:bCs/>
           <w:b/>
         </w:rPr>
-        <w:t xml:space="preserve">30.0%</w:t>
+        <w:t xml:space="preserve">29.7%</w:t>
       </w:r>
       <w:r>
         <w:t xml:space="preserve"> </w:t>
@@ -1074,7 +1074,7 @@
           <w:bCs/>
           <w:b/>
         </w:rPr>
-        <w:t xml:space="preserve">14.0%</w:t>
+        <w:t xml:space="preserve">13.9%</w:t>
       </w:r>
       <w:r>
         <w:t xml:space="preserve">, 6-month</w:t>
@@ -1087,7 +1087,7 @@
           <w:bCs/>
           <w:b/>
         </w:rPr>
-        <w:t xml:space="preserve">20.3%</w:t>
+        <w:t xml:space="preserve">20.2%</w:t>
       </w:r>
       <w:r>
         <w:t xml:space="preserve">).</w:t>
@@ -1342,19 +1342,19 @@
               <w:jc w:val="left"/>
             </w:pPr>
             <w:r>
-              <w:t xml:space="preserve">5,700</w:t>
-            </w:r>
-          </w:p>
-        </w:tc>
-        <w:tc>
-          <w:tcPr/>
-          <w:p>
-            <w:pPr>
-              <w:pStyle w:val="Compact"/>
-              <w:jc w:val="left"/>
-            </w:pPr>
-            <w:r>
-              <w:t xml:space="preserve">64.3%</w:t>
+              <w:t xml:space="preserve">5,688</w:t>
+            </w:r>
+          </w:p>
+        </w:tc>
+        <w:tc>
+          <w:tcPr/>
+          <w:p>
+            <w:pPr>
+              <w:pStyle w:val="Compact"/>
+              <w:jc w:val="left"/>
+            </w:pPr>
+            <w:r>
+              <w:t xml:space="preserve">64.1%</w:t>
             </w:r>
           </w:p>
         </w:tc>
@@ -1392,19 +1392,19 @@
               <w:jc w:val="left"/>
             </w:pPr>
             <w:r>
-              <w:t xml:space="preserve">9,516</w:t>
-            </w:r>
-          </w:p>
-        </w:tc>
-        <w:tc>
-          <w:tcPr/>
-          <w:p>
-            <w:pPr>
-              <w:pStyle w:val="Compact"/>
-              <w:jc w:val="left"/>
-            </w:pPr>
-            <w:r>
-              <w:t xml:space="preserve">32.1%</w:t>
+              <w:t xml:space="preserve">9,574</w:t>
+            </w:r>
+          </w:p>
+        </w:tc>
+        <w:tc>
+          <w:tcPr/>
+          <w:p>
+            <w:pPr>
+              <w:pStyle w:val="Compact"/>
+              <w:jc w:val="left"/>
+            </w:pPr>
+            <w:r>
+              <w:t xml:space="preserve">31.7%</w:t>
             </w:r>
           </w:p>
         </w:tc>
@@ -1442,19 +1442,19 @@
               <w:jc w:val="left"/>
             </w:pPr>
             <w:r>
-              <w:t xml:space="preserve">9,445</w:t>
-            </w:r>
-          </w:p>
-        </w:tc>
-        <w:tc>
-          <w:tcPr/>
-          <w:p>
-            <w:pPr>
-              <w:pStyle w:val="Compact"/>
-              <w:jc w:val="left"/>
-            </w:pPr>
-            <w:r>
-              <w:t xml:space="preserve">21.1%</w:t>
+              <w:t xml:space="preserve">9,397</w:t>
+            </w:r>
+          </w:p>
+        </w:tc>
+        <w:tc>
+          <w:tcPr/>
+          <w:p>
+            <w:pPr>
+              <w:pStyle w:val="Compact"/>
+              <w:jc w:val="left"/>
+            </w:pPr>
+            <w:r>
+              <w:t xml:space="preserve">21.0%</w:t>
             </w:r>
           </w:p>
         </w:tc>
@@ -1492,19 +1492,19 @@
               <w:jc w:val="left"/>
             </w:pPr>
             <w:r>
-              <w:t xml:space="preserve">5,877</w:t>
-            </w:r>
-          </w:p>
-        </w:tc>
-        <w:tc>
-          <w:tcPr/>
-          <w:p>
-            <w:pPr>
-              <w:pStyle w:val="Compact"/>
-              <w:jc w:val="left"/>
-            </w:pPr>
-            <w:r>
-              <w:t xml:space="preserve">8.7%</w:t>
+              <w:t xml:space="preserve">5,879</w:t>
+            </w:r>
+          </w:p>
+        </w:tc>
+        <w:tc>
+          <w:tcPr/>
+          <w:p>
+            <w:pPr>
+              <w:pStyle w:val="Compact"/>
+              <w:jc w:val="left"/>
+            </w:pPr>
+            <w:r>
+              <w:t xml:space="preserve">8.8%</w:t>
             </w:r>
           </w:p>
         </w:tc>

--- a/TechnicalPaper/mtg-volatility-signal_technical-report.docx
+++ b/TechnicalPaper/mtg-volatility-signal_technical-report.docx
@@ -20,7 +20,7 @@
           <w:bCs/>
           <w:b/>
         </w:rPr>
-        <w:t xml:space="preserve">Snapshot 2026-08-09. By Cameraderie Cards. Informational only, not financial advice.</w:t>
+        <w:t xml:space="preserve">Snapshot 2026-08-10. By Cameraderie Cards. Informational only, not financial advice.</w:t>
       </w:r>
     </w:p>
     <w:p>
@@ -1058,7 +1058,7 @@
           <w:bCs/>
           <w:b/>
         </w:rPr>
-        <w:t xml:space="preserve">29.7%</w:t>
+        <w:t xml:space="preserve">29.8%</w:t>
       </w:r>
       <w:r>
         <w:t xml:space="preserve"> </w:t>
@@ -1100,7 +1100,7 @@
       <w:r>
         <w:drawing>
           <wp:inline>
-            <wp:extent cx="5334000" cy="2961370"/>
+            <wp:extent cx="5334000" cy="3007849"/>
             <wp:effectExtent b="0" l="0" r="0" t="0"/>
             <wp:docPr descr="Forward range" title="" id="36" name="Picture"/>
             <a:graphic>
@@ -1121,7 +1121,7 @@
                   <pic:spPr bwMode="auto">
                     <a:xfrm>
                       <a:off x="0" y="0"/>
-                      <a:ext cx="5334000" cy="2961370"/>
+                      <a:ext cx="5334000" cy="3007849"/>
                     </a:xfrm>
                     <a:prstGeom prst="rect">
                       <a:avLst/>
@@ -1342,19 +1342,19 @@
               <w:jc w:val="left"/>
             </w:pPr>
             <w:r>
-              <w:t xml:space="preserve">5,688</w:t>
-            </w:r>
-          </w:p>
-        </w:tc>
-        <w:tc>
-          <w:tcPr/>
-          <w:p>
-            <w:pPr>
-              <w:pStyle w:val="Compact"/>
-              <w:jc w:val="left"/>
-            </w:pPr>
-            <w:r>
-              <w:t xml:space="preserve">64.1%</w:t>
+              <w:t xml:space="preserve">5,712</w:t>
+            </w:r>
+          </w:p>
+        </w:tc>
+        <w:tc>
+          <w:tcPr/>
+          <w:p>
+            <w:pPr>
+              <w:pStyle w:val="Compact"/>
+              <w:jc w:val="left"/>
+            </w:pPr>
+            <w:r>
+              <w:t xml:space="preserve">62.8%</w:t>
             </w:r>
           </w:p>
         </w:tc>
@@ -1392,19 +1392,19 @@
               <w:jc w:val="left"/>
             </w:pPr>
             <w:r>
-              <w:t xml:space="preserve">9,574</w:t>
-            </w:r>
-          </w:p>
-        </w:tc>
-        <w:tc>
-          <w:tcPr/>
-          <w:p>
-            <w:pPr>
-              <w:pStyle w:val="Compact"/>
-              <w:jc w:val="left"/>
-            </w:pPr>
-            <w:r>
-              <w:t xml:space="preserve">31.7%</w:t>
+              <w:t xml:space="preserve">9,548</w:t>
+            </w:r>
+          </w:p>
+        </w:tc>
+        <w:tc>
+          <w:tcPr/>
+          <w:p>
+            <w:pPr>
+              <w:pStyle w:val="Compact"/>
+              <w:jc w:val="left"/>
+            </w:pPr>
+            <w:r>
+              <w:t xml:space="preserve">31.9%</w:t>
             </w:r>
           </w:p>
         </w:tc>
@@ -1442,19 +1442,19 @@
               <w:jc w:val="left"/>
             </w:pPr>
             <w:r>
-              <w:t xml:space="preserve">9,397</w:t>
-            </w:r>
-          </w:p>
-        </w:tc>
-        <w:tc>
-          <w:tcPr/>
-          <w:p>
-            <w:pPr>
-              <w:pStyle w:val="Compact"/>
-              <w:jc w:val="left"/>
-            </w:pPr>
-            <w:r>
-              <w:t xml:space="preserve">21.0%</w:t>
+              <w:t xml:space="preserve">9,426</w:t>
+            </w:r>
+          </w:p>
+        </w:tc>
+        <w:tc>
+          <w:tcPr/>
+          <w:p>
+            <w:pPr>
+              <w:pStyle w:val="Compact"/>
+              <w:jc w:val="left"/>
+            </w:pPr>
+            <w:r>
+              <w:t xml:space="preserve">21.1%</w:t>
             </w:r>
           </w:p>
         </w:tc>
@@ -1492,19 +1492,19 @@
               <w:jc w:val="left"/>
             </w:pPr>
             <w:r>
-              <w:t xml:space="preserve">5,879</w:t>
-            </w:r>
-          </w:p>
-        </w:tc>
-        <w:tc>
-          <w:tcPr/>
-          <w:p>
-            <w:pPr>
-              <w:pStyle w:val="Compact"/>
-              <w:jc w:val="left"/>
-            </w:pPr>
-            <w:r>
-              <w:t xml:space="preserve">8.8%</w:t>
+              <w:t xml:space="preserve">5,852</w:t>
+            </w:r>
+          </w:p>
+        </w:tc>
+        <w:tc>
+          <w:tcPr/>
+          <w:p>
+            <w:pPr>
+              <w:pStyle w:val="Compact"/>
+              <w:jc w:val="left"/>
+            </w:pPr>
+            <w:r>
+              <w:t xml:space="preserve">8.7%</w:t>
             </w:r>
           </w:p>
         </w:tc>

--- a/TechnicalPaper/mtg-volatility-signal_technical-report.docx
+++ b/TechnicalPaper/mtg-volatility-signal_technical-report.docx
@@ -20,7 +20,7 @@
           <w:bCs/>
           <w:b/>
         </w:rPr>
-        <w:t xml:space="preserve">Snapshot 2026-08-10. By Cameraderie Cards. Informational only, not financial advice.</w:t>
+        <w:t xml:space="preserve">Snapshot 2026-08-11. By Cameraderie Cards. Informational only, not financial advice.</w:t>
       </w:r>
     </w:p>
     <w:p>
@@ -592,7 +592,7 @@
           <w:bCs/>
           <w:b/>
         </w:rPr>
-        <w:t xml:space="preserve">26.0%</w:t>
+        <w:t xml:space="preserve">26.1%</w:t>
       </w:r>
       <w:r>
         <w:t xml:space="preserve">.</w:t>
@@ -1100,7 +1100,7 @@
       <w:r>
         <w:drawing>
           <wp:inline>
-            <wp:extent cx="5334000" cy="3007849"/>
+            <wp:extent cx="5334000" cy="2961370"/>
             <wp:effectExtent b="0" l="0" r="0" t="0"/>
             <wp:docPr descr="Forward range" title="" id="36" name="Picture"/>
             <a:graphic>
@@ -1121,7 +1121,7 @@
                   <pic:spPr bwMode="auto">
                     <a:xfrm>
                       <a:off x="0" y="0"/>
-                      <a:ext cx="5334000" cy="3007849"/>
+                      <a:ext cx="5334000" cy="2961370"/>
                     </a:xfrm>
                     <a:prstGeom prst="rect">
                       <a:avLst/>
@@ -1342,19 +1342,19 @@
               <w:jc w:val="left"/>
             </w:pPr>
             <w:r>
-              <w:t xml:space="preserve">5,712</w:t>
-            </w:r>
-          </w:p>
-        </w:tc>
-        <w:tc>
-          <w:tcPr/>
-          <w:p>
-            <w:pPr>
-              <w:pStyle w:val="Compact"/>
-              <w:jc w:val="left"/>
-            </w:pPr>
-            <w:r>
-              <w:t xml:space="preserve">62.8%</w:t>
+              <w:t xml:space="preserve">5,711</w:t>
+            </w:r>
+          </w:p>
+        </w:tc>
+        <w:tc>
+          <w:tcPr/>
+          <w:p>
+            <w:pPr>
+              <w:pStyle w:val="Compact"/>
+              <w:jc w:val="left"/>
+            </w:pPr>
+            <w:r>
+              <w:t xml:space="preserve">63.4%</w:t>
             </w:r>
           </w:p>
         </w:tc>
@@ -1392,7 +1392,7 @@
               <w:jc w:val="left"/>
             </w:pPr>
             <w:r>
-              <w:t xml:space="preserve">9,548</w:t>
+              <w:t xml:space="preserve">9,500</w:t>
             </w:r>
           </w:p>
         </w:tc>
@@ -1442,7 +1442,7 @@
               <w:jc w:val="left"/>
             </w:pPr>
             <w:r>
-              <w:t xml:space="preserve">9,426</w:t>
+              <w:t xml:space="preserve">9,470</w:t>
             </w:r>
           </w:p>
         </w:tc>
@@ -1492,7 +1492,7 @@
               <w:jc w:val="left"/>
             </w:pPr>
             <w:r>
-              <w:t xml:space="preserve">5,852</w:t>
+              <w:t xml:space="preserve">5,857</w:t>
             </w:r>
           </w:p>
         </w:tc>

--- a/TechnicalPaper/mtg-volatility-signal_technical-report.docx
+++ b/TechnicalPaper/mtg-volatility-signal_technical-report.docx
@@ -20,7 +20,7 @@
           <w:bCs/>
           <w:b/>
         </w:rPr>
-        <w:t xml:space="preserve">Snapshot 2026-08-11. By Cameraderie Cards. Informational only, not financial advice.</w:t>
+        <w:t xml:space="preserve">Snapshot 2026-08-12. By Cameraderie Cards. Informational only, not financial advice.</w:t>
       </w:r>
     </w:p>
     <w:p>
@@ -1087,7 +1087,7 @@
           <w:bCs/>
           <w:b/>
         </w:rPr>
-        <w:t xml:space="preserve">20.2%</w:t>
+        <w:t xml:space="preserve">20.3%</w:t>
       </w:r>
       <w:r>
         <w:t xml:space="preserve">).</w:t>
@@ -1342,19 +1342,19 @@
               <w:jc w:val="left"/>
             </w:pPr>
             <w:r>
-              <w:t xml:space="preserve">5,711</w:t>
-            </w:r>
-          </w:p>
-        </w:tc>
-        <w:tc>
-          <w:tcPr/>
-          <w:p>
-            <w:pPr>
-              <w:pStyle w:val="Compact"/>
-              <w:jc w:val="left"/>
-            </w:pPr>
-            <w:r>
-              <w:t xml:space="preserve">63.4%</w:t>
+              <w:t xml:space="preserve">5,729</w:t>
+            </w:r>
+          </w:p>
+        </w:tc>
+        <w:tc>
+          <w:tcPr/>
+          <w:p>
+            <w:pPr>
+              <w:pStyle w:val="Compact"/>
+              <w:jc w:val="left"/>
+            </w:pPr>
+            <w:r>
+              <w:t xml:space="preserve">62.8%</w:t>
             </w:r>
           </w:p>
         </w:tc>
@@ -1392,7 +1392,7 @@
               <w:jc w:val="left"/>
             </w:pPr>
             <w:r>
-              <w:t xml:space="preserve">9,500</w:t>
+              <w:t xml:space="preserve">9,496</w:t>
             </w:r>
           </w:p>
         </w:tc>
@@ -1442,7 +1442,7 @@
               <w:jc w:val="left"/>
             </w:pPr>
             <w:r>
-              <w:t xml:space="preserve">9,470</w:t>
+              <w:t xml:space="preserve">9,400</w:t>
             </w:r>
           </w:p>
         </w:tc>
@@ -1492,19 +1492,19 @@
               <w:jc w:val="left"/>
             </w:pPr>
             <w:r>
-              <w:t xml:space="preserve">5,857</w:t>
-            </w:r>
-          </w:p>
-        </w:tc>
-        <w:tc>
-          <w:tcPr/>
-          <w:p>
-            <w:pPr>
-              <w:pStyle w:val="Compact"/>
-              <w:jc w:val="left"/>
-            </w:pPr>
-            <w:r>
-              <w:t xml:space="preserve">8.7%</w:t>
+              <w:t xml:space="preserve">5,913</w:t>
+            </w:r>
+          </w:p>
+        </w:tc>
+        <w:tc>
+          <w:tcPr/>
+          <w:p>
+            <w:pPr>
+              <w:pStyle w:val="Compact"/>
+              <w:jc w:val="left"/>
+            </w:pPr>
+            <w:r>
+              <w:t xml:space="preserve">8.6%</w:t>
             </w:r>
           </w:p>
         </w:tc>

--- a/TechnicalPaper/mtg-volatility-signal_technical-report.docx
+++ b/TechnicalPaper/mtg-volatility-signal_technical-report.docx
@@ -20,7 +20,7 @@
           <w:bCs/>
           <w:b/>
         </w:rPr>
-        <w:t xml:space="preserve">Snapshot 2026-08-12. By Cameraderie Cards. Informational only, not financial advice.</w:t>
+        <w:t xml:space="preserve">Snapshot 2026-08-13. By Cameraderie Cards. Informational only, not financial advice.</w:t>
       </w:r>
     </w:p>
     <w:p>
@@ -592,7 +592,7 @@
           <w:bCs/>
           <w:b/>
         </w:rPr>
-        <w:t xml:space="preserve">26.1%</w:t>
+        <w:t xml:space="preserve">26.3%</w:t>
       </w:r>
       <w:r>
         <w:t xml:space="preserve">.</w:t>
@@ -1058,7 +1058,7 @@
           <w:bCs/>
           <w:b/>
         </w:rPr>
-        <w:t xml:space="preserve">29.8%</w:t>
+        <w:t xml:space="preserve">30.1%</w:t>
       </w:r>
       <w:r>
         <w:t xml:space="preserve"> </w:t>
@@ -1074,7 +1074,7 @@
           <w:bCs/>
           <w:b/>
         </w:rPr>
-        <w:t xml:space="preserve">13.9%</w:t>
+        <w:t xml:space="preserve">14.0%</w:t>
       </w:r>
       <w:r>
         <w:t xml:space="preserve">, 6-month</w:t>
@@ -1087,7 +1087,7 @@
           <w:bCs/>
           <w:b/>
         </w:rPr>
-        <w:t xml:space="preserve">20.3%</w:t>
+        <w:t xml:space="preserve">20.4%</w:t>
       </w:r>
       <w:r>
         <w:t xml:space="preserve">).</w:t>
@@ -1100,7 +1100,7 @@
       <w:r>
         <w:drawing>
           <wp:inline>
-            <wp:extent cx="5334000" cy="2961370"/>
+            <wp:extent cx="5334000" cy="3004481"/>
             <wp:effectExtent b="0" l="0" r="0" t="0"/>
             <wp:docPr descr="Forward range" title="" id="36" name="Picture"/>
             <a:graphic>
@@ -1121,7 +1121,7 @@
                   <pic:spPr bwMode="auto">
                     <a:xfrm>
                       <a:off x="0" y="0"/>
-                      <a:ext cx="5334000" cy="2961370"/>
+                      <a:ext cx="5334000" cy="3004481"/>
                     </a:xfrm>
                     <a:prstGeom prst="rect">
                       <a:avLst/>
@@ -1342,19 +1342,19 @@
               <w:jc w:val="left"/>
             </w:pPr>
             <w:r>
-              <w:t xml:space="preserve">5,729</w:t>
-            </w:r>
-          </w:p>
-        </w:tc>
-        <w:tc>
-          <w:tcPr/>
-          <w:p>
-            <w:pPr>
-              <w:pStyle w:val="Compact"/>
-              <w:jc w:val="left"/>
-            </w:pPr>
-            <w:r>
-              <w:t xml:space="preserve">62.8%</w:t>
+              <w:t xml:space="preserve">5,735</w:t>
+            </w:r>
+          </w:p>
+        </w:tc>
+        <w:tc>
+          <w:tcPr/>
+          <w:p>
+            <w:pPr>
+              <w:pStyle w:val="Compact"/>
+              <w:jc w:val="left"/>
+            </w:pPr>
+            <w:r>
+              <w:t xml:space="preserve">63.0%</w:t>
             </w:r>
           </w:p>
         </w:tc>
@@ -1392,19 +1392,19 @@
               <w:jc w:val="left"/>
             </w:pPr>
             <w:r>
-              <w:t xml:space="preserve">9,496</w:t>
-            </w:r>
-          </w:p>
-        </w:tc>
-        <w:tc>
-          <w:tcPr/>
-          <w:p>
-            <w:pPr>
-              <w:pStyle w:val="Compact"/>
-              <w:jc w:val="left"/>
-            </w:pPr>
-            <w:r>
-              <w:t xml:space="preserve">31.9%</w:t>
+              <w:t xml:space="preserve">9,522</w:t>
+            </w:r>
+          </w:p>
+        </w:tc>
+        <w:tc>
+          <w:tcPr/>
+          <w:p>
+            <w:pPr>
+              <w:pStyle w:val="Compact"/>
+              <w:jc w:val="left"/>
+            </w:pPr>
+            <w:r>
+              <w:t xml:space="preserve">32.1%</w:t>
             </w:r>
           </w:p>
         </w:tc>
@@ -1442,7 +1442,7 @@
               <w:jc w:val="left"/>
             </w:pPr>
             <w:r>
-              <w:t xml:space="preserve">9,400</w:t>
+              <w:t xml:space="preserve">9,382</w:t>
             </w:r>
           </w:p>
         </w:tc>
@@ -1492,7 +1492,7 @@
               <w:jc w:val="left"/>
             </w:pPr>
             <w:r>
-              <w:t xml:space="preserve">5,913</w:t>
+              <w:t xml:space="preserve">5,899</w:t>
             </w:r>
           </w:p>
         </w:tc>

--- a/TechnicalPaper/mtg-volatility-signal_technical-report.docx
+++ b/TechnicalPaper/mtg-volatility-signal_technical-report.docx
@@ -20,7 +20,7 @@
           <w:bCs/>
           <w:b/>
         </w:rPr>
-        <w:t xml:space="preserve">Snapshot 2026-08-13. By Cameraderie Cards. Informational only, not financial advice.</w:t>
+        <w:t xml:space="preserve">Snapshot 2026-08-15. By Cameraderie Cards. Informational only, not financial advice.</w:t>
       </w:r>
     </w:p>
     <w:p>
@@ -592,7 +592,7 @@
           <w:bCs/>
           <w:b/>
         </w:rPr>
-        <w:t xml:space="preserve">26.3%</w:t>
+        <w:t xml:space="preserve">26.1%</w:t>
       </w:r>
       <w:r>
         <w:t xml:space="preserve">.</w:t>
@@ -1058,7 +1058,7 @@
           <w:bCs/>
           <w:b/>
         </w:rPr>
-        <w:t xml:space="preserve">30.1%</w:t>
+        <w:t xml:space="preserve">29.9%</w:t>
       </w:r>
       <w:r>
         <w:t xml:space="preserve"> </w:t>
@@ -1074,7 +1074,7 @@
           <w:bCs/>
           <w:b/>
         </w:rPr>
-        <w:t xml:space="preserve">14.0%</w:t>
+        <w:t xml:space="preserve">13.9%</w:t>
       </w:r>
       <w:r>
         <w:t xml:space="preserve">, 6-month</w:t>
@@ -1087,7 +1087,7 @@
           <w:bCs/>
           <w:b/>
         </w:rPr>
-        <w:t xml:space="preserve">20.4%</w:t>
+        <w:t xml:space="preserve">20.3%</w:t>
       </w:r>
       <w:r>
         <w:t xml:space="preserve">).</w:t>
@@ -1100,7 +1100,7 @@
       <w:r>
         <w:drawing>
           <wp:inline>
-            <wp:extent cx="5334000" cy="3004481"/>
+            <wp:extent cx="5334000" cy="2991083"/>
             <wp:effectExtent b="0" l="0" r="0" t="0"/>
             <wp:docPr descr="Forward range" title="" id="36" name="Picture"/>
             <a:graphic>
@@ -1121,7 +1121,7 @@
                   <pic:spPr bwMode="auto">
                     <a:xfrm>
                       <a:off x="0" y="0"/>
-                      <a:ext cx="5334000" cy="3004481"/>
+                      <a:ext cx="5334000" cy="2991083"/>
                     </a:xfrm>
                     <a:prstGeom prst="rect">
                       <a:avLst/>
@@ -1342,19 +1342,19 @@
               <w:jc w:val="left"/>
             </w:pPr>
             <w:r>
-              <w:t xml:space="preserve">5,735</w:t>
-            </w:r>
-          </w:p>
-        </w:tc>
-        <w:tc>
-          <w:tcPr/>
-          <w:p>
-            <w:pPr>
-              <w:pStyle w:val="Compact"/>
-              <w:jc w:val="left"/>
-            </w:pPr>
-            <w:r>
-              <w:t xml:space="preserve">63.0%</w:t>
+              <w:t xml:space="preserve">5,715</w:t>
+            </w:r>
+          </w:p>
+        </w:tc>
+        <w:tc>
+          <w:tcPr/>
+          <w:p>
+            <w:pPr>
+              <w:pStyle w:val="Compact"/>
+              <w:jc w:val="left"/>
+            </w:pPr>
+            <w:r>
+              <w:t xml:space="preserve">64.0%</w:t>
             </w:r>
           </w:p>
         </w:tc>
@@ -1392,19 +1392,19 @@
               <w:jc w:val="left"/>
             </w:pPr>
             <w:r>
-              <w:t xml:space="preserve">9,522</w:t>
-            </w:r>
-          </w:p>
-        </w:tc>
-        <w:tc>
-          <w:tcPr/>
-          <w:p>
-            <w:pPr>
-              <w:pStyle w:val="Compact"/>
-              <w:jc w:val="left"/>
-            </w:pPr>
-            <w:r>
-              <w:t xml:space="preserve">32.1%</w:t>
+              <w:t xml:space="preserve">9,514</w:t>
+            </w:r>
+          </w:p>
+        </w:tc>
+        <w:tc>
+          <w:tcPr/>
+          <w:p>
+            <w:pPr>
+              <w:pStyle w:val="Compact"/>
+              <w:jc w:val="left"/>
+            </w:pPr>
+            <w:r>
+              <w:t xml:space="preserve">32.0%</w:t>
             </w:r>
           </w:p>
         </w:tc>
@@ -1442,7 +1442,7 @@
               <w:jc w:val="left"/>
             </w:pPr>
             <w:r>
-              <w:t xml:space="preserve">9,382</w:t>
+              <w:t xml:space="preserve">9,410</w:t>
             </w:r>
           </w:p>
         </w:tc>
@@ -1504,7 +1504,7 @@
               <w:jc w:val="left"/>
             </w:pPr>
             <w:r>
-              <w:t xml:space="preserve">8.6%</w:t>
+              <w:t xml:space="preserve">8.7%</w:t>
             </w:r>
           </w:p>
         </w:tc>

--- a/TechnicalPaper/mtg-volatility-signal_technical-report.docx
+++ b/TechnicalPaper/mtg-volatility-signal_technical-report.docx
@@ -20,7 +20,7 @@
           <w:bCs/>
           <w:b/>
         </w:rPr>
-        <w:t xml:space="preserve">Snapshot 2026-08-15. By Cameraderie Cards. Informational only, not financial advice.</w:t>
+        <w:t xml:space="preserve">Snapshot 2026-08-16. By Cameraderie Cards. Informational only, not financial advice.</w:t>
       </w:r>
     </w:p>
     <w:p>
@@ -592,7 +592,7 @@
           <w:bCs/>
           <w:b/>
         </w:rPr>
-        <w:t xml:space="preserve">26.1%</w:t>
+        <w:t xml:space="preserve">25.9%</w:t>
       </w:r>
       <w:r>
         <w:t xml:space="preserve">.</w:t>
@@ -1058,7 +1058,7 @@
           <w:bCs/>
           <w:b/>
         </w:rPr>
-        <w:t xml:space="preserve">29.9%</w:t>
+        <w:t xml:space="preserve">29.6%</w:t>
       </w:r>
       <w:r>
         <w:t xml:space="preserve"> </w:t>
@@ -1074,7 +1074,7 @@
           <w:bCs/>
           <w:b/>
         </w:rPr>
-        <w:t xml:space="preserve">13.9%</w:t>
+        <w:t xml:space="preserve">13.8%</w:t>
       </w:r>
       <w:r>
         <w:t xml:space="preserve">, 6-month</w:t>
@@ -1087,7 +1087,7 @@
           <w:bCs/>
           <w:b/>
         </w:rPr>
-        <w:t xml:space="preserve">20.3%</w:t>
+        <w:t xml:space="preserve">20.1%</w:t>
       </w:r>
       <w:r>
         <w:t xml:space="preserve">).</w:t>
@@ -1100,7 +1100,7 @@
       <w:r>
         <w:drawing>
           <wp:inline>
-            <wp:extent cx="5334000" cy="2991083"/>
+            <wp:extent cx="5334000" cy="2961370"/>
             <wp:effectExtent b="0" l="0" r="0" t="0"/>
             <wp:docPr descr="Forward range" title="" id="36" name="Picture"/>
             <a:graphic>
@@ -1121,7 +1121,7 @@
                   <pic:spPr bwMode="auto">
                     <a:xfrm>
                       <a:off x="0" y="0"/>
-                      <a:ext cx="5334000" cy="2991083"/>
+                      <a:ext cx="5334000" cy="2961370"/>
                     </a:xfrm>
                     <a:prstGeom prst="rect">
                       <a:avLst/>
@@ -1342,19 +1342,19 @@
               <w:jc w:val="left"/>
             </w:pPr>
             <w:r>
-              <w:t xml:space="preserve">5,715</w:t>
-            </w:r>
-          </w:p>
-        </w:tc>
-        <w:tc>
-          <w:tcPr/>
-          <w:p>
-            <w:pPr>
-              <w:pStyle w:val="Compact"/>
-              <w:jc w:val="left"/>
-            </w:pPr>
-            <w:r>
-              <w:t xml:space="preserve">64.0%</w:t>
+              <w:t xml:space="preserve">5,711</w:t>
+            </w:r>
+          </w:p>
+        </w:tc>
+        <w:tc>
+          <w:tcPr/>
+          <w:p>
+            <w:pPr>
+              <w:pStyle w:val="Compact"/>
+              <w:jc w:val="left"/>
+            </w:pPr>
+            <w:r>
+              <w:t xml:space="preserve">63.8%</w:t>
             </w:r>
           </w:p>
         </w:tc>
@@ -1392,19 +1392,19 @@
               <w:jc w:val="left"/>
             </w:pPr>
             <w:r>
-              <w:t xml:space="preserve">9,514</w:t>
-            </w:r>
-          </w:p>
-        </w:tc>
-        <w:tc>
-          <w:tcPr/>
-          <w:p>
-            <w:pPr>
-              <w:pStyle w:val="Compact"/>
-              <w:jc w:val="left"/>
-            </w:pPr>
-            <w:r>
-              <w:t xml:space="preserve">32.0%</w:t>
+              <w:t xml:space="preserve">9,561</w:t>
+            </w:r>
+          </w:p>
+        </w:tc>
+        <w:tc>
+          <w:tcPr/>
+          <w:p>
+            <w:pPr>
+              <w:pStyle w:val="Compact"/>
+              <w:jc w:val="left"/>
+            </w:pPr>
+            <w:r>
+              <w:t xml:space="preserve">31.6%</w:t>
             </w:r>
           </w:p>
         </w:tc>
@@ -1442,19 +1442,19 @@
               <w:jc w:val="left"/>
             </w:pPr>
             <w:r>
-              <w:t xml:space="preserve">9,410</w:t>
-            </w:r>
-          </w:p>
-        </w:tc>
-        <w:tc>
-          <w:tcPr/>
-          <w:p>
-            <w:pPr>
-              <w:pStyle w:val="Compact"/>
-              <w:jc w:val="left"/>
-            </w:pPr>
-            <w:r>
-              <w:t xml:space="preserve">21.1%</w:t>
+              <w:t xml:space="preserve">9,343</w:t>
+            </w:r>
+          </w:p>
+        </w:tc>
+        <w:tc>
+          <w:tcPr/>
+          <w:p>
+            <w:pPr>
+              <w:pStyle w:val="Compact"/>
+              <w:jc w:val="left"/>
+            </w:pPr>
+            <w:r>
+              <w:t xml:space="preserve">20.9%</w:t>
             </w:r>
           </w:p>
         </w:tc>
@@ -1492,19 +1492,19 @@
               <w:jc w:val="left"/>
             </w:pPr>
             <w:r>
-              <w:t xml:space="preserve">5,899</w:t>
-            </w:r>
-          </w:p>
-        </w:tc>
-        <w:tc>
-          <w:tcPr/>
-          <w:p>
-            <w:pPr>
-              <w:pStyle w:val="Compact"/>
-              <w:jc w:val="left"/>
-            </w:pPr>
-            <w:r>
-              <w:t xml:space="preserve">8.7%</w:t>
+              <w:t xml:space="preserve">5,923</w:t>
+            </w:r>
+          </w:p>
+        </w:tc>
+        <w:tc>
+          <w:tcPr/>
+          <w:p>
+            <w:pPr>
+              <w:pStyle w:val="Compact"/>
+              <w:jc w:val="left"/>
+            </w:pPr>
+            <w:r>
+              <w:t xml:space="preserve">8.8%</w:t>
             </w:r>
           </w:p>
         </w:tc>

--- a/TechnicalPaper/mtg-volatility-signal_technical-report.docx
+++ b/TechnicalPaper/mtg-volatility-signal_technical-report.docx
@@ -20,7 +20,7 @@
           <w:bCs/>
           <w:b/>
         </w:rPr>
-        <w:t xml:space="preserve">Snapshot 2026-08-16. By Cameraderie Cards. Informational only, not financial advice.</w:t>
+        <w:t xml:space="preserve">Snapshot 2026-08-17. By Cameraderie Cards. Informational only, not financial advice.</w:t>
       </w:r>
     </w:p>
     <w:p>
@@ -592,7 +592,7 @@
           <w:bCs/>
           <w:b/>
         </w:rPr>
-        <w:t xml:space="preserve">25.9%</w:t>
+        <w:t xml:space="preserve">26.0%</w:t>
       </w:r>
       <w:r>
         <w:t xml:space="preserve">.</w:t>
@@ -1058,7 +1058,7 @@
           <w:bCs/>
           <w:b/>
         </w:rPr>
-        <w:t xml:space="preserve">29.6%</w:t>
+        <w:t xml:space="preserve">29.7%</w:t>
       </w:r>
       <w:r>
         <w:t xml:space="preserve"> </w:t>
@@ -1074,7 +1074,7 @@
           <w:bCs/>
           <w:b/>
         </w:rPr>
-        <w:t xml:space="preserve">13.8%</w:t>
+        <w:t xml:space="preserve">13.9%</w:t>
       </w:r>
       <w:r>
         <w:t xml:space="preserve">, 6-month</w:t>
@@ -1087,7 +1087,7 @@
           <w:bCs/>
           <w:b/>
         </w:rPr>
-        <w:t xml:space="preserve">20.1%</w:t>
+        <w:t xml:space="preserve">20.2%</w:t>
       </w:r>
       <w:r>
         <w:t xml:space="preserve">).</w:t>
@@ -1100,7 +1100,7 @@
       <w:r>
         <w:drawing>
           <wp:inline>
-            <wp:extent cx="5334000" cy="2961370"/>
+            <wp:extent cx="5334000" cy="3007849"/>
             <wp:effectExtent b="0" l="0" r="0" t="0"/>
             <wp:docPr descr="Forward range" title="" id="36" name="Picture"/>
             <a:graphic>
@@ -1121,7 +1121,7 @@
                   <pic:spPr bwMode="auto">
                     <a:xfrm>
                       <a:off x="0" y="0"/>
-                      <a:ext cx="5334000" cy="2961370"/>
+                      <a:ext cx="5334000" cy="3007849"/>
                     </a:xfrm>
                     <a:prstGeom prst="rect">
                       <a:avLst/>
@@ -1342,19 +1342,19 @@
               <w:jc w:val="left"/>
             </w:pPr>
             <w:r>
-              <w:t xml:space="preserve">5,711</w:t>
-            </w:r>
-          </w:p>
-        </w:tc>
-        <w:tc>
-          <w:tcPr/>
-          <w:p>
-            <w:pPr>
-              <w:pStyle w:val="Compact"/>
-              <w:jc w:val="left"/>
-            </w:pPr>
-            <w:r>
-              <w:t xml:space="preserve">63.8%</w:t>
+              <w:t xml:space="preserve">5,713</w:t>
+            </w:r>
+          </w:p>
+        </w:tc>
+        <w:tc>
+          <w:tcPr/>
+          <w:p>
+            <w:pPr>
+              <w:pStyle w:val="Compact"/>
+              <w:jc w:val="left"/>
+            </w:pPr>
+            <w:r>
+              <w:t xml:space="preserve">62.8%</w:t>
             </w:r>
           </w:p>
         </w:tc>
@@ -1392,19 +1392,19 @@
               <w:jc w:val="left"/>
             </w:pPr>
             <w:r>
-              <w:t xml:space="preserve">9,561</w:t>
-            </w:r>
-          </w:p>
-        </w:tc>
-        <w:tc>
-          <w:tcPr/>
-          <w:p>
-            <w:pPr>
-              <w:pStyle w:val="Compact"/>
-              <w:jc w:val="left"/>
-            </w:pPr>
-            <w:r>
-              <w:t xml:space="preserve">31.6%</w:t>
+              <w:t xml:space="preserve">9,559</w:t>
+            </w:r>
+          </w:p>
+        </w:tc>
+        <w:tc>
+          <w:tcPr/>
+          <w:p>
+            <w:pPr>
+              <w:pStyle w:val="Compact"/>
+              <w:jc w:val="left"/>
+            </w:pPr>
+            <w:r>
+              <w:t xml:space="preserve">31.8%</w:t>
             </w:r>
           </w:p>
         </w:tc>
@@ -1442,19 +1442,19 @@
               <w:jc w:val="left"/>
             </w:pPr>
             <w:r>
-              <w:t xml:space="preserve">9,343</w:t>
-            </w:r>
-          </w:p>
-        </w:tc>
-        <w:tc>
-          <w:tcPr/>
-          <w:p>
-            <w:pPr>
-              <w:pStyle w:val="Compact"/>
-              <w:jc w:val="left"/>
-            </w:pPr>
-            <w:r>
-              <w:t xml:space="preserve">20.9%</w:t>
+              <w:t xml:space="preserve">9,372</w:t>
+            </w:r>
+          </w:p>
+        </w:tc>
+        <w:tc>
+          <w:tcPr/>
+          <w:p>
+            <w:pPr>
+              <w:pStyle w:val="Compact"/>
+              <w:jc w:val="left"/>
+            </w:pPr>
+            <w:r>
+              <w:t xml:space="preserve">21.0%</w:t>
             </w:r>
           </w:p>
         </w:tc>
@@ -1492,19 +1492,19 @@
               <w:jc w:val="left"/>
             </w:pPr>
             <w:r>
-              <w:t xml:space="preserve">5,923</w:t>
-            </w:r>
-          </w:p>
-        </w:tc>
-        <w:tc>
-          <w:tcPr/>
-          <w:p>
-            <w:pPr>
-              <w:pStyle w:val="Compact"/>
-              <w:jc w:val="left"/>
-            </w:pPr>
-            <w:r>
-              <w:t xml:space="preserve">8.8%</w:t>
+              <w:t xml:space="preserve">5,894</w:t>
+            </w:r>
+          </w:p>
+        </w:tc>
+        <w:tc>
+          <w:tcPr/>
+          <w:p>
+            <w:pPr>
+              <w:pStyle w:val="Compact"/>
+              <w:jc w:val="left"/>
+            </w:pPr>
+            <w:r>
+              <w:t xml:space="preserve">8.7%</w:t>
             </w:r>
           </w:p>
         </w:tc>

--- a/TechnicalPaper/mtg-volatility-signal_technical-report.docx
+++ b/TechnicalPaper/mtg-volatility-signal_technical-report.docx
@@ -20,7 +20,7 @@
           <w:bCs/>
           <w:b/>
         </w:rPr>
-        <w:t xml:space="preserve">Snapshot 2026-08-17. By Cameraderie Cards. Informational only, not financial advice.</w:t>
+        <w:t xml:space="preserve">Snapshot 2026-08-18. By Cameraderie Cards. Informational only, not financial advice.</w:t>
       </w:r>
     </w:p>
     <w:p>
@@ -1058,7 +1058,7 @@
           <w:bCs/>
           <w:b/>
         </w:rPr>
-        <w:t xml:space="preserve">29.7%</w:t>
+        <w:t xml:space="preserve">29.8%</w:t>
       </w:r>
       <w:r>
         <w:t xml:space="preserve"> </w:t>
@@ -1342,19 +1342,19 @@
               <w:jc w:val="left"/>
             </w:pPr>
             <w:r>
-              <w:t xml:space="preserve">5,713</w:t>
-            </w:r>
-          </w:p>
-        </w:tc>
-        <w:tc>
-          <w:tcPr/>
-          <w:p>
-            <w:pPr>
-              <w:pStyle w:val="Compact"/>
-              <w:jc w:val="left"/>
-            </w:pPr>
-            <w:r>
-              <w:t xml:space="preserve">62.8%</w:t>
+              <w:t xml:space="preserve">5,695</w:t>
+            </w:r>
+          </w:p>
+        </w:tc>
+        <w:tc>
+          <w:tcPr/>
+          <w:p>
+            <w:pPr>
+              <w:pStyle w:val="Compact"/>
+              <w:jc w:val="left"/>
+            </w:pPr>
+            <w:r>
+              <w:t xml:space="preserve">63.5%</w:t>
             </w:r>
           </w:p>
         </w:tc>
@@ -1392,7 +1392,7 @@
               <w:jc w:val="left"/>
             </w:pPr>
             <w:r>
-              <w:t xml:space="preserve">9,559</w:t>
+              <w:t xml:space="preserve">9,524</w:t>
             </w:r>
           </w:p>
         </w:tc>
@@ -1442,19 +1442,19 @@
               <w:jc w:val="left"/>
             </w:pPr>
             <w:r>
-              <w:t xml:space="preserve">9,372</w:t>
-            </w:r>
-          </w:p>
-        </w:tc>
-        <w:tc>
-          <w:tcPr/>
-          <w:p>
-            <w:pPr>
-              <w:pStyle w:val="Compact"/>
-              <w:jc w:val="left"/>
-            </w:pPr>
-            <w:r>
-              <w:t xml:space="preserve">21.0%</w:t>
+              <w:t xml:space="preserve">9,440</w:t>
+            </w:r>
+          </w:p>
+        </w:tc>
+        <w:tc>
+          <w:tcPr/>
+          <w:p>
+            <w:pPr>
+              <w:pStyle w:val="Compact"/>
+              <w:jc w:val="left"/>
+            </w:pPr>
+            <w:r>
+              <w:t xml:space="preserve">21.1%</w:t>
             </w:r>
           </w:p>
         </w:tc>
@@ -1492,19 +1492,19 @@
               <w:jc w:val="left"/>
             </w:pPr>
             <w:r>
-              <w:t xml:space="preserve">5,894</w:t>
-            </w:r>
-          </w:p>
-        </w:tc>
-        <w:tc>
-          <w:tcPr/>
-          <w:p>
-            <w:pPr>
-              <w:pStyle w:val="Compact"/>
-              <w:jc w:val="left"/>
-            </w:pPr>
-            <w:r>
-              <w:t xml:space="preserve">8.7%</w:t>
+              <w:t xml:space="preserve">5,879</w:t>
+            </w:r>
+          </w:p>
+        </w:tc>
+        <w:tc>
+          <w:tcPr/>
+          <w:p>
+            <w:pPr>
+              <w:pStyle w:val="Compact"/>
+              <w:jc w:val="left"/>
+            </w:pPr>
+            <w:r>
+              <w:t xml:space="preserve">8.6%</w:t>
             </w:r>
           </w:p>
         </w:tc>

--- a/TechnicalPaper/mtg-volatility-signal_technical-report.docx
+++ b/TechnicalPaper/mtg-volatility-signal_technical-report.docx
@@ -20,7 +20,7 @@
           <w:bCs/>
           <w:b/>
         </w:rPr>
-        <w:t xml:space="preserve">Snapshot 2026-08-18. By Cameraderie Cards. Informational only, not financial advice.</w:t>
+        <w:t xml:space="preserve">Snapshot 2026-08-19. By Cameraderie Cards. Informational only, not financial advice.</w:t>
       </w:r>
     </w:p>
     <w:p>
@@ -1100,7 +1100,7 @@
       <w:r>
         <w:drawing>
           <wp:inline>
-            <wp:extent cx="5334000" cy="3007849"/>
+            <wp:extent cx="5334000" cy="2961370"/>
             <wp:effectExtent b="0" l="0" r="0" t="0"/>
             <wp:docPr descr="Forward range" title="" id="36" name="Picture"/>
             <a:graphic>
@@ -1121,7 +1121,7 @@
                   <pic:spPr bwMode="auto">
                     <a:xfrm>
                       <a:off x="0" y="0"/>
-                      <a:ext cx="5334000" cy="3007849"/>
+                      <a:ext cx="5334000" cy="2961370"/>
                     </a:xfrm>
                     <a:prstGeom prst="rect">
                       <a:avLst/>
@@ -1342,19 +1342,19 @@
               <w:jc w:val="left"/>
             </w:pPr>
             <w:r>
-              <w:t xml:space="preserve">5,695</w:t>
-            </w:r>
-          </w:p>
-        </w:tc>
-        <w:tc>
-          <w:tcPr/>
-          <w:p>
-            <w:pPr>
-              <w:pStyle w:val="Compact"/>
-              <w:jc w:val="left"/>
-            </w:pPr>
-            <w:r>
-              <w:t xml:space="preserve">63.5%</w:t>
+              <w:t xml:space="preserve">5,739</w:t>
+            </w:r>
+          </w:p>
+        </w:tc>
+        <w:tc>
+          <w:tcPr/>
+          <w:p>
+            <w:pPr>
+              <w:pStyle w:val="Compact"/>
+              <w:jc w:val="left"/>
+            </w:pPr>
+            <w:r>
+              <w:t xml:space="preserve">62.7%</w:t>
             </w:r>
           </w:p>
         </w:tc>
@@ -1392,19 +1392,19 @@
               <w:jc w:val="left"/>
             </w:pPr>
             <w:r>
-              <w:t xml:space="preserve">9,524</w:t>
-            </w:r>
-          </w:p>
-        </w:tc>
-        <w:tc>
-          <w:tcPr/>
-          <w:p>
-            <w:pPr>
-              <w:pStyle w:val="Compact"/>
-              <w:jc w:val="left"/>
-            </w:pPr>
-            <w:r>
-              <w:t xml:space="preserve">31.8%</w:t>
+              <w:t xml:space="preserve">9,515</w:t>
+            </w:r>
+          </w:p>
+        </w:tc>
+        <w:tc>
+          <w:tcPr/>
+          <w:p>
+            <w:pPr>
+              <w:pStyle w:val="Compact"/>
+              <w:jc w:val="left"/>
+            </w:pPr>
+            <w:r>
+              <w:t xml:space="preserve">31.9%</w:t>
             </w:r>
           </w:p>
         </w:tc>
@@ -1442,19 +1442,19 @@
               <w:jc w:val="left"/>
             </w:pPr>
             <w:r>
-              <w:t xml:space="preserve">9,440</w:t>
-            </w:r>
-          </w:p>
-        </w:tc>
-        <w:tc>
-          <w:tcPr/>
-          <w:p>
-            <w:pPr>
-              <w:pStyle w:val="Compact"/>
-              <w:jc w:val="left"/>
-            </w:pPr>
-            <w:r>
-              <w:t xml:space="preserve">21.1%</w:t>
+              <w:t xml:space="preserve">9,343</w:t>
+            </w:r>
+          </w:p>
+        </w:tc>
+        <w:tc>
+          <w:tcPr/>
+          <w:p>
+            <w:pPr>
+              <w:pStyle w:val="Compact"/>
+              <w:jc w:val="left"/>
+            </w:pPr>
+            <w:r>
+              <w:t xml:space="preserve">21.0%</w:t>
             </w:r>
           </w:p>
         </w:tc>
@@ -1492,7 +1492,7 @@
               <w:jc w:val="left"/>
             </w:pPr>
             <w:r>
-              <w:t xml:space="preserve">5,879</w:t>
+              <w:t xml:space="preserve">5,941</w:t>
             </w:r>
           </w:p>
         </w:tc>

--- a/TechnicalPaper/mtg-volatility-signal_technical-report.docx
+++ b/TechnicalPaper/mtg-volatility-signal_technical-report.docx
@@ -20,7 +20,7 @@
           <w:bCs/>
           <w:b/>
         </w:rPr>
-        <w:t xml:space="preserve">Snapshot 2026-08-19. By Cameraderie Cards. Informational only, not financial advice.</w:t>
+        <w:t xml:space="preserve">Snapshot 2026-08-20. By Cameraderie Cards. Informational only, not financial advice.</w:t>
       </w:r>
     </w:p>
     <w:p>
@@ -592,7 +592,7 @@
           <w:bCs/>
           <w:b/>
         </w:rPr>
-        <w:t xml:space="preserve">26.0%</w:t>
+        <w:t xml:space="preserve">26.2%</w:t>
       </w:r>
       <w:r>
         <w:t xml:space="preserve">.</w:t>
@@ -1058,7 +1058,7 @@
           <w:bCs/>
           <w:b/>
         </w:rPr>
-        <w:t xml:space="preserve">29.8%</w:t>
+        <w:t xml:space="preserve">30.0%</w:t>
       </w:r>
       <w:r>
         <w:t xml:space="preserve"> </w:t>
@@ -1074,7 +1074,7 @@
           <w:bCs/>
           <w:b/>
         </w:rPr>
-        <w:t xml:space="preserve">13.9%</w:t>
+        <w:t xml:space="preserve">14.0%</w:t>
       </w:r>
       <w:r>
         <w:t xml:space="preserve">, 6-month</w:t>
@@ -1087,7 +1087,7 @@
           <w:bCs/>
           <w:b/>
         </w:rPr>
-        <w:t xml:space="preserve">20.2%</w:t>
+        <w:t xml:space="preserve">20.4%</w:t>
       </w:r>
       <w:r>
         <w:t xml:space="preserve">).</w:t>
@@ -1100,7 +1100,7 @@
       <w:r>
         <w:drawing>
           <wp:inline>
-            <wp:extent cx="5334000" cy="2961370"/>
+            <wp:extent cx="5334000" cy="3004481"/>
             <wp:effectExtent b="0" l="0" r="0" t="0"/>
             <wp:docPr descr="Forward range" title="" id="36" name="Picture"/>
             <a:graphic>
@@ -1121,7 +1121,7 @@
                   <pic:spPr bwMode="auto">
                     <a:xfrm>
                       <a:off x="0" y="0"/>
-                      <a:ext cx="5334000" cy="2961370"/>
+                      <a:ext cx="5334000" cy="3004481"/>
                     </a:xfrm>
                     <a:prstGeom prst="rect">
                       <a:avLst/>
@@ -1342,19 +1342,19 @@
               <w:jc w:val="left"/>
             </w:pPr>
             <w:r>
-              <w:t xml:space="preserve">5,739</w:t>
-            </w:r>
-          </w:p>
-        </w:tc>
-        <w:tc>
-          <w:tcPr/>
-          <w:p>
-            <w:pPr>
-              <w:pStyle w:val="Compact"/>
-              <w:jc w:val="left"/>
-            </w:pPr>
-            <w:r>
-              <w:t xml:space="preserve">62.7%</w:t>
+              <w:t xml:space="preserve">5,734</w:t>
+            </w:r>
+          </w:p>
+        </w:tc>
+        <w:tc>
+          <w:tcPr/>
+          <w:p>
+            <w:pPr>
+              <w:pStyle w:val="Compact"/>
+              <w:jc w:val="left"/>
+            </w:pPr>
+            <w:r>
+              <w:t xml:space="preserve">63.0%</w:t>
             </w:r>
           </w:p>
         </w:tc>
@@ -1392,19 +1392,19 @@
               <w:jc w:val="left"/>
             </w:pPr>
             <w:r>
-              <w:t xml:space="preserve">9,515</w:t>
-            </w:r>
-          </w:p>
-        </w:tc>
-        <w:tc>
-          <w:tcPr/>
-          <w:p>
-            <w:pPr>
-              <w:pStyle w:val="Compact"/>
-              <w:jc w:val="left"/>
-            </w:pPr>
-            <w:r>
-              <w:t xml:space="preserve">31.9%</w:t>
+              <w:t xml:space="preserve">9,532</w:t>
+            </w:r>
+          </w:p>
+        </w:tc>
+        <w:tc>
+          <w:tcPr/>
+          <w:p>
+            <w:pPr>
+              <w:pStyle w:val="Compact"/>
+              <w:jc w:val="left"/>
+            </w:pPr>
+            <w:r>
+              <w:t xml:space="preserve">32.1%</w:t>
             </w:r>
           </w:p>
         </w:tc>
@@ -1442,7 +1442,7 @@
               <w:jc w:val="left"/>
             </w:pPr>
             <w:r>
-              <w:t xml:space="preserve">9,343</w:t>
+              <w:t xml:space="preserve">9,345</w:t>
             </w:r>
           </w:p>
         </w:tc>
@@ -1492,7 +1492,7 @@
               <w:jc w:val="left"/>
             </w:pPr>
             <w:r>
-              <w:t xml:space="preserve">5,941</w:t>
+              <w:t xml:space="preserve">5,927</w:t>
             </w:r>
           </w:p>
         </w:tc>

--- a/TechnicalPaper/mtg-volatility-signal_technical-report.docx
+++ b/TechnicalPaper/mtg-volatility-signal_technical-report.docx
@@ -20,7 +20,7 @@
           <w:bCs/>
           <w:b/>
         </w:rPr>
-        <w:t xml:space="preserve">Snapshot 2026-08-20. By Cameraderie Cards. Informational only, not financial advice.</w:t>
+        <w:t xml:space="preserve">Snapshot 2026-08-21. By Cameraderie Cards. Informational only, not financial advice.</w:t>
       </w:r>
     </w:p>
     <w:p>
@@ -592,7 +592,7 @@
           <w:bCs/>
           <w:b/>
         </w:rPr>
-        <w:t xml:space="preserve">26.2%</w:t>
+        <w:t xml:space="preserve">25.7%</w:t>
       </w:r>
       <w:r>
         <w:t xml:space="preserve">.</w:t>
@@ -1058,7 +1058,7 @@
           <w:bCs/>
           <w:b/>
         </w:rPr>
-        <w:t xml:space="preserve">30.0%</w:t>
+        <w:t xml:space="preserve">29.4%</w:t>
       </w:r>
       <w:r>
         <w:t xml:space="preserve"> </w:t>
@@ -1074,7 +1074,7 @@
           <w:bCs/>
           <w:b/>
         </w:rPr>
-        <w:t xml:space="preserve">14.0%</w:t>
+        <w:t xml:space="preserve">13.7%</w:t>
       </w:r>
       <w:r>
         <w:t xml:space="preserve">, 6-month</w:t>
@@ -1087,7 +1087,7 @@
           <w:bCs/>
           <w:b/>
         </w:rPr>
-        <w:t xml:space="preserve">20.4%</w:t>
+        <w:t xml:space="preserve">20.0%</w:t>
       </w:r>
       <w:r>
         <w:t xml:space="preserve">).</w:t>
@@ -1100,7 +1100,7 @@
       <w:r>
         <w:drawing>
           <wp:inline>
-            <wp:extent cx="5334000" cy="3004481"/>
+            <wp:extent cx="5334000" cy="2971209"/>
             <wp:effectExtent b="0" l="0" r="0" t="0"/>
             <wp:docPr descr="Forward range" title="" id="36" name="Picture"/>
             <a:graphic>
@@ -1121,7 +1121,7 @@
                   <pic:spPr bwMode="auto">
                     <a:xfrm>
                       <a:off x="0" y="0"/>
-                      <a:ext cx="5334000" cy="3004481"/>
+                      <a:ext cx="5334000" cy="2971209"/>
                     </a:xfrm>
                     <a:prstGeom prst="rect">
                       <a:avLst/>
@@ -1342,19 +1342,19 @@
               <w:jc w:val="left"/>
             </w:pPr>
             <w:r>
-              <w:t xml:space="preserve">5,734</w:t>
-            </w:r>
-          </w:p>
-        </w:tc>
-        <w:tc>
-          <w:tcPr/>
-          <w:p>
-            <w:pPr>
-              <w:pStyle w:val="Compact"/>
-              <w:jc w:val="left"/>
-            </w:pPr>
-            <w:r>
-              <w:t xml:space="preserve">63.0%</w:t>
+              <w:t xml:space="preserve">5,747</w:t>
+            </w:r>
+          </w:p>
+        </w:tc>
+        <w:tc>
+          <w:tcPr/>
+          <w:p>
+            <w:pPr>
+              <w:pStyle w:val="Compact"/>
+              <w:jc w:val="left"/>
+            </w:pPr>
+            <w:r>
+              <w:t xml:space="preserve">63.5%</w:t>
             </w:r>
           </w:p>
         </w:tc>
@@ -1392,19 +1392,19 @@
               <w:jc w:val="left"/>
             </w:pPr>
             <w:r>
-              <w:t xml:space="preserve">9,532</w:t>
-            </w:r>
-          </w:p>
-        </w:tc>
-        <w:tc>
-          <w:tcPr/>
-          <w:p>
-            <w:pPr>
-              <w:pStyle w:val="Compact"/>
-              <w:jc w:val="left"/>
-            </w:pPr>
-            <w:r>
-              <w:t xml:space="preserve">32.1%</w:t>
+              <w:t xml:space="preserve">9,543</w:t>
+            </w:r>
+          </w:p>
+        </w:tc>
+        <w:tc>
+          <w:tcPr/>
+          <w:p>
+            <w:pPr>
+              <w:pStyle w:val="Compact"/>
+              <w:jc w:val="left"/>
+            </w:pPr>
+            <w:r>
+              <w:t xml:space="preserve">31.6%</w:t>
             </w:r>
           </w:p>
         </w:tc>
@@ -1442,19 +1442,19 @@
               <w:jc w:val="left"/>
             </w:pPr>
             <w:r>
-              <w:t xml:space="preserve">9,345</w:t>
-            </w:r>
-          </w:p>
-        </w:tc>
-        <w:tc>
-          <w:tcPr/>
-          <w:p>
-            <w:pPr>
-              <w:pStyle w:val="Compact"/>
-              <w:jc w:val="left"/>
-            </w:pPr>
-            <w:r>
-              <w:t xml:space="preserve">21.0%</w:t>
+              <w:t xml:space="preserve">9,303</w:t>
+            </w:r>
+          </w:p>
+        </w:tc>
+        <w:tc>
+          <w:tcPr/>
+          <w:p>
+            <w:pPr>
+              <w:pStyle w:val="Compact"/>
+              <w:jc w:val="left"/>
+            </w:pPr>
+            <w:r>
+              <w:t xml:space="preserve">20.7%</w:t>
             </w:r>
           </w:p>
         </w:tc>
@@ -1492,19 +1492,19 @@
               <w:jc w:val="left"/>
             </w:pPr>
             <w:r>
-              <w:t xml:space="preserve">5,927</w:t>
-            </w:r>
-          </w:p>
-        </w:tc>
-        <w:tc>
-          <w:tcPr/>
-          <w:p>
-            <w:pPr>
-              <w:pStyle w:val="Compact"/>
-              <w:jc w:val="left"/>
-            </w:pPr>
-            <w:r>
-              <w:t xml:space="preserve">8.6%</w:t>
+              <w:t xml:space="preserve">5,945</w:t>
+            </w:r>
+          </w:p>
+        </w:tc>
+        <w:tc>
+          <w:tcPr/>
+          <w:p>
+            <w:pPr>
+              <w:pStyle w:val="Compact"/>
+              <w:jc w:val="left"/>
+            </w:pPr>
+            <w:r>
+              <w:t xml:space="preserve">8.4%</w:t>
             </w:r>
           </w:p>
         </w:tc>

--- a/TechnicalPaper/mtg-volatility-signal_technical-report.docx
+++ b/TechnicalPaper/mtg-volatility-signal_technical-report.docx
@@ -20,7 +20,7 @@
           <w:bCs/>
           <w:b/>
         </w:rPr>
-        <w:t xml:space="preserve">Snapshot 2026-08-21. By Cameraderie Cards. Informational only, not financial advice.</w:t>
+        <w:t xml:space="preserve">Snapshot 2026-08-22. By Cameraderie Cards. Informational only, not financial advice.</w:t>
       </w:r>
     </w:p>
     <w:p>
@@ -592,7 +592,7 @@
           <w:bCs/>
           <w:b/>
         </w:rPr>
-        <w:t xml:space="preserve">25.7%</w:t>
+        <w:t xml:space="preserve">26.1%</w:t>
       </w:r>
       <w:r>
         <w:t xml:space="preserve">.</w:t>
@@ -1058,7 +1058,7 @@
           <w:bCs/>
           <w:b/>
         </w:rPr>
-        <w:t xml:space="preserve">29.4%</w:t>
+        <w:t xml:space="preserve">29.9%</w:t>
       </w:r>
       <w:r>
         <w:t xml:space="preserve"> </w:t>
@@ -1074,7 +1074,7 @@
           <w:bCs/>
           <w:b/>
         </w:rPr>
-        <w:t xml:space="preserve">13.7%</w:t>
+        <w:t xml:space="preserve">13.9%</w:t>
       </w:r>
       <w:r>
         <w:t xml:space="preserve">, 6-month</w:t>
@@ -1087,7 +1087,7 @@
           <w:bCs/>
           <w:b/>
         </w:rPr>
-        <w:t xml:space="preserve">20.0%</w:t>
+        <w:t xml:space="preserve">20.3%</w:t>
       </w:r>
       <w:r>
         <w:t xml:space="preserve">).</w:t>
@@ -1100,7 +1100,7 @@
       <w:r>
         <w:drawing>
           <wp:inline>
-            <wp:extent cx="5334000" cy="2971209"/>
+            <wp:extent cx="5334000" cy="2977804"/>
             <wp:effectExtent b="0" l="0" r="0" t="0"/>
             <wp:docPr descr="Forward range" title="" id="36" name="Picture"/>
             <a:graphic>
@@ -1121,7 +1121,7 @@
                   <pic:spPr bwMode="auto">
                     <a:xfrm>
                       <a:off x="0" y="0"/>
-                      <a:ext cx="5334000" cy="2971209"/>
+                      <a:ext cx="5334000" cy="2977804"/>
                     </a:xfrm>
                     <a:prstGeom prst="rect">
                       <a:avLst/>
@@ -1342,19 +1342,19 @@
               <w:jc w:val="left"/>
             </w:pPr>
             <w:r>
-              <w:t xml:space="preserve">5,747</w:t>
-            </w:r>
-          </w:p>
-        </w:tc>
-        <w:tc>
-          <w:tcPr/>
-          <w:p>
-            <w:pPr>
-              <w:pStyle w:val="Compact"/>
-              <w:jc w:val="left"/>
-            </w:pPr>
-            <w:r>
-              <w:t xml:space="preserve">63.5%</w:t>
+              <w:t xml:space="preserve">5,714</w:t>
+            </w:r>
+          </w:p>
+        </w:tc>
+        <w:tc>
+          <w:tcPr/>
+          <w:p>
+            <w:pPr>
+              <w:pStyle w:val="Compact"/>
+              <w:jc w:val="left"/>
+            </w:pPr>
+            <w:r>
+              <w:t xml:space="preserve">64.1%</w:t>
             </w:r>
           </w:p>
         </w:tc>
@@ -1392,19 +1392,19 @@
               <w:jc w:val="left"/>
             </w:pPr>
             <w:r>
-              <w:t xml:space="preserve">9,543</w:t>
-            </w:r>
-          </w:p>
-        </w:tc>
-        <w:tc>
-          <w:tcPr/>
-          <w:p>
-            <w:pPr>
-              <w:pStyle w:val="Compact"/>
-              <w:jc w:val="left"/>
-            </w:pPr>
-            <w:r>
-              <w:t xml:space="preserve">31.6%</w:t>
+              <w:t xml:space="preserve">9,521</w:t>
+            </w:r>
+          </w:p>
+        </w:tc>
+        <w:tc>
+          <w:tcPr/>
+          <w:p>
+            <w:pPr>
+              <w:pStyle w:val="Compact"/>
+              <w:jc w:val="left"/>
+            </w:pPr>
+            <w:r>
+              <w:t xml:space="preserve">32.0%</w:t>
             </w:r>
           </w:p>
         </w:tc>
@@ -1442,19 +1442,19 @@
               <w:jc w:val="left"/>
             </w:pPr>
             <w:r>
-              <w:t xml:space="preserve">9,303</w:t>
-            </w:r>
-          </w:p>
-        </w:tc>
-        <w:tc>
-          <w:tcPr/>
-          <w:p>
-            <w:pPr>
-              <w:pStyle w:val="Compact"/>
-              <w:jc w:val="left"/>
-            </w:pPr>
-            <w:r>
-              <w:t xml:space="preserve">20.7%</w:t>
+              <w:t xml:space="preserve">9,379</w:t>
+            </w:r>
+          </w:p>
+        </w:tc>
+        <w:tc>
+          <w:tcPr/>
+          <w:p>
+            <w:pPr>
+              <w:pStyle w:val="Compact"/>
+              <w:jc w:val="left"/>
+            </w:pPr>
+            <w:r>
+              <w:t xml:space="preserve">21.1%</w:t>
             </w:r>
           </w:p>
         </w:tc>
@@ -1492,19 +1492,19 @@
               <w:jc w:val="left"/>
             </w:pPr>
             <w:r>
-              <w:t xml:space="preserve">5,945</w:t>
-            </w:r>
-          </w:p>
-        </w:tc>
-        <w:tc>
-          <w:tcPr/>
-          <w:p>
-            <w:pPr>
-              <w:pStyle w:val="Compact"/>
-              <w:jc w:val="left"/>
-            </w:pPr>
-            <w:r>
-              <w:t xml:space="preserve">8.4%</w:t>
+              <w:t xml:space="preserve">5,924</w:t>
+            </w:r>
+          </w:p>
+        </w:tc>
+        <w:tc>
+          <w:tcPr/>
+          <w:p>
+            <w:pPr>
+              <w:pStyle w:val="Compact"/>
+              <w:jc w:val="left"/>
+            </w:pPr>
+            <w:r>
+              <w:t xml:space="preserve">8.7%</w:t>
             </w:r>
           </w:p>
         </w:tc>

--- a/TechnicalPaper/mtg-volatility-signal_technical-report.docx
+++ b/TechnicalPaper/mtg-volatility-signal_technical-report.docx
@@ -20,7 +20,7 @@
           <w:bCs/>
           <w:b/>
         </w:rPr>
-        <w:t xml:space="preserve">Snapshot 2026-08-22. By Cameraderie Cards. Informational only, not financial advice.</w:t>
+        <w:t xml:space="preserve">Snapshot 2026-08-23. By Cameraderie Cards. Informational only, not financial advice.</w:t>
       </w:r>
     </w:p>
     <w:p>
@@ -592,7 +592,7 @@
           <w:bCs/>
           <w:b/>
         </w:rPr>
-        <w:t xml:space="preserve">26.1%</w:t>
+        <w:t xml:space="preserve">25.9%</w:t>
       </w:r>
       <w:r>
         <w:t xml:space="preserve">.</w:t>
@@ -1058,7 +1058,7 @@
           <w:bCs/>
           <w:b/>
         </w:rPr>
-        <w:t xml:space="preserve">29.9%</w:t>
+        <w:t xml:space="preserve">29.6%</w:t>
       </w:r>
       <w:r>
         <w:t xml:space="preserve"> </w:t>
@@ -1074,7 +1074,7 @@
           <w:bCs/>
           <w:b/>
         </w:rPr>
-        <w:t xml:space="preserve">13.9%</w:t>
+        <w:t xml:space="preserve">13.8%</w:t>
       </w:r>
       <w:r>
         <w:t xml:space="preserve">, 6-month</w:t>
@@ -1087,7 +1087,7 @@
           <w:bCs/>
           <w:b/>
         </w:rPr>
-        <w:t xml:space="preserve">20.3%</w:t>
+        <w:t xml:space="preserve">20.1%</w:t>
       </w:r>
       <w:r>
         <w:t xml:space="preserve">).</w:t>
@@ -1100,7 +1100,7 @@
       <w:r>
         <w:drawing>
           <wp:inline>
-            <wp:extent cx="5334000" cy="2977804"/>
+            <wp:extent cx="5334000" cy="2961370"/>
             <wp:effectExtent b="0" l="0" r="0" t="0"/>
             <wp:docPr descr="Forward range" title="" id="36" name="Picture"/>
             <a:graphic>
@@ -1121,7 +1121,7 @@
                   <pic:spPr bwMode="auto">
                     <a:xfrm>
                       <a:off x="0" y="0"/>
-                      <a:ext cx="5334000" cy="2977804"/>
+                      <a:ext cx="5334000" cy="2961370"/>
                     </a:xfrm>
                     <a:prstGeom prst="rect">
                       <a:avLst/>
@@ -1342,19 +1342,19 @@
               <w:jc w:val="left"/>
             </w:pPr>
             <w:r>
-              <w:t xml:space="preserve">5,714</w:t>
-            </w:r>
-          </w:p>
-        </w:tc>
-        <w:tc>
-          <w:tcPr/>
-          <w:p>
-            <w:pPr>
-              <w:pStyle w:val="Compact"/>
-              <w:jc w:val="left"/>
-            </w:pPr>
-            <w:r>
-              <w:t xml:space="preserve">64.1%</w:t>
+              <w:t xml:space="preserve">5,704</w:t>
+            </w:r>
+          </w:p>
+        </w:tc>
+        <w:tc>
+          <w:tcPr/>
+          <w:p>
+            <w:pPr>
+              <w:pStyle w:val="Compact"/>
+              <w:jc w:val="left"/>
+            </w:pPr>
+            <w:r>
+              <w:t xml:space="preserve">63.8%</w:t>
             </w:r>
           </w:p>
         </w:tc>
@@ -1392,19 +1392,19 @@
               <w:jc w:val="left"/>
             </w:pPr>
             <w:r>
-              <w:t xml:space="preserve">9,521</w:t>
-            </w:r>
-          </w:p>
-        </w:tc>
-        <w:tc>
-          <w:tcPr/>
-          <w:p>
-            <w:pPr>
-              <w:pStyle w:val="Compact"/>
-              <w:jc w:val="left"/>
-            </w:pPr>
-            <w:r>
-              <w:t xml:space="preserve">32.0%</w:t>
+              <w:t xml:space="preserve">9,579</w:t>
+            </w:r>
+          </w:p>
+        </w:tc>
+        <w:tc>
+          <w:tcPr/>
+          <w:p>
+            <w:pPr>
+              <w:pStyle w:val="Compact"/>
+              <w:jc w:val="left"/>
+            </w:pPr>
+            <w:r>
+              <w:t xml:space="preserve">31.6%</w:t>
             </w:r>
           </w:p>
         </w:tc>
@@ -1442,19 +1442,19 @@
               <w:jc w:val="left"/>
             </w:pPr>
             <w:r>
-              <w:t xml:space="preserve">9,379</w:t>
-            </w:r>
-          </w:p>
-        </w:tc>
-        <w:tc>
-          <w:tcPr/>
-          <w:p>
-            <w:pPr>
-              <w:pStyle w:val="Compact"/>
-              <w:jc w:val="left"/>
-            </w:pPr>
-            <w:r>
-              <w:t xml:space="preserve">21.1%</w:t>
+              <w:t xml:space="preserve">9,329</w:t>
+            </w:r>
+          </w:p>
+        </w:tc>
+        <w:tc>
+          <w:tcPr/>
+          <w:p>
+            <w:pPr>
+              <w:pStyle w:val="Compact"/>
+              <w:jc w:val="left"/>
+            </w:pPr>
+            <w:r>
+              <w:t xml:space="preserve">20.9%</w:t>
             </w:r>
           </w:p>
         </w:tc>
@@ -1492,19 +1492,19 @@
               <w:jc w:val="left"/>
             </w:pPr>
             <w:r>
-              <w:t xml:space="preserve">5,924</w:t>
-            </w:r>
-          </w:p>
-        </w:tc>
-        <w:tc>
-          <w:tcPr/>
-          <w:p>
-            <w:pPr>
-              <w:pStyle w:val="Compact"/>
-              <w:jc w:val="left"/>
-            </w:pPr>
-            <w:r>
-              <w:t xml:space="preserve">8.7%</w:t>
+              <w:t xml:space="preserve">5,926</w:t>
+            </w:r>
+          </w:p>
+        </w:tc>
+        <w:tc>
+          <w:tcPr/>
+          <w:p>
+            <w:pPr>
+              <w:pStyle w:val="Compact"/>
+              <w:jc w:val="left"/>
+            </w:pPr>
+            <w:r>
+              <w:t xml:space="preserve">8.8%</w:t>
             </w:r>
           </w:p>
         </w:tc>

--- a/TechnicalPaper/mtg-volatility-signal_technical-report.docx
+++ b/TechnicalPaper/mtg-volatility-signal_technical-report.docx
@@ -20,7 +20,7 @@
           <w:bCs/>
           <w:b/>
         </w:rPr>
-        <w:t xml:space="preserve">Snapshot 2026-08-23. By Cameraderie Cards. Informational only, not financial advice.</w:t>
+        <w:t xml:space="preserve">Snapshot 2026-08-26. By Cameraderie Cards. Informational only, not financial advice.</w:t>
       </w:r>
     </w:p>
     <w:p>
@@ -592,7 +592,7 @@
           <w:bCs/>
           <w:b/>
         </w:rPr>
-        <w:t xml:space="preserve">25.9%</w:t>
+        <w:t xml:space="preserve">26.0%</w:t>
       </w:r>
       <w:r>
         <w:t xml:space="preserve">.</w:t>
@@ -1058,7 +1058,7 @@
           <w:bCs/>
           <w:b/>
         </w:rPr>
-        <w:t xml:space="preserve">29.6%</w:t>
+        <w:t xml:space="preserve">29.7%</w:t>
       </w:r>
       <w:r>
         <w:t xml:space="preserve"> </w:t>
@@ -1074,7 +1074,7 @@
           <w:bCs/>
           <w:b/>
         </w:rPr>
-        <w:t xml:space="preserve">13.8%</w:t>
+        <w:t xml:space="preserve">13.9%</w:t>
       </w:r>
       <w:r>
         <w:t xml:space="preserve">, 6-month</w:t>
@@ -1087,7 +1087,7 @@
           <w:bCs/>
           <w:b/>
         </w:rPr>
-        <w:t xml:space="preserve">20.1%</w:t>
+        <w:t xml:space="preserve">20.2%</w:t>
       </w:r>
       <w:r>
         <w:t xml:space="preserve">).</w:t>
@@ -1100,7 +1100,7 @@
       <w:r>
         <w:drawing>
           <wp:inline>
-            <wp:extent cx="5334000" cy="2961370"/>
+            <wp:extent cx="5334000" cy="3007849"/>
             <wp:effectExtent b="0" l="0" r="0" t="0"/>
             <wp:docPr descr="Forward range" title="" id="36" name="Picture"/>
             <a:graphic>
@@ -1121,7 +1121,7 @@
                   <pic:spPr bwMode="auto">
                     <a:xfrm>
                       <a:off x="0" y="0"/>
-                      <a:ext cx="5334000" cy="2961370"/>
+                      <a:ext cx="5334000" cy="3007849"/>
                     </a:xfrm>
                     <a:prstGeom prst="rect">
                       <a:avLst/>
@@ -1342,19 +1342,19 @@
               <w:jc w:val="left"/>
             </w:pPr>
             <w:r>
-              <w:t xml:space="preserve">5,704</w:t>
-            </w:r>
-          </w:p>
-        </w:tc>
-        <w:tc>
-          <w:tcPr/>
-          <w:p>
-            <w:pPr>
-              <w:pStyle w:val="Compact"/>
-              <w:jc w:val="left"/>
-            </w:pPr>
-            <w:r>
-              <w:t xml:space="preserve">63.8%</w:t>
+              <w:t xml:space="preserve">5,757</w:t>
+            </w:r>
+          </w:p>
+        </w:tc>
+        <w:tc>
+          <w:tcPr/>
+          <w:p>
+            <w:pPr>
+              <w:pStyle w:val="Compact"/>
+              <w:jc w:val="left"/>
+            </w:pPr>
+            <w:r>
+              <w:t xml:space="preserve">62.6%</w:t>
             </w:r>
           </w:p>
         </w:tc>
@@ -1392,19 +1392,19 @@
               <w:jc w:val="left"/>
             </w:pPr>
             <w:r>
-              <w:t xml:space="preserve">9,579</w:t>
-            </w:r>
-          </w:p>
-        </w:tc>
-        <w:tc>
-          <w:tcPr/>
-          <w:p>
-            <w:pPr>
-              <w:pStyle w:val="Compact"/>
-              <w:jc w:val="left"/>
-            </w:pPr>
-            <w:r>
-              <w:t xml:space="preserve">31.6%</w:t>
+              <w:t xml:space="preserve">9,507</w:t>
+            </w:r>
+          </w:p>
+        </w:tc>
+        <w:tc>
+          <w:tcPr/>
+          <w:p>
+            <w:pPr>
+              <w:pStyle w:val="Compact"/>
+              <w:jc w:val="left"/>
+            </w:pPr>
+            <w:r>
+              <w:t xml:space="preserve">31.8%</w:t>
             </w:r>
           </w:p>
         </w:tc>
@@ -1442,19 +1442,19 @@
               <w:jc w:val="left"/>
             </w:pPr>
             <w:r>
-              <w:t xml:space="preserve">9,329</w:t>
-            </w:r>
-          </w:p>
-        </w:tc>
-        <w:tc>
-          <w:tcPr/>
-          <w:p>
-            <w:pPr>
-              <w:pStyle w:val="Compact"/>
-              <w:jc w:val="left"/>
-            </w:pPr>
-            <w:r>
-              <w:t xml:space="preserve">20.9%</w:t>
+              <w:t xml:space="preserve">9,323</w:t>
+            </w:r>
+          </w:p>
+        </w:tc>
+        <w:tc>
+          <w:tcPr/>
+          <w:p>
+            <w:pPr>
+              <w:pStyle w:val="Compact"/>
+              <w:jc w:val="left"/>
+            </w:pPr>
+            <w:r>
+              <w:t xml:space="preserve">21.0%</w:t>
             </w:r>
           </w:p>
         </w:tc>
@@ -1492,19 +1492,19 @@
               <w:jc w:val="left"/>
             </w:pPr>
             <w:r>
-              <w:t xml:space="preserve">5,926</w:t>
-            </w:r>
-          </w:p>
-        </w:tc>
-        <w:tc>
-          <w:tcPr/>
-          <w:p>
-            <w:pPr>
-              <w:pStyle w:val="Compact"/>
-              <w:jc w:val="left"/>
-            </w:pPr>
-            <w:r>
-              <w:t xml:space="preserve">8.8%</w:t>
+              <w:t xml:space="preserve">5,951</w:t>
+            </w:r>
+          </w:p>
+        </w:tc>
+        <w:tc>
+          <w:tcPr/>
+          <w:p>
+            <w:pPr>
+              <w:pStyle w:val="Compact"/>
+              <w:jc w:val="left"/>
+            </w:pPr>
+            <w:r>
+              <w:t xml:space="preserve">8.6%</w:t>
             </w:r>
           </w:p>
         </w:tc>

--- a/TechnicalPaper/mtg-volatility-signal_technical-report.docx
+++ b/TechnicalPaper/mtg-volatility-signal_technical-report.docx
@@ -20,7 +20,7 @@
           <w:bCs/>
           <w:b/>
         </w:rPr>
-        <w:t xml:space="preserve">Snapshot 2026-08-26. By Cameraderie Cards. Informational only, not financial advice.</w:t>
+        <w:t xml:space="preserve">Snapshot 2026-08-27. By Cameraderie Cards. Informational only, not financial advice.</w:t>
       </w:r>
     </w:p>
     <w:p>
@@ -592,7 +592,7 @@
           <w:bCs/>
           <w:b/>
         </w:rPr>
-        <w:t xml:space="preserve">26.0%</w:t>
+        <w:t xml:space="preserve">26.2%</w:t>
       </w:r>
       <w:r>
         <w:t xml:space="preserve">.</w:t>
@@ -1058,7 +1058,7 @@
           <w:bCs/>
           <w:b/>
         </w:rPr>
-        <w:t xml:space="preserve">29.7%</w:t>
+        <w:t xml:space="preserve">30.0%</w:t>
       </w:r>
       <w:r>
         <w:t xml:space="preserve"> </w:t>
@@ -1074,7 +1074,7 @@
           <w:bCs/>
           <w:b/>
         </w:rPr>
-        <w:t xml:space="preserve">13.9%</w:t>
+        <w:t xml:space="preserve">14.0%</w:t>
       </w:r>
       <w:r>
         <w:t xml:space="preserve">, 6-month</w:t>
@@ -1087,7 +1087,7 @@
           <w:bCs/>
           <w:b/>
         </w:rPr>
-        <w:t xml:space="preserve">20.2%</w:t>
+        <w:t xml:space="preserve">20.3%</w:t>
       </w:r>
       <w:r>
         <w:t xml:space="preserve">).</w:t>
@@ -1100,7 +1100,7 @@
       <w:r>
         <w:drawing>
           <wp:inline>
-            <wp:extent cx="5334000" cy="3007849"/>
+            <wp:extent cx="5334000" cy="3004481"/>
             <wp:effectExtent b="0" l="0" r="0" t="0"/>
             <wp:docPr descr="Forward range" title="" id="36" name="Picture"/>
             <a:graphic>
@@ -1121,7 +1121,7 @@
                   <pic:spPr bwMode="auto">
                     <a:xfrm>
                       <a:off x="0" y="0"/>
-                      <a:ext cx="5334000" cy="3007849"/>
+                      <a:ext cx="5334000" cy="3004481"/>
                     </a:xfrm>
                     <a:prstGeom prst="rect">
                       <a:avLst/>
@@ -1342,19 +1342,19 @@
               <w:jc w:val="left"/>
             </w:pPr>
             <w:r>
-              <w:t xml:space="preserve">5,757</w:t>
-            </w:r>
-          </w:p>
-        </w:tc>
-        <w:tc>
-          <w:tcPr/>
-          <w:p>
-            <w:pPr>
-              <w:pStyle w:val="Compact"/>
-              <w:jc w:val="left"/>
-            </w:pPr>
-            <w:r>
-              <w:t xml:space="preserve">62.6%</w:t>
+              <w:t xml:space="preserve">5,754</w:t>
+            </w:r>
+          </w:p>
+        </w:tc>
+        <w:tc>
+          <w:tcPr/>
+          <w:p>
+            <w:pPr>
+              <w:pStyle w:val="Compact"/>
+              <w:jc w:val="left"/>
+            </w:pPr>
+            <w:r>
+              <w:t xml:space="preserve">62.8%</w:t>
             </w:r>
           </w:p>
         </w:tc>
@@ -1392,19 +1392,19 @@
               <w:jc w:val="left"/>
             </w:pPr>
             <w:r>
-              <w:t xml:space="preserve">9,507</w:t>
-            </w:r>
-          </w:p>
-        </w:tc>
-        <w:tc>
-          <w:tcPr/>
-          <w:p>
-            <w:pPr>
-              <w:pStyle w:val="Compact"/>
-              <w:jc w:val="left"/>
-            </w:pPr>
-            <w:r>
-              <w:t xml:space="preserve">31.8%</w:t>
+              <w:t xml:space="preserve">9,525</w:t>
+            </w:r>
+          </w:p>
+        </w:tc>
+        <w:tc>
+          <w:tcPr/>
+          <w:p>
+            <w:pPr>
+              <w:pStyle w:val="Compact"/>
+              <w:jc w:val="left"/>
+            </w:pPr>
+            <w:r>
+              <w:t xml:space="preserve">32.0%</w:t>
             </w:r>
           </w:p>
         </w:tc>
@@ -1442,7 +1442,7 @@
               <w:jc w:val="left"/>
             </w:pPr>
             <w:r>
-              <w:t xml:space="preserve">9,323</w:t>
+              <w:t xml:space="preserve">9,329</w:t>
             </w:r>
           </w:p>
         </w:tc>
@@ -1492,7 +1492,7 @@
               <w:jc w:val="left"/>
             </w:pPr>
             <w:r>
-              <w:t xml:space="preserve">5,951</w:t>
+              <w:t xml:space="preserve">5,930</w:t>
             </w:r>
           </w:p>
         </w:tc>

--- a/TechnicalPaper/mtg-volatility-signal_technical-report.docx
+++ b/TechnicalPaper/mtg-volatility-signal_technical-report.docx
@@ -20,7 +20,7 @@
           <w:bCs/>
           <w:b/>
         </w:rPr>
-        <w:t xml:space="preserve">Snapshot 2026-08-27. By Cameraderie Cards. Informational only, not financial advice.</w:t>
+        <w:t xml:space="preserve">Snapshot 2026-08-28. By Cameraderie Cards. Informational only, not financial advice.</w:t>
       </w:r>
     </w:p>
     <w:p>
@@ -592,7 +592,7 @@
           <w:bCs/>
           <w:b/>
         </w:rPr>
-        <w:t xml:space="preserve">26.2%</w:t>
+        <w:t xml:space="preserve">25.7%</w:t>
       </w:r>
       <w:r>
         <w:t xml:space="preserve">.</w:t>
@@ -1058,7 +1058,7 @@
           <w:bCs/>
           <w:b/>
         </w:rPr>
-        <w:t xml:space="preserve">30.0%</w:t>
+        <w:t xml:space="preserve">29.3%</w:t>
       </w:r>
       <w:r>
         <w:t xml:space="preserve"> </w:t>
@@ -1074,7 +1074,7 @@
           <w:bCs/>
           <w:b/>
         </w:rPr>
-        <w:t xml:space="preserve">14.0%</w:t>
+        <w:t xml:space="preserve">13.7%</w:t>
       </w:r>
       <w:r>
         <w:t xml:space="preserve">, 6-month</w:t>
@@ -1087,7 +1087,7 @@
           <w:bCs/>
           <w:b/>
         </w:rPr>
-        <w:t xml:space="preserve">20.3%</w:t>
+        <w:t xml:space="preserve">19.9%</w:t>
       </w:r>
       <w:r>
         <w:t xml:space="preserve">).</w:t>
@@ -1100,7 +1100,7 @@
       <w:r>
         <w:drawing>
           <wp:inline>
-            <wp:extent cx="5334000" cy="3004481"/>
+            <wp:extent cx="5334000" cy="2971209"/>
             <wp:effectExtent b="0" l="0" r="0" t="0"/>
             <wp:docPr descr="Forward range" title="" id="36" name="Picture"/>
             <a:graphic>
@@ -1121,7 +1121,7 @@
                   <pic:spPr bwMode="auto">
                     <a:xfrm>
                       <a:off x="0" y="0"/>
-                      <a:ext cx="5334000" cy="3004481"/>
+                      <a:ext cx="5334000" cy="2971209"/>
                     </a:xfrm>
                     <a:prstGeom prst="rect">
                       <a:avLst/>
@@ -1354,7 +1354,7 @@
               <w:jc w:val="left"/>
             </w:pPr>
             <w:r>
-              <w:t xml:space="preserve">62.8%</w:t>
+              <w:t xml:space="preserve">63.5%</w:t>
             </w:r>
           </w:p>
         </w:tc>
@@ -1392,19 +1392,19 @@
               <w:jc w:val="left"/>
             </w:pPr>
             <w:r>
-              <w:t xml:space="preserve">9,525</w:t>
-            </w:r>
-          </w:p>
-        </w:tc>
-        <w:tc>
-          <w:tcPr/>
-          <w:p>
-            <w:pPr>
-              <w:pStyle w:val="Compact"/>
-              <w:jc w:val="left"/>
-            </w:pPr>
-            <w:r>
-              <w:t xml:space="preserve">32.0%</w:t>
+              <w:t xml:space="preserve">9,539</w:t>
+            </w:r>
+          </w:p>
+        </w:tc>
+        <w:tc>
+          <w:tcPr/>
+          <w:p>
+            <w:pPr>
+              <w:pStyle w:val="Compact"/>
+              <w:jc w:val="left"/>
+            </w:pPr>
+            <w:r>
+              <w:t xml:space="preserve">31.5%</w:t>
             </w:r>
           </w:p>
         </w:tc>
@@ -1442,19 +1442,19 @@
               <w:jc w:val="left"/>
             </w:pPr>
             <w:r>
-              <w:t xml:space="preserve">9,329</w:t>
-            </w:r>
-          </w:p>
-        </w:tc>
-        <w:tc>
-          <w:tcPr/>
-          <w:p>
-            <w:pPr>
-              <w:pStyle w:val="Compact"/>
-              <w:jc w:val="left"/>
-            </w:pPr>
-            <w:r>
-              <w:t xml:space="preserve">21.0%</w:t>
+              <w:t xml:space="preserve">9,271</w:t>
+            </w:r>
+          </w:p>
+        </w:tc>
+        <w:tc>
+          <w:tcPr/>
+          <w:p>
+            <w:pPr>
+              <w:pStyle w:val="Compact"/>
+              <w:jc w:val="left"/>
+            </w:pPr>
+            <w:r>
+              <w:t xml:space="preserve">20.7%</w:t>
             </w:r>
           </w:p>
         </w:tc>
@@ -1492,19 +1492,19 @@
               <w:jc w:val="left"/>
             </w:pPr>
             <w:r>
-              <w:t xml:space="preserve">5,930</w:t>
-            </w:r>
-          </w:p>
-        </w:tc>
-        <w:tc>
-          <w:tcPr/>
-          <w:p>
-            <w:pPr>
-              <w:pStyle w:val="Compact"/>
-              <w:jc w:val="left"/>
-            </w:pPr>
-            <w:r>
-              <w:t xml:space="preserve">8.6%</w:t>
+              <w:t xml:space="preserve">5,974</w:t>
+            </w:r>
+          </w:p>
+        </w:tc>
+        <w:tc>
+          <w:tcPr/>
+          <w:p>
+            <w:pPr>
+              <w:pStyle w:val="Compact"/>
+              <w:jc w:val="left"/>
+            </w:pPr>
+            <w:r>
+              <w:t xml:space="preserve">8.4%</w:t>
             </w:r>
           </w:p>
         </w:tc>

--- a/TechnicalPaper/mtg-volatility-signal_technical-report.docx
+++ b/TechnicalPaper/mtg-volatility-signal_technical-report.docx
@@ -20,7 +20,7 @@
           <w:bCs/>
           <w:b/>
         </w:rPr>
-        <w:t xml:space="preserve">Snapshot 2026-08-28. By Cameraderie Cards. Informational only, not financial advice.</w:t>
+        <w:t xml:space="preserve">Snapshot 2026-08-30. By Cameraderie Cards. Informational only, not financial advice.</w:t>
       </w:r>
     </w:p>
     <w:p>
@@ -592,7 +592,7 @@
           <w:bCs/>
           <w:b/>
         </w:rPr>
-        <w:t xml:space="preserve">25.7%</w:t>
+        <w:t xml:space="preserve">25.8%</w:t>
       </w:r>
       <w:r>
         <w:t xml:space="preserve">.</w:t>
@@ -1058,7 +1058,7 @@
           <w:bCs/>
           <w:b/>
         </w:rPr>
-        <w:t xml:space="preserve">29.3%</w:t>
+        <w:t xml:space="preserve">29.5%</w:t>
       </w:r>
       <w:r>
         <w:t xml:space="preserve"> </w:t>
@@ -1074,7 +1074,7 @@
           <w:bCs/>
           <w:b/>
         </w:rPr>
-        <w:t xml:space="preserve">13.7%</w:t>
+        <w:t xml:space="preserve">13.8%</w:t>
       </w:r>
       <w:r>
         <w:t xml:space="preserve">, 6-month</w:t>
@@ -1087,7 +1087,7 @@
           <w:bCs/>
           <w:b/>
         </w:rPr>
-        <w:t xml:space="preserve">19.9%</w:t>
+        <w:t xml:space="preserve">20.0%</w:t>
       </w:r>
       <w:r>
         <w:t xml:space="preserve">).</w:t>
@@ -1100,7 +1100,7 @@
       <w:r>
         <w:drawing>
           <wp:inline>
-            <wp:extent cx="5334000" cy="2971209"/>
+            <wp:extent cx="5334000" cy="2961370"/>
             <wp:effectExtent b="0" l="0" r="0" t="0"/>
             <wp:docPr descr="Forward range" title="" id="36" name="Picture"/>
             <a:graphic>
@@ -1121,7 +1121,7 @@
                   <pic:spPr bwMode="auto">
                     <a:xfrm>
                       <a:off x="0" y="0"/>
-                      <a:ext cx="5334000" cy="2971209"/>
+                      <a:ext cx="5334000" cy="2961370"/>
                     </a:xfrm>
                     <a:prstGeom prst="rect">
                       <a:avLst/>
@@ -1342,19 +1342,19 @@
               <w:jc w:val="left"/>
             </w:pPr>
             <w:r>
-              <w:t xml:space="preserve">5,754</w:t>
-            </w:r>
-          </w:p>
-        </w:tc>
-        <w:tc>
-          <w:tcPr/>
-          <w:p>
-            <w:pPr>
-              <w:pStyle w:val="Compact"/>
-              <w:jc w:val="left"/>
-            </w:pPr>
-            <w:r>
-              <w:t xml:space="preserve">63.5%</w:t>
+              <w:t xml:space="preserve">5,714</w:t>
+            </w:r>
+          </w:p>
+        </w:tc>
+        <w:tc>
+          <w:tcPr/>
+          <w:p>
+            <w:pPr>
+              <w:pStyle w:val="Compact"/>
+              <w:jc w:val="left"/>
+            </w:pPr>
+            <w:r>
+              <w:t xml:space="preserve">63.7%</w:t>
             </w:r>
           </w:p>
         </w:tc>
@@ -1392,7 +1392,7 @@
               <w:jc w:val="left"/>
             </w:pPr>
             <w:r>
-              <w:t xml:space="preserve">9,539</w:t>
+              <w:t xml:space="preserve">9,572</w:t>
             </w:r>
           </w:p>
         </w:tc>
@@ -1442,19 +1442,19 @@
               <w:jc w:val="left"/>
             </w:pPr>
             <w:r>
-              <w:t xml:space="preserve">9,271</w:t>
-            </w:r>
-          </w:p>
-        </w:tc>
-        <w:tc>
-          <w:tcPr/>
-          <w:p>
-            <w:pPr>
-              <w:pStyle w:val="Compact"/>
-              <w:jc w:val="left"/>
-            </w:pPr>
-            <w:r>
-              <w:t xml:space="preserve">20.7%</w:t>
+              <w:t xml:space="preserve">9,314</w:t>
+            </w:r>
+          </w:p>
+        </w:tc>
+        <w:tc>
+          <w:tcPr/>
+          <w:p>
+            <w:pPr>
+              <w:pStyle w:val="Compact"/>
+              <w:jc w:val="left"/>
+            </w:pPr>
+            <w:r>
+              <w:t xml:space="preserve">20.8%</w:t>
             </w:r>
           </w:p>
         </w:tc>
@@ -1492,19 +1492,19 @@
               <w:jc w:val="left"/>
             </w:pPr>
             <w:r>
-              <w:t xml:space="preserve">5,974</w:t>
-            </w:r>
-          </w:p>
-        </w:tc>
-        <w:tc>
-          <w:tcPr/>
-          <w:p>
-            <w:pPr>
-              <w:pStyle w:val="Compact"/>
-              <w:jc w:val="left"/>
-            </w:pPr>
-            <w:r>
-              <w:t xml:space="preserve">8.4%</w:t>
+              <w:t xml:space="preserve">5,938</w:t>
+            </w:r>
+          </w:p>
+        </w:tc>
+        <w:tc>
+          <w:tcPr/>
+          <w:p>
+            <w:pPr>
+              <w:pStyle w:val="Compact"/>
+              <w:jc w:val="left"/>
+            </w:pPr>
+            <w:r>
+              <w:t xml:space="preserve">8.7%</w:t>
             </w:r>
           </w:p>
         </w:tc>

--- a/TechnicalPaper/mtg-volatility-signal_technical-report.docx
+++ b/TechnicalPaper/mtg-volatility-signal_technical-report.docx
@@ -20,7 +20,7 @@
           <w:bCs/>
           <w:b/>
         </w:rPr>
-        <w:t xml:space="preserve">Snapshot 2026-08-30. By Cameraderie Cards. Informational only, not financial advice.</w:t>
+        <w:t xml:space="preserve">Snapshot 2026-08-31. By Cameraderie Cards. Informational only, not financial advice.</w:t>
       </w:r>
     </w:p>
     <w:p>
@@ -592,7 +592,7 @@
           <w:bCs/>
           <w:b/>
         </w:rPr>
-        <w:t xml:space="preserve">25.8%</w:t>
+        <w:t xml:space="preserve">25.9%</w:t>
       </w:r>
       <w:r>
         <w:t xml:space="preserve">.</w:t>
@@ -1058,7 +1058,7 @@
           <w:bCs/>
           <w:b/>
         </w:rPr>
-        <w:t xml:space="preserve">29.5%</w:t>
+        <w:t xml:space="preserve">29.6%</w:t>
       </w:r>
       <w:r>
         <w:t xml:space="preserve"> </w:t>
@@ -1087,7 +1087,7 @@
           <w:bCs/>
           <w:b/>
         </w:rPr>
-        <w:t xml:space="preserve">20.0%</w:t>
+        <w:t xml:space="preserve">20.1%</w:t>
       </w:r>
       <w:r>
         <w:t xml:space="preserve">).</w:t>
@@ -1100,7 +1100,7 @@
       <w:r>
         <w:drawing>
           <wp:inline>
-            <wp:extent cx="5334000" cy="2961370"/>
+            <wp:extent cx="5334000" cy="3007849"/>
             <wp:effectExtent b="0" l="0" r="0" t="0"/>
             <wp:docPr descr="Forward range" title="" id="36" name="Picture"/>
             <a:graphic>
@@ -1121,7 +1121,7 @@
                   <pic:spPr bwMode="auto">
                     <a:xfrm>
                       <a:off x="0" y="0"/>
-                      <a:ext cx="5334000" cy="2961370"/>
+                      <a:ext cx="5334000" cy="3007849"/>
                     </a:xfrm>
                     <a:prstGeom prst="rect">
                       <a:avLst/>
@@ -1342,19 +1342,19 @@
               <w:jc w:val="left"/>
             </w:pPr>
             <w:r>
-              <w:t xml:space="preserve">5,714</w:t>
-            </w:r>
-          </w:p>
-        </w:tc>
-        <w:tc>
-          <w:tcPr/>
-          <w:p>
-            <w:pPr>
-              <w:pStyle w:val="Compact"/>
-              <w:jc w:val="left"/>
-            </w:pPr>
-            <w:r>
-              <w:t xml:space="preserve">63.7%</w:t>
+              <w:t xml:space="preserve">5,731</w:t>
+            </w:r>
+          </w:p>
+        </w:tc>
+        <w:tc>
+          <w:tcPr/>
+          <w:p>
+            <w:pPr>
+              <w:pStyle w:val="Compact"/>
+              <w:jc w:val="left"/>
+            </w:pPr>
+            <w:r>
+              <w:t xml:space="preserve">62.6%</w:t>
             </w:r>
           </w:p>
         </w:tc>
@@ -1392,19 +1392,19 @@
               <w:jc w:val="left"/>
             </w:pPr>
             <w:r>
-              <w:t xml:space="preserve">9,572</w:t>
-            </w:r>
-          </w:p>
-        </w:tc>
-        <w:tc>
-          <w:tcPr/>
-          <w:p>
-            <w:pPr>
-              <w:pStyle w:val="Compact"/>
-              <w:jc w:val="left"/>
-            </w:pPr>
-            <w:r>
-              <w:t xml:space="preserve">31.5%</w:t>
+              <w:t xml:space="preserve">9,563</w:t>
+            </w:r>
+          </w:p>
+        </w:tc>
+        <w:tc>
+          <w:tcPr/>
+          <w:p>
+            <w:pPr>
+              <w:pStyle w:val="Compact"/>
+              <w:jc w:val="left"/>
+            </w:pPr>
+            <w:r>
+              <w:t xml:space="preserve">31.7%</w:t>
             </w:r>
           </w:p>
         </w:tc>
@@ -1442,19 +1442,19 @@
               <w:jc w:val="left"/>
             </w:pPr>
             <w:r>
-              <w:t xml:space="preserve">9,314</w:t>
-            </w:r>
-          </w:p>
-        </w:tc>
-        <w:tc>
-          <w:tcPr/>
-          <w:p>
-            <w:pPr>
-              <w:pStyle w:val="Compact"/>
-              <w:jc w:val="left"/>
-            </w:pPr>
-            <w:r>
-              <w:t xml:space="preserve">20.8%</w:t>
+              <w:t xml:space="preserve">9,345</w:t>
+            </w:r>
+          </w:p>
+        </w:tc>
+        <w:tc>
+          <w:tcPr/>
+          <w:p>
+            <w:pPr>
+              <w:pStyle w:val="Compact"/>
+              <w:jc w:val="left"/>
+            </w:pPr>
+            <w:r>
+              <w:t xml:space="preserve">20.9%</w:t>
             </w:r>
           </w:p>
         </w:tc>
@@ -1492,19 +1492,19 @@
               <w:jc w:val="left"/>
             </w:pPr>
             <w:r>
-              <w:t xml:space="preserve">5,938</w:t>
-            </w:r>
-          </w:p>
-        </w:tc>
-        <w:tc>
-          <w:tcPr/>
-          <w:p>
-            <w:pPr>
-              <w:pStyle w:val="Compact"/>
-              <w:jc w:val="left"/>
-            </w:pPr>
-            <w:r>
-              <w:t xml:space="preserve">8.7%</w:t>
+              <w:t xml:space="preserve">5,899</w:t>
+            </w:r>
+          </w:p>
+        </w:tc>
+        <w:tc>
+          <w:tcPr/>
+          <w:p>
+            <w:pPr>
+              <w:pStyle w:val="Compact"/>
+              <w:jc w:val="left"/>
+            </w:pPr>
+            <w:r>
+              <w:t xml:space="preserve">8.6%</w:t>
             </w:r>
           </w:p>
         </w:tc>

--- a/TechnicalPaper/mtg-volatility-signal_technical-report.docx
+++ b/TechnicalPaper/mtg-volatility-signal_technical-report.docx
@@ -20,7 +20,7 @@
           <w:bCs/>
           <w:b/>
         </w:rPr>
-        <w:t xml:space="preserve">Snapshot 2026-08-31. By Cameraderie Cards. Informational only, not financial advice.</w:t>
+        <w:t xml:space="preserve">Snapshot 2026-09-01. By Cameraderie Cards. Informational only, not financial advice.</w:t>
       </w:r>
     </w:p>
     <w:p>
@@ -592,7 +592,7 @@
           <w:bCs/>
           <w:b/>
         </w:rPr>
-        <w:t xml:space="preserve">25.9%</w:t>
+        <w:t xml:space="preserve">26.0%</w:t>
       </w:r>
       <w:r>
         <w:t xml:space="preserve">.</w:t>
@@ -1058,7 +1058,7 @@
           <w:bCs/>
           <w:b/>
         </w:rPr>
-        <w:t xml:space="preserve">29.6%</w:t>
+        <w:t xml:space="preserve">29.7%</w:t>
       </w:r>
       <w:r>
         <w:t xml:space="preserve"> </w:t>
@@ -1074,7 +1074,7 @@
           <w:bCs/>
           <w:b/>
         </w:rPr>
-        <w:t xml:space="preserve">13.8%</w:t>
+        <w:t xml:space="preserve">13.9%</w:t>
       </w:r>
       <w:r>
         <w:t xml:space="preserve">, 6-month</w:t>
@@ -1342,19 +1342,19 @@
               <w:jc w:val="left"/>
             </w:pPr>
             <w:r>
-              <w:t xml:space="preserve">5,731</w:t>
-            </w:r>
-          </w:p>
-        </w:tc>
-        <w:tc>
-          <w:tcPr/>
-          <w:p>
-            <w:pPr>
-              <w:pStyle w:val="Compact"/>
-              <w:jc w:val="left"/>
-            </w:pPr>
-            <w:r>
-              <w:t xml:space="preserve">62.6%</w:t>
+              <w:t xml:space="preserve">5,708</w:t>
+            </w:r>
+          </w:p>
+        </w:tc>
+        <w:tc>
+          <w:tcPr/>
+          <w:p>
+            <w:pPr>
+              <w:pStyle w:val="Compact"/>
+              <w:jc w:val="left"/>
+            </w:pPr>
+            <w:r>
+              <w:t xml:space="preserve">63.2%</w:t>
             </w:r>
           </w:p>
         </w:tc>
@@ -1392,7 +1392,7 @@
               <w:jc w:val="left"/>
             </w:pPr>
             <w:r>
-              <w:t xml:space="preserve">9,563</w:t>
+              <w:t xml:space="preserve">9,529</w:t>
             </w:r>
           </w:p>
         </w:tc>
@@ -1442,19 +1442,19 @@
               <w:jc w:val="left"/>
             </w:pPr>
             <w:r>
-              <w:t xml:space="preserve">9,345</w:t>
-            </w:r>
-          </w:p>
-        </w:tc>
-        <w:tc>
-          <w:tcPr/>
-          <w:p>
-            <w:pPr>
-              <w:pStyle w:val="Compact"/>
-              <w:jc w:val="left"/>
-            </w:pPr>
-            <w:r>
-              <w:t xml:space="preserve">20.9%</w:t>
+              <w:t xml:space="preserve">9,396</w:t>
+            </w:r>
+          </w:p>
+        </w:tc>
+        <w:tc>
+          <w:tcPr/>
+          <w:p>
+            <w:pPr>
+              <w:pStyle w:val="Compact"/>
+              <w:jc w:val="left"/>
+            </w:pPr>
+            <w:r>
+              <w:t xml:space="preserve">21.0%</w:t>
             </w:r>
           </w:p>
         </w:tc>
@@ -1492,7 +1492,7 @@
               <w:jc w:val="left"/>
             </w:pPr>
             <w:r>
-              <w:t xml:space="preserve">5,899</w:t>
+              <w:t xml:space="preserve">5,905</w:t>
             </w:r>
           </w:p>
         </w:tc>

--- a/TechnicalPaper/mtg-volatility-signal_technical-report.docx
+++ b/TechnicalPaper/mtg-volatility-signal_technical-report.docx
@@ -20,7 +20,7 @@
           <w:bCs/>
           <w:b/>
         </w:rPr>
-        <w:t xml:space="preserve">Snapshot 2026-09-01. By Cameraderie Cards. Informational only, not financial advice.</w:t>
+        <w:t xml:space="preserve">Snapshot 2026-09-02. By Cameraderie Cards. Informational only, not financial advice.</w:t>
       </w:r>
     </w:p>
     <w:p>
@@ -1087,7 +1087,7 @@
           <w:bCs/>
           <w:b/>
         </w:rPr>
-        <w:t xml:space="preserve">20.1%</w:t>
+        <w:t xml:space="preserve">20.2%</w:t>
       </w:r>
       <w:r>
         <w:t xml:space="preserve">).</w:t>
@@ -1342,19 +1342,19 @@
               <w:jc w:val="left"/>
             </w:pPr>
             <w:r>
-              <w:t xml:space="preserve">5,708</w:t>
-            </w:r>
-          </w:p>
-        </w:tc>
-        <w:tc>
-          <w:tcPr/>
-          <w:p>
-            <w:pPr>
-              <w:pStyle w:val="Compact"/>
-              <w:jc w:val="left"/>
-            </w:pPr>
-            <w:r>
-              <w:t xml:space="preserve">63.2%</w:t>
+              <w:t xml:space="preserve">5,761</w:t>
+            </w:r>
+          </w:p>
+        </w:tc>
+        <w:tc>
+          <w:tcPr/>
+          <w:p>
+            <w:pPr>
+              <w:pStyle w:val="Compact"/>
+              <w:jc w:val="left"/>
+            </w:pPr>
+            <w:r>
+              <w:t xml:space="preserve">62.5%</w:t>
             </w:r>
           </w:p>
         </w:tc>
@@ -1392,19 +1392,19 @@
               <w:jc w:val="left"/>
             </w:pPr>
             <w:r>
-              <w:t xml:space="preserve">9,529</w:t>
-            </w:r>
-          </w:p>
-        </w:tc>
-        <w:tc>
-          <w:tcPr/>
-          <w:p>
-            <w:pPr>
-              <w:pStyle w:val="Compact"/>
-              <w:jc w:val="left"/>
-            </w:pPr>
-            <w:r>
-              <w:t xml:space="preserve">31.7%</w:t>
+              <w:t xml:space="preserve">9,525</w:t>
+            </w:r>
+          </w:p>
+        </w:tc>
+        <w:tc>
+          <w:tcPr/>
+          <w:p>
+            <w:pPr>
+              <w:pStyle w:val="Compact"/>
+              <w:jc w:val="left"/>
+            </w:pPr>
+            <w:r>
+              <w:t xml:space="preserve">31.8%</w:t>
             </w:r>
           </w:p>
         </w:tc>
@@ -1442,19 +1442,19 @@
               <w:jc w:val="left"/>
             </w:pPr>
             <w:r>
-              <w:t xml:space="preserve">9,396</w:t>
-            </w:r>
-          </w:p>
-        </w:tc>
-        <w:tc>
-          <w:tcPr/>
-          <w:p>
-            <w:pPr>
-              <w:pStyle w:val="Compact"/>
-              <w:jc w:val="left"/>
-            </w:pPr>
-            <w:r>
-              <w:t xml:space="preserve">21.0%</w:t>
+              <w:t xml:space="preserve">9,297</w:t>
+            </w:r>
+          </w:p>
+        </w:tc>
+        <w:tc>
+          <w:tcPr/>
+          <w:p>
+            <w:pPr>
+              <w:pStyle w:val="Compact"/>
+              <w:jc w:val="left"/>
+            </w:pPr>
+            <w:r>
+              <w:t xml:space="preserve">20.9%</w:t>
             </w:r>
           </w:p>
         </w:tc>
@@ -1492,19 +1492,19 @@
               <w:jc w:val="left"/>
             </w:pPr>
             <w:r>
-              <w:t xml:space="preserve">5,905</w:t>
-            </w:r>
-          </w:p>
-        </w:tc>
-        <w:tc>
-          <w:tcPr/>
-          <w:p>
-            <w:pPr>
-              <w:pStyle w:val="Compact"/>
-              <w:jc w:val="left"/>
-            </w:pPr>
-            <w:r>
-              <w:t xml:space="preserve">8.6%</w:t>
+              <w:t xml:space="preserve">5,955</w:t>
+            </w:r>
+          </w:p>
+        </w:tc>
+        <w:tc>
+          <w:tcPr/>
+          <w:p>
+            <w:pPr>
+              <w:pStyle w:val="Compact"/>
+              <w:jc w:val="left"/>
+            </w:pPr>
+            <w:r>
+              <w:t xml:space="preserve">8.5%</w:t>
             </w:r>
           </w:p>
         </w:tc>

--- a/TechnicalPaper/mtg-volatility-signal_technical-report.docx
+++ b/TechnicalPaper/mtg-volatility-signal_technical-report.docx
@@ -20,7 +20,7 @@
           <w:bCs/>
           <w:b/>
         </w:rPr>
-        <w:t xml:space="preserve">Snapshot 2026-09-02. By Cameraderie Cards. Informational only, not financial advice.</w:t>
+        <w:t xml:space="preserve">Snapshot 2026-09-03. By Cameraderie Cards. Informational only, not financial advice.</w:t>
       </w:r>
     </w:p>
     <w:p>
@@ -592,7 +592,7 @@
           <w:bCs/>
           <w:b/>
         </w:rPr>
-        <w:t xml:space="preserve">26.0%</w:t>
+        <w:t xml:space="preserve">26.2%</w:t>
       </w:r>
       <w:r>
         <w:t xml:space="preserve">.</w:t>
@@ -1058,7 +1058,7 @@
           <w:bCs/>
           <w:b/>
         </w:rPr>
-        <w:t xml:space="preserve">29.7%</w:t>
+        <w:t xml:space="preserve">30.0%</w:t>
       </w:r>
       <w:r>
         <w:t xml:space="preserve"> </w:t>
@@ -1074,7 +1074,7 @@
           <w:bCs/>
           <w:b/>
         </w:rPr>
-        <w:t xml:space="preserve">13.9%</w:t>
+        <w:t xml:space="preserve">14.0%</w:t>
       </w:r>
       <w:r>
         <w:t xml:space="preserve">, 6-month</w:t>
@@ -1087,7 +1087,7 @@
           <w:bCs/>
           <w:b/>
         </w:rPr>
-        <w:t xml:space="preserve">20.2%</w:t>
+        <w:t xml:space="preserve">20.3%</w:t>
       </w:r>
       <w:r>
         <w:t xml:space="preserve">).</w:t>
@@ -1100,7 +1100,7 @@
       <w:r>
         <w:drawing>
           <wp:inline>
-            <wp:extent cx="5334000" cy="3007849"/>
+            <wp:extent cx="5334000" cy="3004481"/>
             <wp:effectExtent b="0" l="0" r="0" t="0"/>
             <wp:docPr descr="Forward range" title="" id="36" name="Picture"/>
             <a:graphic>
@@ -1121,7 +1121,7 @@
                   <pic:spPr bwMode="auto">
                     <a:xfrm>
                       <a:off x="0" y="0"/>
-                      <a:ext cx="5334000" cy="3007849"/>
+                      <a:ext cx="5334000" cy="3004481"/>
                     </a:xfrm>
                     <a:prstGeom prst="rect">
                       <a:avLst/>
@@ -1342,19 +1342,19 @@
               <w:jc w:val="left"/>
             </w:pPr>
             <w:r>
-              <w:t xml:space="preserve">5,761</w:t>
-            </w:r>
-          </w:p>
-        </w:tc>
-        <w:tc>
-          <w:tcPr/>
-          <w:p>
-            <w:pPr>
-              <w:pStyle w:val="Compact"/>
-              <w:jc w:val="left"/>
-            </w:pPr>
-            <w:r>
-              <w:t xml:space="preserve">62.5%</w:t>
+              <w:t xml:space="preserve">5,766</w:t>
+            </w:r>
+          </w:p>
+        </w:tc>
+        <w:tc>
+          <w:tcPr/>
+          <w:p>
+            <w:pPr>
+              <w:pStyle w:val="Compact"/>
+              <w:jc w:val="left"/>
+            </w:pPr>
+            <w:r>
+              <w:t xml:space="preserve">62.8%</w:t>
             </w:r>
           </w:p>
         </w:tc>
@@ -1392,19 +1392,19 @@
               <w:jc w:val="left"/>
             </w:pPr>
             <w:r>
-              <w:t xml:space="preserve">9,525</w:t>
-            </w:r>
-          </w:p>
-        </w:tc>
-        <w:tc>
-          <w:tcPr/>
-          <w:p>
-            <w:pPr>
-              <w:pStyle w:val="Compact"/>
-              <w:jc w:val="left"/>
-            </w:pPr>
-            <w:r>
-              <w:t xml:space="preserve">31.8%</w:t>
+              <w:t xml:space="preserve">9,512</w:t>
+            </w:r>
+          </w:p>
+        </w:tc>
+        <w:tc>
+          <w:tcPr/>
+          <w:p>
+            <w:pPr>
+              <w:pStyle w:val="Compact"/>
+              <w:jc w:val="left"/>
+            </w:pPr>
+            <w:r>
+              <w:t xml:space="preserve">32.0%</w:t>
             </w:r>
           </w:p>
         </w:tc>
@@ -1442,7 +1442,7 @@
               <w:jc w:val="left"/>
             </w:pPr>
             <w:r>
-              <w:t xml:space="preserve">9,297</w:t>
+              <w:t xml:space="preserve">9,330</w:t>
             </w:r>
           </w:p>
         </w:tc>
@@ -1492,7 +1492,7 @@
               <w:jc w:val="left"/>
             </w:pPr>
             <w:r>
-              <w:t xml:space="preserve">5,955</w:t>
+              <w:t xml:space="preserve">5,930</w:t>
             </w:r>
           </w:p>
         </w:tc>

--- a/TechnicalPaper/mtg-volatility-signal_technical-report.docx
+++ b/TechnicalPaper/mtg-volatility-signal_technical-report.docx
@@ -20,7 +20,7 @@
           <w:bCs/>
           <w:b/>
         </w:rPr>
-        <w:t xml:space="preserve">Snapshot 2026-09-03. By Cameraderie Cards. Informational only, not financial advice.</w:t>
+        <w:t xml:space="preserve">Snapshot 2026-09-04. By Cameraderie Cards. Informational only, not financial advice.</w:t>
       </w:r>
     </w:p>
     <w:p>
@@ -592,7 +592,7 @@
           <w:bCs/>
           <w:b/>
         </w:rPr>
-        <w:t xml:space="preserve">26.2%</w:t>
+        <w:t xml:space="preserve">25.6%</w:t>
       </w:r>
       <w:r>
         <w:t xml:space="preserve">.</w:t>
@@ -1058,7 +1058,7 @@
           <w:bCs/>
           <w:b/>
         </w:rPr>
-        <w:t xml:space="preserve">30.0%</w:t>
+        <w:t xml:space="preserve">29.3%</w:t>
       </w:r>
       <w:r>
         <w:t xml:space="preserve"> </w:t>
@@ -1074,7 +1074,7 @@
           <w:bCs/>
           <w:b/>
         </w:rPr>
-        <w:t xml:space="preserve">14.0%</w:t>
+        <w:t xml:space="preserve">13.7%</w:t>
       </w:r>
       <w:r>
         <w:t xml:space="preserve">, 6-month</w:t>
@@ -1087,7 +1087,7 @@
           <w:bCs/>
           <w:b/>
         </w:rPr>
-        <w:t xml:space="preserve">20.3%</w:t>
+        <w:t xml:space="preserve">19.9%</w:t>
       </w:r>
       <w:r>
         <w:t xml:space="preserve">).</w:t>
@@ -1100,7 +1100,7 @@
       <w:r>
         <w:drawing>
           <wp:inline>
-            <wp:extent cx="5334000" cy="3004481"/>
+            <wp:extent cx="5334000" cy="2971209"/>
             <wp:effectExtent b="0" l="0" r="0" t="0"/>
             <wp:docPr descr="Forward range" title="" id="36" name="Picture"/>
             <a:graphic>
@@ -1121,7 +1121,7 @@
                   <pic:spPr bwMode="auto">
                     <a:xfrm>
                       <a:off x="0" y="0"/>
-                      <a:ext cx="5334000" cy="3004481"/>
+                      <a:ext cx="5334000" cy="2971209"/>
                     </a:xfrm>
                     <a:prstGeom prst="rect">
                       <a:avLst/>
@@ -1354,7 +1354,7 @@
               <w:jc w:val="left"/>
             </w:pPr>
             <w:r>
-              <w:t xml:space="preserve">62.8%</w:t>
+              <w:t xml:space="preserve">63.4%</w:t>
             </w:r>
           </w:p>
         </w:tc>
@@ -1392,19 +1392,19 @@
               <w:jc w:val="left"/>
             </w:pPr>
             <w:r>
-              <w:t xml:space="preserve">9,512</w:t>
-            </w:r>
-          </w:p>
-        </w:tc>
-        <w:tc>
-          <w:tcPr/>
-          <w:p>
-            <w:pPr>
-              <w:pStyle w:val="Compact"/>
-              <w:jc w:val="left"/>
-            </w:pPr>
-            <w:r>
-              <w:t xml:space="preserve">32.0%</w:t>
+              <w:t xml:space="preserve">9,508</w:t>
+            </w:r>
+          </w:p>
+        </w:tc>
+        <w:tc>
+          <w:tcPr/>
+          <w:p>
+            <w:pPr>
+              <w:pStyle w:val="Compact"/>
+              <w:jc w:val="left"/>
+            </w:pPr>
+            <w:r>
+              <w:t xml:space="preserve">31.5%</w:t>
             </w:r>
           </w:p>
         </w:tc>
@@ -1442,19 +1442,19 @@
               <w:jc w:val="left"/>
             </w:pPr>
             <w:r>
-              <w:t xml:space="preserve">9,330</w:t>
-            </w:r>
-          </w:p>
-        </w:tc>
-        <w:tc>
-          <w:tcPr/>
-          <w:p>
-            <w:pPr>
-              <w:pStyle w:val="Compact"/>
-              <w:jc w:val="left"/>
-            </w:pPr>
-            <w:r>
-              <w:t xml:space="preserve">20.9%</w:t>
+              <w:t xml:space="preserve">9,295</w:t>
+            </w:r>
+          </w:p>
+        </w:tc>
+        <w:tc>
+          <w:tcPr/>
+          <w:p>
+            <w:pPr>
+              <w:pStyle w:val="Compact"/>
+              <w:jc w:val="left"/>
+            </w:pPr>
+            <w:r>
+              <w:t xml:space="preserve">20.6%</w:t>
             </w:r>
           </w:p>
         </w:tc>
@@ -1492,19 +1492,19 @@
               <w:jc w:val="left"/>
             </w:pPr>
             <w:r>
-              <w:t xml:space="preserve">5,930</w:t>
-            </w:r>
-          </w:p>
-        </w:tc>
-        <w:tc>
-          <w:tcPr/>
-          <w:p>
-            <w:pPr>
-              <w:pStyle w:val="Compact"/>
-              <w:jc w:val="left"/>
-            </w:pPr>
-            <w:r>
-              <w:t xml:space="preserve">8.5%</w:t>
+              <w:t xml:space="preserve">5,969</w:t>
+            </w:r>
+          </w:p>
+        </w:tc>
+        <w:tc>
+          <w:tcPr/>
+          <w:p>
+            <w:pPr>
+              <w:pStyle w:val="Compact"/>
+              <w:jc w:val="left"/>
+            </w:pPr>
+            <w:r>
+              <w:t xml:space="preserve">8.3%</w:t>
             </w:r>
           </w:p>
         </w:tc>

--- a/TechnicalPaper/mtg-volatility-signal_technical-report.docx
+++ b/TechnicalPaper/mtg-volatility-signal_technical-report.docx
@@ -20,7 +20,7 @@
           <w:bCs/>
           <w:b/>
         </w:rPr>
-        <w:t xml:space="preserve">Snapshot 2026-09-04. By Cameraderie Cards. Informational only, not financial advice.</w:t>
+        <w:t xml:space="preserve">Snapshot 2026-09-05. By Cameraderie Cards. Informational only, not financial advice.</w:t>
       </w:r>
     </w:p>
     <w:p>
@@ -592,7 +592,7 @@
           <w:bCs/>
           <w:b/>
         </w:rPr>
-        <w:t xml:space="preserve">25.6%</w:t>
+        <w:t xml:space="preserve">26.0%</w:t>
       </w:r>
       <w:r>
         <w:t xml:space="preserve">.</w:t>
@@ -1058,7 +1058,7 @@
           <w:bCs/>
           <w:b/>
         </w:rPr>
-        <w:t xml:space="preserve">29.3%</w:t>
+        <w:t xml:space="preserve">29.8%</w:t>
       </w:r>
       <w:r>
         <w:t xml:space="preserve"> </w:t>
@@ -1074,7 +1074,7 @@
           <w:bCs/>
           <w:b/>
         </w:rPr>
-        <w:t xml:space="preserve">13.7%</w:t>
+        <w:t xml:space="preserve">13.9%</w:t>
       </w:r>
       <w:r>
         <w:t xml:space="preserve">, 6-month</w:t>
@@ -1087,7 +1087,7 @@
           <w:bCs/>
           <w:b/>
         </w:rPr>
-        <w:t xml:space="preserve">19.9%</w:t>
+        <w:t xml:space="preserve">20.2%</w:t>
       </w:r>
       <w:r>
         <w:t xml:space="preserve">).</w:t>
@@ -1100,7 +1100,7 @@
       <w:r>
         <w:drawing>
           <wp:inline>
-            <wp:extent cx="5334000" cy="2971209"/>
+            <wp:extent cx="5334000" cy="2977804"/>
             <wp:effectExtent b="0" l="0" r="0" t="0"/>
             <wp:docPr descr="Forward range" title="" id="36" name="Picture"/>
             <a:graphic>
@@ -1121,7 +1121,7 @@
                   <pic:spPr bwMode="auto">
                     <a:xfrm>
                       <a:off x="0" y="0"/>
-                      <a:ext cx="5334000" cy="2971209"/>
+                      <a:ext cx="5334000" cy="2977804"/>
                     </a:xfrm>
                     <a:prstGeom prst="rect">
                       <a:avLst/>
@@ -1342,19 +1342,19 @@
               <w:jc w:val="left"/>
             </w:pPr>
             <w:r>
-              <w:t xml:space="preserve">5,766</w:t>
-            </w:r>
-          </w:p>
-        </w:tc>
-        <w:tc>
-          <w:tcPr/>
-          <w:p>
-            <w:pPr>
-              <w:pStyle w:val="Compact"/>
-              <w:jc w:val="left"/>
-            </w:pPr>
-            <w:r>
-              <w:t xml:space="preserve">63.4%</w:t>
+              <w:t xml:space="preserve">5,740</w:t>
+            </w:r>
+          </w:p>
+        </w:tc>
+        <w:tc>
+          <w:tcPr/>
+          <w:p>
+            <w:pPr>
+              <w:pStyle w:val="Compact"/>
+              <w:jc w:val="left"/>
+            </w:pPr>
+            <w:r>
+              <w:t xml:space="preserve">63.8%</w:t>
             </w:r>
           </w:p>
         </w:tc>
@@ -1392,19 +1392,19 @@
               <w:jc w:val="left"/>
             </w:pPr>
             <w:r>
-              <w:t xml:space="preserve">9,508</w:t>
-            </w:r>
-          </w:p>
-        </w:tc>
-        <w:tc>
-          <w:tcPr/>
-          <w:p>
-            <w:pPr>
-              <w:pStyle w:val="Compact"/>
-              <w:jc w:val="left"/>
-            </w:pPr>
-            <w:r>
-              <w:t xml:space="preserve">31.5%</w:t>
+              <w:t xml:space="preserve">9,500</w:t>
+            </w:r>
+          </w:p>
+        </w:tc>
+        <w:tc>
+          <w:tcPr/>
+          <w:p>
+            <w:pPr>
+              <w:pStyle w:val="Compact"/>
+              <w:jc w:val="left"/>
+            </w:pPr>
+            <w:r>
+              <w:t xml:space="preserve">31.9%</w:t>
             </w:r>
           </w:p>
         </w:tc>
@@ -1442,19 +1442,19 @@
               <w:jc w:val="left"/>
             </w:pPr>
             <w:r>
-              <w:t xml:space="preserve">9,295</w:t>
-            </w:r>
-          </w:p>
-        </w:tc>
-        <w:tc>
-          <w:tcPr/>
-          <w:p>
-            <w:pPr>
-              <w:pStyle w:val="Compact"/>
-              <w:jc w:val="left"/>
-            </w:pPr>
-            <w:r>
-              <w:t xml:space="preserve">20.6%</w:t>
+              <w:t xml:space="preserve">9,367</w:t>
+            </w:r>
+          </w:p>
+        </w:tc>
+        <w:tc>
+          <w:tcPr/>
+          <w:p>
+            <w:pPr>
+              <w:pStyle w:val="Compact"/>
+              <w:jc w:val="left"/>
+            </w:pPr>
+            <w:r>
+              <w:t xml:space="preserve">21.0%</w:t>
             </w:r>
           </w:p>
         </w:tc>
@@ -1492,19 +1492,19 @@
               <w:jc w:val="left"/>
             </w:pPr>
             <w:r>
-              <w:t xml:space="preserve">5,969</w:t>
-            </w:r>
-          </w:p>
-        </w:tc>
-        <w:tc>
-          <w:tcPr/>
-          <w:p>
-            <w:pPr>
-              <w:pStyle w:val="Compact"/>
-              <w:jc w:val="left"/>
-            </w:pPr>
-            <w:r>
-              <w:t xml:space="preserve">8.3%</w:t>
+              <w:t xml:space="preserve">5,931</w:t>
+            </w:r>
+          </w:p>
+        </w:tc>
+        <w:tc>
+          <w:tcPr/>
+          <w:p>
+            <w:pPr>
+              <w:pStyle w:val="Compact"/>
+              <w:jc w:val="left"/>
+            </w:pPr>
+            <w:r>
+              <w:t xml:space="preserve">8.6%</w:t>
             </w:r>
           </w:p>
         </w:tc>

--- a/TechnicalPaper/mtg-volatility-signal_technical-report.docx
+++ b/TechnicalPaper/mtg-volatility-signal_technical-report.docx
@@ -20,7 +20,7 @@
           <w:bCs/>
           <w:b/>
         </w:rPr>
-        <w:t xml:space="preserve">Snapshot 2026-09-05. By Cameraderie Cards. Informational only, not financial advice.</w:t>
+        <w:t xml:space="preserve">Snapshot 2026-09-07. By Cameraderie Cards. Informational only, not financial advice.</w:t>
       </w:r>
     </w:p>
     <w:p>
@@ -592,7 +592,7 @@
           <w:bCs/>
           <w:b/>
         </w:rPr>
-        <w:t xml:space="preserve">26.0%</w:t>
+        <w:t xml:space="preserve">25.9%</w:t>
       </w:r>
       <w:r>
         <w:t xml:space="preserve">.</w:t>
@@ -1058,7 +1058,7 @@
           <w:bCs/>
           <w:b/>
         </w:rPr>
-        <w:t xml:space="preserve">29.8%</w:t>
+        <w:t xml:space="preserve">29.6%</w:t>
       </w:r>
       <w:r>
         <w:t xml:space="preserve"> </w:t>
@@ -1074,7 +1074,7 @@
           <w:bCs/>
           <w:b/>
         </w:rPr>
-        <w:t xml:space="preserve">13.9%</w:t>
+        <w:t xml:space="preserve">13.8%</w:t>
       </w:r>
       <w:r>
         <w:t xml:space="preserve">, 6-month</w:t>
@@ -1087,7 +1087,7 @@
           <w:bCs/>
           <w:b/>
         </w:rPr>
-        <w:t xml:space="preserve">20.2%</w:t>
+        <w:t xml:space="preserve">20.1%</w:t>
       </w:r>
       <w:r>
         <w:t xml:space="preserve">).</w:t>
@@ -1100,7 +1100,7 @@
       <w:r>
         <w:drawing>
           <wp:inline>
-            <wp:extent cx="5334000" cy="2977804"/>
+            <wp:extent cx="5334000" cy="3007849"/>
             <wp:effectExtent b="0" l="0" r="0" t="0"/>
             <wp:docPr descr="Forward range" title="" id="36" name="Picture"/>
             <a:graphic>
@@ -1121,7 +1121,7 @@
                   <pic:spPr bwMode="auto">
                     <a:xfrm>
                       <a:off x="0" y="0"/>
-                      <a:ext cx="5334000" cy="2977804"/>
+                      <a:ext cx="5334000" cy="3007849"/>
                     </a:xfrm>
                     <a:prstGeom prst="rect">
                       <a:avLst/>
@@ -1342,19 +1342,19 @@
               <w:jc w:val="left"/>
             </w:pPr>
             <w:r>
-              <w:t xml:space="preserve">5,740</w:t>
-            </w:r>
-          </w:p>
-        </w:tc>
-        <w:tc>
-          <w:tcPr/>
-          <w:p>
-            <w:pPr>
-              <w:pStyle w:val="Compact"/>
-              <w:jc w:val="left"/>
-            </w:pPr>
-            <w:r>
-              <w:t xml:space="preserve">63.8%</w:t>
+              <w:t xml:space="preserve">5,736</w:t>
+            </w:r>
+          </w:p>
+        </w:tc>
+        <w:tc>
+          <w:tcPr/>
+          <w:p>
+            <w:pPr>
+              <w:pStyle w:val="Compact"/>
+              <w:jc w:val="left"/>
+            </w:pPr>
+            <w:r>
+              <w:t xml:space="preserve">62.4%</w:t>
             </w:r>
           </w:p>
         </w:tc>
@@ -1392,19 +1392,19 @@
               <w:jc w:val="left"/>
             </w:pPr>
             <w:r>
-              <w:t xml:space="preserve">9,500</w:t>
-            </w:r>
-          </w:p>
-        </w:tc>
-        <w:tc>
-          <w:tcPr/>
-          <w:p>
-            <w:pPr>
-              <w:pStyle w:val="Compact"/>
-              <w:jc w:val="left"/>
-            </w:pPr>
-            <w:r>
-              <w:t xml:space="preserve">31.9%</w:t>
+              <w:t xml:space="preserve">9,546</w:t>
+            </w:r>
+          </w:p>
+        </w:tc>
+        <w:tc>
+          <w:tcPr/>
+          <w:p>
+            <w:pPr>
+              <w:pStyle w:val="Compact"/>
+              <w:jc w:val="left"/>
+            </w:pPr>
+            <w:r>
+              <w:t xml:space="preserve">31.7%</w:t>
             </w:r>
           </w:p>
         </w:tc>
@@ -1442,19 +1442,19 @@
               <w:jc w:val="left"/>
             </w:pPr>
             <w:r>
-              <w:t xml:space="preserve">9,367</w:t>
-            </w:r>
-          </w:p>
-        </w:tc>
-        <w:tc>
-          <w:tcPr/>
-          <w:p>
-            <w:pPr>
-              <w:pStyle w:val="Compact"/>
-              <w:jc w:val="left"/>
-            </w:pPr>
-            <w:r>
-              <w:t xml:space="preserve">21.0%</w:t>
+              <w:t xml:space="preserve">9,355</w:t>
+            </w:r>
+          </w:p>
+        </w:tc>
+        <w:tc>
+          <w:tcPr/>
+          <w:p>
+            <w:pPr>
+              <w:pStyle w:val="Compact"/>
+              <w:jc w:val="left"/>
+            </w:pPr>
+            <w:r>
+              <w:t xml:space="preserve">20.9%</w:t>
             </w:r>
           </w:p>
         </w:tc>
@@ -1492,19 +1492,19 @@
               <w:jc w:val="left"/>
             </w:pPr>
             <w:r>
-              <w:t xml:space="preserve">5,931</w:t>
-            </w:r>
-          </w:p>
-        </w:tc>
-        <w:tc>
-          <w:tcPr/>
-          <w:p>
-            <w:pPr>
-              <w:pStyle w:val="Compact"/>
-              <w:jc w:val="left"/>
-            </w:pPr>
-            <w:r>
-              <w:t xml:space="preserve">8.6%</w:t>
+              <w:t xml:space="preserve">5,901</w:t>
+            </w:r>
+          </w:p>
+        </w:tc>
+        <w:tc>
+          <w:tcPr/>
+          <w:p>
+            <w:pPr>
+              <w:pStyle w:val="Compact"/>
+              <w:jc w:val="left"/>
+            </w:pPr>
+            <w:r>
+              <w:t xml:space="preserve">8.7%</w:t>
             </w:r>
           </w:p>
         </w:tc>

--- a/TechnicalPaper/mtg-volatility-signal_technical-report.docx
+++ b/TechnicalPaper/mtg-volatility-signal_technical-report.docx
@@ -20,7 +20,7 @@
           <w:bCs/>
           <w:b/>
         </w:rPr>
-        <w:t xml:space="preserve">Snapshot 2026-09-07. By Cameraderie Cards. Informational only, not financial advice.</w:t>
+        <w:t xml:space="preserve">Snapshot 2026-09-08. By Cameraderie Cards. Informational only, not financial advice.</w:t>
       </w:r>
     </w:p>
     <w:p>
@@ -592,7 +592,7 @@
           <w:bCs/>
           <w:b/>
         </w:rPr>
-        <w:t xml:space="preserve">25.9%</w:t>
+        <w:t xml:space="preserve">26.0%</w:t>
       </w:r>
       <w:r>
         <w:t xml:space="preserve">.</w:t>
@@ -1058,7 +1058,7 @@
           <w:bCs/>
           <w:b/>
         </w:rPr>
-        <w:t xml:space="preserve">29.6%</w:t>
+        <w:t xml:space="preserve">29.7%</w:t>
       </w:r>
       <w:r>
         <w:t xml:space="preserve"> </w:t>
@@ -1342,19 +1342,19 @@
               <w:jc w:val="left"/>
             </w:pPr>
             <w:r>
-              <w:t xml:space="preserve">5,736</w:t>
-            </w:r>
-          </w:p>
-        </w:tc>
-        <w:tc>
-          <w:tcPr/>
-          <w:p>
-            <w:pPr>
-              <w:pStyle w:val="Compact"/>
-              <w:jc w:val="left"/>
-            </w:pPr>
-            <w:r>
-              <w:t xml:space="preserve">62.4%</w:t>
+              <w:t xml:space="preserve">5,711</w:t>
+            </w:r>
+          </w:p>
+        </w:tc>
+        <w:tc>
+          <w:tcPr/>
+          <w:p>
+            <w:pPr>
+              <w:pStyle w:val="Compact"/>
+              <w:jc w:val="left"/>
+            </w:pPr>
+            <w:r>
+              <w:t xml:space="preserve">62.9%</w:t>
             </w:r>
           </w:p>
         </w:tc>
@@ -1392,7 +1392,7 @@
               <w:jc w:val="left"/>
             </w:pPr>
             <w:r>
-              <w:t xml:space="preserve">9,546</w:t>
+              <w:t xml:space="preserve">9,524</w:t>
             </w:r>
           </w:p>
         </w:tc>
@@ -1442,19 +1442,19 @@
               <w:jc w:val="left"/>
             </w:pPr>
             <w:r>
-              <w:t xml:space="preserve">9,355</w:t>
-            </w:r>
-          </w:p>
-        </w:tc>
-        <w:tc>
-          <w:tcPr/>
-          <w:p>
-            <w:pPr>
-              <w:pStyle w:val="Compact"/>
-              <w:jc w:val="left"/>
-            </w:pPr>
-            <w:r>
-              <w:t xml:space="preserve">20.9%</w:t>
+              <w:t xml:space="preserve">9,405</w:t>
+            </w:r>
+          </w:p>
+        </w:tc>
+        <w:tc>
+          <w:tcPr/>
+          <w:p>
+            <w:pPr>
+              <w:pStyle w:val="Compact"/>
+              <w:jc w:val="left"/>
+            </w:pPr>
+            <w:r>
+              <w:t xml:space="preserve">21.0%</w:t>
             </w:r>
           </w:p>
         </w:tc>
@@ -1492,19 +1492,19 @@
               <w:jc w:val="left"/>
             </w:pPr>
             <w:r>
-              <w:t xml:space="preserve">5,901</w:t>
-            </w:r>
-          </w:p>
-        </w:tc>
-        <w:tc>
-          <w:tcPr/>
-          <w:p>
-            <w:pPr>
-              <w:pStyle w:val="Compact"/>
-              <w:jc w:val="left"/>
-            </w:pPr>
-            <w:r>
-              <w:t xml:space="preserve">8.7%</w:t>
+              <w:t xml:space="preserve">5,898</w:t>
+            </w:r>
+          </w:p>
+        </w:tc>
+        <w:tc>
+          <w:tcPr/>
+          <w:p>
+            <w:pPr>
+              <w:pStyle w:val="Compact"/>
+              <w:jc w:val="left"/>
+            </w:pPr>
+            <w:r>
+              <w:t xml:space="preserve">8.5%</w:t>
             </w:r>
           </w:p>
         </w:tc>

--- a/TechnicalPaper/mtg-volatility-signal_technical-report.docx
+++ b/TechnicalPaper/mtg-volatility-signal_technical-report.docx
@@ -20,7 +20,7 @@
           <w:bCs/>
           <w:b/>
         </w:rPr>
-        <w:t xml:space="preserve">Snapshot 2026-09-08. By Cameraderie Cards. Informational only, not financial advice.</w:t>
+        <w:t xml:space="preserve">Snapshot 2026-09-09. By Cameraderie Cards. Informational only, not financial advice.</w:t>
       </w:r>
     </w:p>
     <w:p>
@@ -1074,7 +1074,7 @@
           <w:bCs/>
           <w:b/>
         </w:rPr>
-        <w:t xml:space="preserve">13.8%</w:t>
+        <w:t xml:space="preserve">13.9%</w:t>
       </w:r>
       <w:r>
         <w:t xml:space="preserve">, 6-month</w:t>
@@ -1087,7 +1087,7 @@
           <w:bCs/>
           <w:b/>
         </w:rPr>
-        <w:t xml:space="preserve">20.1%</w:t>
+        <w:t xml:space="preserve">20.2%</w:t>
       </w:r>
       <w:r>
         <w:t xml:space="preserve">).</w:t>
@@ -1342,19 +1342,19 @@
               <w:jc w:val="left"/>
             </w:pPr>
             <w:r>
-              <w:t xml:space="preserve">5,711</w:t>
-            </w:r>
-          </w:p>
-        </w:tc>
-        <w:tc>
-          <w:tcPr/>
-          <w:p>
-            <w:pPr>
-              <w:pStyle w:val="Compact"/>
-              <w:jc w:val="left"/>
-            </w:pPr>
-            <w:r>
-              <w:t xml:space="preserve">62.9%</w:t>
+              <w:t xml:space="preserve">5,756</w:t>
+            </w:r>
+          </w:p>
+        </w:tc>
+        <w:tc>
+          <w:tcPr/>
+          <w:p>
+            <w:pPr>
+              <w:pStyle w:val="Compact"/>
+              <w:jc w:val="left"/>
+            </w:pPr>
+            <w:r>
+              <w:t xml:space="preserve">62.0%</w:t>
             </w:r>
           </w:p>
         </w:tc>
@@ -1392,7 +1392,7 @@
               <w:jc w:val="left"/>
             </w:pPr>
             <w:r>
-              <w:t xml:space="preserve">9,524</w:t>
+              <w:t xml:space="preserve">9,540</w:t>
             </w:r>
           </w:p>
         </w:tc>
@@ -1442,19 +1442,19 @@
               <w:jc w:val="left"/>
             </w:pPr>
             <w:r>
-              <w:t xml:space="preserve">9,405</w:t>
-            </w:r>
-          </w:p>
-        </w:tc>
-        <w:tc>
-          <w:tcPr/>
-          <w:p>
-            <w:pPr>
-              <w:pStyle w:val="Compact"/>
-              <w:jc w:val="left"/>
-            </w:pPr>
-            <w:r>
-              <w:t xml:space="preserve">21.0%</w:t>
+              <w:t xml:space="preserve">9,310</w:t>
+            </w:r>
+          </w:p>
+        </w:tc>
+        <w:tc>
+          <w:tcPr/>
+          <w:p>
+            <w:pPr>
+              <w:pStyle w:val="Compact"/>
+              <w:jc w:val="left"/>
+            </w:pPr>
+            <w:r>
+              <w:t xml:space="preserve">20.9%</w:t>
             </w:r>
           </w:p>
         </w:tc>
@@ -1492,7 +1492,7 @@
               <w:jc w:val="left"/>
             </w:pPr>
             <w:r>
-              <w:t xml:space="preserve">5,898</w:t>
+              <w:t xml:space="preserve">5,932</w:t>
             </w:r>
           </w:p>
         </w:tc>

--- a/TechnicalPaper/mtg-volatility-signal_technical-report.docx
+++ b/TechnicalPaper/mtg-volatility-signal_technical-report.docx
@@ -20,7 +20,7 @@
           <w:bCs/>
           <w:b/>
         </w:rPr>
-        <w:t xml:space="preserve">Snapshot 2026-09-09. By Cameraderie Cards. Informational only, not financial advice.</w:t>
+        <w:t xml:space="preserve">Snapshot 2026-09-10. By Cameraderie Cards. Informational only, not financial advice.</w:t>
       </w:r>
     </w:p>
     <w:p>
@@ -592,7 +592,7 @@
           <w:bCs/>
           <w:b/>
         </w:rPr>
-        <w:t xml:space="preserve">26.0%</w:t>
+        <w:t xml:space="preserve">26.1%</w:t>
       </w:r>
       <w:r>
         <w:t xml:space="preserve">.</w:t>
@@ -1058,7 +1058,7 @@
           <w:bCs/>
           <w:b/>
         </w:rPr>
-        <w:t xml:space="preserve">29.7%</w:t>
+        <w:t xml:space="preserve">29.9%</w:t>
       </w:r>
       <w:r>
         <w:t xml:space="preserve"> </w:t>
@@ -1074,7 +1074,7 @@
           <w:bCs/>
           <w:b/>
         </w:rPr>
-        <w:t xml:space="preserve">13.9%</w:t>
+        <w:t xml:space="preserve">14.0%</w:t>
       </w:r>
       <w:r>
         <w:t xml:space="preserve">, 6-month</w:t>
@@ -1087,7 +1087,7 @@
           <w:bCs/>
           <w:b/>
         </w:rPr>
-        <w:t xml:space="preserve">20.2%</w:t>
+        <w:t xml:space="preserve">20.3%</w:t>
       </w:r>
       <w:r>
         <w:t xml:space="preserve">).</w:t>
@@ -1100,7 +1100,7 @@
       <w:r>
         <w:drawing>
           <wp:inline>
-            <wp:extent cx="5334000" cy="3007849"/>
+            <wp:extent cx="5334000" cy="3004481"/>
             <wp:effectExtent b="0" l="0" r="0" t="0"/>
             <wp:docPr descr="Forward range" title="" id="36" name="Picture"/>
             <a:graphic>
@@ -1121,7 +1121,7 @@
                   <pic:spPr bwMode="auto">
                     <a:xfrm>
                       <a:off x="0" y="0"/>
-                      <a:ext cx="5334000" cy="3007849"/>
+                      <a:ext cx="5334000" cy="3004481"/>
                     </a:xfrm>
                     <a:prstGeom prst="rect">
                       <a:avLst/>
@@ -1342,19 +1342,19 @@
               <w:jc w:val="left"/>
             </w:pPr>
             <w:r>
-              <w:t xml:space="preserve">5,756</w:t>
-            </w:r>
-          </w:p>
-        </w:tc>
-        <w:tc>
-          <w:tcPr/>
-          <w:p>
-            <w:pPr>
-              <w:pStyle w:val="Compact"/>
-              <w:jc w:val="left"/>
-            </w:pPr>
-            <w:r>
-              <w:t xml:space="preserve">62.0%</w:t>
+              <w:t xml:space="preserve">5,788</w:t>
+            </w:r>
+          </w:p>
+        </w:tc>
+        <w:tc>
+          <w:tcPr/>
+          <w:p>
+            <w:pPr>
+              <w:pStyle w:val="Compact"/>
+              <w:jc w:val="left"/>
+            </w:pPr>
+            <w:r>
+              <w:t xml:space="preserve">62.3%</w:t>
             </w:r>
           </w:p>
         </w:tc>
@@ -1392,19 +1392,19 @@
               <w:jc w:val="left"/>
             </w:pPr>
             <w:r>
-              <w:t xml:space="preserve">9,540</w:t>
-            </w:r>
-          </w:p>
-        </w:tc>
-        <w:tc>
-          <w:tcPr/>
-          <w:p>
-            <w:pPr>
-              <w:pStyle w:val="Compact"/>
-              <w:jc w:val="left"/>
-            </w:pPr>
-            <w:r>
-              <w:t xml:space="preserve">31.7%</w:t>
+              <w:t xml:space="preserve">9,480</w:t>
+            </w:r>
+          </w:p>
+        </w:tc>
+        <w:tc>
+          <w:tcPr/>
+          <w:p>
+            <w:pPr>
+              <w:pStyle w:val="Compact"/>
+              <w:jc w:val="left"/>
+            </w:pPr>
+            <w:r>
+              <w:t xml:space="preserve">32.0%</w:t>
             </w:r>
           </w:p>
         </w:tc>
@@ -1442,7 +1442,7 @@
               <w:jc w:val="left"/>
             </w:pPr>
             <w:r>
-              <w:t xml:space="preserve">9,310</w:t>
+              <w:t xml:space="preserve">9,333</w:t>
             </w:r>
           </w:p>
         </w:tc>
@@ -1492,7 +1492,7 @@
               <w:jc w:val="left"/>
             </w:pPr>
             <w:r>
-              <w:t xml:space="preserve">5,932</w:t>
+              <w:t xml:space="preserve">5,937</w:t>
             </w:r>
           </w:p>
         </w:tc>

--- a/TechnicalPaper/mtg-volatility-signal_technical-report.docx
+++ b/TechnicalPaper/mtg-volatility-signal_technical-report.docx
@@ -20,7 +20,7 @@
           <w:bCs/>
           <w:b/>
         </w:rPr>
-        <w:t xml:space="preserve">Snapshot 2026-09-10. By Cameraderie Cards. Informational only, not financial advice.</w:t>
+        <w:t xml:space="preserve">Snapshot 2026-09-11. By Cameraderie Cards. Informational only, not financial advice.</w:t>
       </w:r>
     </w:p>
     <w:p>
@@ -592,7 +592,7 @@
           <w:bCs/>
           <w:b/>
         </w:rPr>
-        <w:t xml:space="preserve">26.1%</w:t>
+        <w:t xml:space="preserve">25.6%</w:t>
       </w:r>
       <w:r>
         <w:t xml:space="preserve">.</w:t>
@@ -1058,7 +1058,7 @@
           <w:bCs/>
           <w:b/>
         </w:rPr>
-        <w:t xml:space="preserve">29.9%</w:t>
+        <w:t xml:space="preserve">29.2%</w:t>
       </w:r>
       <w:r>
         <w:t xml:space="preserve"> </w:t>
@@ -1074,7 +1074,7 @@
           <w:bCs/>
           <w:b/>
         </w:rPr>
-        <w:t xml:space="preserve">14.0%</w:t>
+        <w:t xml:space="preserve">13.7%</w:t>
       </w:r>
       <w:r>
         <w:t xml:space="preserve">, 6-month</w:t>
@@ -1087,7 +1087,7 @@
           <w:bCs/>
           <w:b/>
         </w:rPr>
-        <w:t xml:space="preserve">20.3%</w:t>
+        <w:t xml:space="preserve">19.9%</w:t>
       </w:r>
       <w:r>
         <w:t xml:space="preserve">).</w:t>
@@ -1100,7 +1100,7 @@
       <w:r>
         <w:drawing>
           <wp:inline>
-            <wp:extent cx="5334000" cy="3004481"/>
+            <wp:extent cx="5334000" cy="2971209"/>
             <wp:effectExtent b="0" l="0" r="0" t="0"/>
             <wp:docPr descr="Forward range" title="" id="36" name="Picture"/>
             <a:graphic>
@@ -1121,7 +1121,7 @@
                   <pic:spPr bwMode="auto">
                     <a:xfrm>
                       <a:off x="0" y="0"/>
-                      <a:ext cx="5334000" cy="3004481"/>
+                      <a:ext cx="5334000" cy="2971209"/>
                     </a:xfrm>
                     <a:prstGeom prst="rect">
                       <a:avLst/>
@@ -1342,19 +1342,19 @@
               <w:jc w:val="left"/>
             </w:pPr>
             <w:r>
-              <w:t xml:space="preserve">5,788</w:t>
-            </w:r>
-          </w:p>
-        </w:tc>
-        <w:tc>
-          <w:tcPr/>
-          <w:p>
-            <w:pPr>
-              <w:pStyle w:val="Compact"/>
-              <w:jc w:val="left"/>
-            </w:pPr>
-            <w:r>
-              <w:t xml:space="preserve">62.3%</w:t>
+              <w:t xml:space="preserve">5,771</w:t>
+            </w:r>
+          </w:p>
+        </w:tc>
+        <w:tc>
+          <w:tcPr/>
+          <w:p>
+            <w:pPr>
+              <w:pStyle w:val="Compact"/>
+              <w:jc w:val="left"/>
+            </w:pPr>
+            <w:r>
+              <w:t xml:space="preserve">63.1%</w:t>
             </w:r>
           </w:p>
         </w:tc>
@@ -1392,19 +1392,19 @@
               <w:jc w:val="left"/>
             </w:pPr>
             <w:r>
-              <w:t xml:space="preserve">9,480</w:t>
-            </w:r>
-          </w:p>
-        </w:tc>
-        <w:tc>
-          <w:tcPr/>
-          <w:p>
-            <w:pPr>
-              <w:pStyle w:val="Compact"/>
-              <w:jc w:val="left"/>
-            </w:pPr>
-            <w:r>
-              <w:t xml:space="preserve">32.0%</w:t>
+              <w:t xml:space="preserve">9,512</w:t>
+            </w:r>
+          </w:p>
+        </w:tc>
+        <w:tc>
+          <w:tcPr/>
+          <w:p>
+            <w:pPr>
+              <w:pStyle w:val="Compact"/>
+              <w:jc w:val="left"/>
+            </w:pPr>
+            <w:r>
+              <w:t xml:space="preserve">31.5%</w:t>
             </w:r>
           </w:p>
         </w:tc>
@@ -1442,19 +1442,19 @@
               <w:jc w:val="left"/>
             </w:pPr>
             <w:r>
-              <w:t xml:space="preserve">9,333</w:t>
-            </w:r>
-          </w:p>
-        </w:tc>
-        <w:tc>
-          <w:tcPr/>
-          <w:p>
-            <w:pPr>
-              <w:pStyle w:val="Compact"/>
-              <w:jc w:val="left"/>
-            </w:pPr>
-            <w:r>
-              <w:t xml:space="preserve">20.9%</w:t>
+              <w:t xml:space="preserve">9,283</w:t>
+            </w:r>
+          </w:p>
+        </w:tc>
+        <w:tc>
+          <w:tcPr/>
+          <w:p>
+            <w:pPr>
+              <w:pStyle w:val="Compact"/>
+              <w:jc w:val="left"/>
+            </w:pPr>
+            <w:r>
+              <w:t xml:space="preserve">20.6%</w:t>
             </w:r>
           </w:p>
         </w:tc>
@@ -1492,19 +1492,19 @@
               <w:jc w:val="left"/>
             </w:pPr>
             <w:r>
-              <w:t xml:space="preserve">5,937</w:t>
-            </w:r>
-          </w:p>
-        </w:tc>
-        <w:tc>
-          <w:tcPr/>
-          <w:p>
-            <w:pPr>
-              <w:pStyle w:val="Compact"/>
-              <w:jc w:val="left"/>
-            </w:pPr>
-            <w:r>
-              <w:t xml:space="preserve">8.5%</w:t>
+              <w:t xml:space="preserve">5,972</w:t>
+            </w:r>
+          </w:p>
+        </w:tc>
+        <w:tc>
+          <w:tcPr/>
+          <w:p>
+            <w:pPr>
+              <w:pStyle w:val="Compact"/>
+              <w:jc w:val="left"/>
+            </w:pPr>
+            <w:r>
+              <w:t xml:space="preserve">8.3%</w:t>
             </w:r>
           </w:p>
         </w:tc>

--- a/TechnicalPaper/mtg-volatility-signal_technical-report.docx
+++ b/TechnicalPaper/mtg-volatility-signal_technical-report.docx
@@ -20,7 +20,7 @@
           <w:bCs/>
           <w:b/>
         </w:rPr>
-        <w:t xml:space="preserve">Snapshot 2026-09-11. By Cameraderie Cards. Informational only, not financial advice.</w:t>
+        <w:t xml:space="preserve">Snapshot 2026-09-12. By Cameraderie Cards. Informational only, not financial advice.</w:t>
       </w:r>
     </w:p>
     <w:p>
@@ -592,7 +592,7 @@
           <w:bCs/>
           <w:b/>
         </w:rPr>
-        <w:t xml:space="preserve">25.6%</w:t>
+        <w:t xml:space="preserve">26.0%</w:t>
       </w:r>
       <w:r>
         <w:t xml:space="preserve">.</w:t>
@@ -1058,7 +1058,7 @@
           <w:bCs/>
           <w:b/>
         </w:rPr>
-        <w:t xml:space="preserve">29.2%</w:t>
+        <w:t xml:space="preserve">29.7%</w:t>
       </w:r>
       <w:r>
         <w:t xml:space="preserve"> </w:t>
@@ -1074,7 +1074,7 @@
           <w:bCs/>
           <w:b/>
         </w:rPr>
-        <w:t xml:space="preserve">13.7%</w:t>
+        <w:t xml:space="preserve">13.9%</w:t>
       </w:r>
       <w:r>
         <w:t xml:space="preserve">, 6-month</w:t>
@@ -1087,7 +1087,7 @@
           <w:bCs/>
           <w:b/>
         </w:rPr>
-        <w:t xml:space="preserve">19.9%</w:t>
+        <w:t xml:space="preserve">20.2%</w:t>
       </w:r>
       <w:r>
         <w:t xml:space="preserve">).</w:t>
@@ -1100,7 +1100,7 @@
       <w:r>
         <w:drawing>
           <wp:inline>
-            <wp:extent cx="5334000" cy="2971209"/>
+            <wp:extent cx="5334000" cy="2977804"/>
             <wp:effectExtent b="0" l="0" r="0" t="0"/>
             <wp:docPr descr="Forward range" title="" id="36" name="Picture"/>
             <a:graphic>
@@ -1121,7 +1121,7 @@
                   <pic:spPr bwMode="auto">
                     <a:xfrm>
                       <a:off x="0" y="0"/>
-                      <a:ext cx="5334000" cy="2971209"/>
+                      <a:ext cx="5334000" cy="2977804"/>
                     </a:xfrm>
                     <a:prstGeom prst="rect">
                       <a:avLst/>
@@ -1342,19 +1342,19 @@
               <w:jc w:val="left"/>
             </w:pPr>
             <w:r>
-              <w:t xml:space="preserve">5,771</w:t>
-            </w:r>
-          </w:p>
-        </w:tc>
-        <w:tc>
-          <w:tcPr/>
-          <w:p>
-            <w:pPr>
-              <w:pStyle w:val="Compact"/>
-              <w:jc w:val="left"/>
-            </w:pPr>
-            <w:r>
-              <w:t xml:space="preserve">63.1%</w:t>
+              <w:t xml:space="preserve">5,746</w:t>
+            </w:r>
+          </w:p>
+        </w:tc>
+        <w:tc>
+          <w:tcPr/>
+          <w:p>
+            <w:pPr>
+              <w:pStyle w:val="Compact"/>
+              <w:jc w:val="left"/>
+            </w:pPr>
+            <w:r>
+              <w:t xml:space="preserve">63.2%</w:t>
             </w:r>
           </w:p>
         </w:tc>
@@ -1392,19 +1392,19 @@
               <w:jc w:val="left"/>
             </w:pPr>
             <w:r>
-              <w:t xml:space="preserve">9,512</w:t>
-            </w:r>
-          </w:p>
-        </w:tc>
-        <w:tc>
-          <w:tcPr/>
-          <w:p>
-            <w:pPr>
-              <w:pStyle w:val="Compact"/>
-              <w:jc w:val="left"/>
-            </w:pPr>
-            <w:r>
-              <w:t xml:space="preserve">31.5%</w:t>
+              <w:t xml:space="preserve">9,489</w:t>
+            </w:r>
+          </w:p>
+        </w:tc>
+        <w:tc>
+          <w:tcPr/>
+          <w:p>
+            <w:pPr>
+              <w:pStyle w:val="Compact"/>
+              <w:jc w:val="left"/>
+            </w:pPr>
+            <w:r>
+              <w:t xml:space="preserve">31.8%</w:t>
             </w:r>
           </w:p>
         </w:tc>
@@ -1442,19 +1442,19 @@
               <w:jc w:val="left"/>
             </w:pPr>
             <w:r>
-              <w:t xml:space="preserve">9,283</w:t>
-            </w:r>
-          </w:p>
-        </w:tc>
-        <w:tc>
-          <w:tcPr/>
-          <w:p>
-            <w:pPr>
-              <w:pStyle w:val="Compact"/>
-              <w:jc w:val="left"/>
-            </w:pPr>
-            <w:r>
-              <w:t xml:space="preserve">20.6%</w:t>
+              <w:t xml:space="preserve">9,368</w:t>
+            </w:r>
+          </w:p>
+        </w:tc>
+        <w:tc>
+          <w:tcPr/>
+          <w:p>
+            <w:pPr>
+              <w:pStyle w:val="Compact"/>
+              <w:jc w:val="left"/>
+            </w:pPr>
+            <w:r>
+              <w:t xml:space="preserve">20.9%</w:t>
             </w:r>
           </w:p>
         </w:tc>
@@ -1492,19 +1492,19 @@
               <w:jc w:val="left"/>
             </w:pPr>
             <w:r>
-              <w:t xml:space="preserve">5,972</w:t>
-            </w:r>
-          </w:p>
-        </w:tc>
-        <w:tc>
-          <w:tcPr/>
-          <w:p>
-            <w:pPr>
-              <w:pStyle w:val="Compact"/>
-              <w:jc w:val="left"/>
-            </w:pPr>
-            <w:r>
-              <w:t xml:space="preserve">8.3%</w:t>
+              <w:t xml:space="preserve">5,935</w:t>
+            </w:r>
+          </w:p>
+        </w:tc>
+        <w:tc>
+          <w:tcPr/>
+          <w:p>
+            <w:pPr>
+              <w:pStyle w:val="Compact"/>
+              <w:jc w:val="left"/>
+            </w:pPr>
+            <w:r>
+              <w:t xml:space="preserve">8.6%</w:t>
             </w:r>
           </w:p>
         </w:tc>
